--- a/插件详细手册/10.互动/关于允许操作移动.docx
+++ b/插件详细手册/10.互动/关于允许操作移动.docx
@@ -290,6 +290,68 @@
           <w:sz w:val="22"/>
         </w:rPr>
         <w:t>允许鼠标寻路不停止</w:t>
+      </w:r>
+    </w:p>
+    <w:p>
+      <w:pPr>
+        <w:widowControl/>
+        <w:adjustRightInd w:val="0"/>
+        <w:snapToGrid w:val="0"/>
+        <w:ind w:firstLineChars="200" w:firstLine="440"/>
+        <w:jc w:val="left"/>
+        <w:rPr>
+          <w:rFonts w:ascii="Tahoma" w:eastAsia="微软雅黑" w:hAnsi="Tahoma"/>
+          <w:kern w:val="0"/>
+          <w:sz w:val="22"/>
+        </w:rPr>
+      </w:pPr>
+      <w:r>
+        <w:rPr>
+          <w:rFonts w:ascii="Tahoma" w:eastAsia="微软雅黑" w:hAnsi="Tahoma" w:hint="eastAsia"/>
+          <w:kern w:val="0"/>
+          <w:sz w:val="22"/>
+        </w:rPr>
+        <w:t>◆</w:t>
+      </w:r>
+      <w:r>
+        <w:rPr>
+          <w:rFonts w:ascii="Tahoma" w:eastAsia="微软雅黑" w:hAnsi="Tahoma" w:hint="eastAsia"/>
+          <w:kern w:val="0"/>
+          <w:sz w:val="22"/>
+        </w:rPr>
+        <w:t>Drill_PlayerAllowTouchByEventFrame</w:t>
+      </w:r>
+      <w:r>
+        <w:rPr>
+          <w:rFonts w:ascii="Tahoma" w:eastAsia="微软雅黑" w:hAnsi="Tahoma"/>
+          <w:kern w:val="0"/>
+          <w:sz w:val="22"/>
+        </w:rPr>
+        <w:tab/>
+      </w:r>
+      <w:r>
+        <w:rPr>
+          <w:rFonts w:ascii="Tahoma" w:eastAsia="微软雅黑" w:hAnsi="Tahoma" w:hint="eastAsia"/>
+          <w:kern w:val="0"/>
+          <w:sz w:val="22"/>
+        </w:rPr>
+        <w:t>互动</w:t>
+      </w:r>
+      <w:r>
+        <w:rPr>
+          <w:rFonts w:ascii="Tahoma" w:eastAsia="微软雅黑" w:hAnsi="Tahoma" w:hint="eastAsia"/>
+          <w:kern w:val="0"/>
+          <w:sz w:val="22"/>
+        </w:rPr>
+        <w:t xml:space="preserve"> - </w:t>
+      </w:r>
+      <w:r>
+        <w:rPr>
+          <w:rFonts w:ascii="Tahoma" w:eastAsia="微软雅黑" w:hAnsi="Tahoma" w:hint="eastAsia"/>
+          <w:kern w:val="0"/>
+          <w:sz w:val="22"/>
+        </w:rPr>
+        <w:t>允许鼠标点击行走图寻路</w:t>
       </w:r>
     </w:p>
     <w:p>
@@ -497,7 +559,7 @@
                 <w:kern w:val="0"/>
                 <w:sz w:val="22"/>
               </w:rPr>
-              <w:t>操作玩家移动</w:t>
+              <w:t>定义</w:t>
             </w:r>
           </w:p>
         </w:tc>
@@ -518,44 +580,6 @@
                 <w:sz w:val="22"/>
               </w:rPr>
             </w:pPr>
-            <w:hyperlink w:anchor="权限" w:history="1">
-              <w:r>
-                <w:rPr>
-                  <w:rStyle w:val="a4"/>
-                  <w:rFonts w:ascii="Tahoma" w:eastAsia="微软雅黑" w:hAnsi="Tahoma" w:hint="eastAsia"/>
-                  <w:kern w:val="0"/>
-                  <w:sz w:val="22"/>
-                </w:rPr>
-                <w:t>权限</w:t>
-              </w:r>
-            </w:hyperlink>
-            <w:r>
-              <w:rPr>
-                <w:rFonts w:ascii="Tahoma" w:eastAsia="微软雅黑" w:hAnsi="Tahoma"/>
-                <w:kern w:val="0"/>
-                <w:sz w:val="22"/>
-              </w:rPr>
-              <w:t xml:space="preserve"> </w:t>
-            </w:r>
-            <w:hyperlink w:anchor="允许" w:history="1">
-              <w:r>
-                <w:rPr>
-                  <w:rStyle w:val="a4"/>
-                  <w:rFonts w:ascii="Tahoma" w:eastAsia="微软雅黑" w:hAnsi="Tahoma" w:hint="eastAsia"/>
-                  <w:kern w:val="0"/>
-                  <w:sz w:val="22"/>
-                </w:rPr>
-                <w:t>允许</w:t>
-              </w:r>
-            </w:hyperlink>
-            <w:r>
-              <w:rPr>
-                <w:rFonts w:ascii="Tahoma" w:eastAsia="微软雅黑" w:hAnsi="Tahoma"/>
-                <w:kern w:val="0"/>
-                <w:sz w:val="22"/>
-              </w:rPr>
-              <w:t xml:space="preserve"> </w:t>
-            </w:r>
             <w:hyperlink w:anchor="操作" w:history="1">
               <w:r>
                 <w:rPr>
@@ -594,21 +618,7 @@
               </w:rPr>
               <w:t xml:space="preserve"> </w:t>
             </w:r>
-          </w:p>
-          <w:p>
-            <w:pPr>
-              <w:widowControl/>
-              <w:adjustRightInd w:val="0"/>
-              <w:snapToGrid w:val="0"/>
-              <w:spacing w:after="200"/>
-              <w:jc w:val="left"/>
-              <w:rPr>
-                <w:rFonts w:ascii="Tahoma" w:eastAsia="微软雅黑" w:hAnsi="Tahoma"/>
-                <w:kern w:val="0"/>
-                <w:sz w:val="22"/>
-              </w:rPr>
-            </w:pPr>
-            <w:hyperlink w:anchor="操作权限" w:history="1">
+            <w:hyperlink w:anchor="操作移动" w:history="1">
               <w:r>
                 <w:rPr>
                   <w:rStyle w:val="a4"/>
@@ -616,18 +626,18 @@
                   <w:kern w:val="0"/>
                   <w:sz w:val="22"/>
                 </w:rPr>
-                <w:t>操作权限</w:t>
+                <w:t>操作移动</w:t>
               </w:r>
             </w:hyperlink>
             <w:r>
               <w:rPr>
-                <w:rFonts w:ascii="Tahoma" w:eastAsia="微软雅黑" w:hAnsi="Tahoma"/>
+                <w:rFonts w:ascii="Tahoma" w:eastAsia="微软雅黑" w:hAnsi="Tahoma" w:hint="eastAsia"/>
                 <w:kern w:val="0"/>
                 <w:sz w:val="22"/>
               </w:rPr>
               <w:t xml:space="preserve"> </w:t>
             </w:r>
-            <w:hyperlink w:anchor="_2)_控制移动的渠道" w:history="1">
+            <w:hyperlink w:anchor="控制移动" w:history="1">
               <w:r>
                 <w:rPr>
                   <w:rStyle w:val="a4"/>
@@ -640,7 +650,7 @@
             </w:hyperlink>
             <w:r>
               <w:rPr>
-                <w:rFonts w:ascii="Tahoma" w:eastAsia="微软雅黑" w:hAnsi="Tahoma"/>
+                <w:rFonts w:ascii="Tahoma" w:eastAsia="微软雅黑" w:hAnsi="Tahoma" w:hint="eastAsia"/>
                 <w:kern w:val="0"/>
                 <w:sz w:val="22"/>
               </w:rPr>
@@ -660,7 +670,7 @@
                 <w:sz w:val="22"/>
               </w:rPr>
             </w:pPr>
-            <w:hyperlink w:anchor="允许操作移动" w:history="1">
+            <w:hyperlink w:anchor="_寻路" w:history="1">
               <w:r>
                 <w:rPr>
                   <w:rStyle w:val="a4"/>
@@ -668,31 +678,12 @@
                   <w:kern w:val="0"/>
                   <w:sz w:val="22"/>
                 </w:rPr>
-                <w:t>允许操作移动</w:t>
+                <w:t>寻路</w:t>
               </w:r>
             </w:hyperlink>
             <w:r>
               <w:rPr>
-                <w:rFonts w:ascii="Tahoma" w:eastAsia="微软雅黑" w:hAnsi="Tahoma"/>
-                <w:kern w:val="0"/>
-                <w:sz w:val="22"/>
-              </w:rPr>
-              <w:t xml:space="preserve"> </w:t>
-            </w:r>
-            <w:hyperlink w:anchor="_2)_不允许的条件" w:history="1">
-              <w:r>
-                <w:rPr>
-                  <w:rStyle w:val="a4"/>
-                  <w:rFonts w:ascii="Tahoma" w:eastAsia="微软雅黑" w:hAnsi="Tahoma" w:hint="eastAsia"/>
-                  <w:kern w:val="0"/>
-                  <w:sz w:val="22"/>
-                </w:rPr>
-                <w:t>不允许的条件</w:t>
-              </w:r>
-            </w:hyperlink>
-            <w:r>
-              <w:rPr>
-                <w:rFonts w:ascii="Tahoma" w:eastAsia="微软雅黑" w:hAnsi="Tahoma"/>
+                <w:rFonts w:ascii="Tahoma" w:eastAsia="微软雅黑" w:hAnsi="Tahoma" w:hint="eastAsia"/>
                 <w:kern w:val="0"/>
                 <w:sz w:val="22"/>
               </w:rPr>
@@ -726,15 +717,7 @@
                 <w:kern w:val="0"/>
                 <w:sz w:val="22"/>
               </w:rPr>
-              <w:t>操作事件</w:t>
-            </w:r>
-            <w:r>
-              <w:rPr>
-                <w:rFonts w:ascii="Tahoma" w:eastAsia="微软雅黑" w:hAnsi="Tahoma" w:hint="eastAsia"/>
-                <w:kern w:val="0"/>
-                <w:sz w:val="22"/>
-              </w:rPr>
-              <w:t>移动</w:t>
+              <w:t>操作玩家移动</w:t>
             </w:r>
           </w:p>
         </w:tc>
@@ -750,6 +733,172 @@
               <w:spacing w:after="200"/>
               <w:jc w:val="left"/>
               <w:rPr>
+                <w:rFonts w:ascii="Tahoma" w:eastAsia="微软雅黑" w:hAnsi="Tahoma"/>
+                <w:kern w:val="0"/>
+                <w:sz w:val="22"/>
+              </w:rPr>
+            </w:pPr>
+            <w:hyperlink w:anchor="权限" w:history="1">
+              <w:r>
+                <w:rPr>
+                  <w:rStyle w:val="a4"/>
+                  <w:rFonts w:ascii="Tahoma" w:eastAsia="微软雅黑" w:hAnsi="Tahoma" w:hint="eastAsia"/>
+                  <w:kern w:val="0"/>
+                  <w:sz w:val="22"/>
+                </w:rPr>
+                <w:t>权限</w:t>
+              </w:r>
+            </w:hyperlink>
+            <w:r>
+              <w:rPr>
+                <w:rFonts w:ascii="Tahoma" w:eastAsia="微软雅黑" w:hAnsi="Tahoma"/>
+                <w:kern w:val="0"/>
+                <w:sz w:val="22"/>
+              </w:rPr>
+              <w:t xml:space="preserve"> </w:t>
+            </w:r>
+            <w:hyperlink w:anchor="允许" w:history="1">
+              <w:r>
+                <w:rPr>
+                  <w:rStyle w:val="a4"/>
+                  <w:rFonts w:ascii="Tahoma" w:eastAsia="微软雅黑" w:hAnsi="Tahoma" w:hint="eastAsia"/>
+                  <w:kern w:val="0"/>
+                  <w:sz w:val="22"/>
+                </w:rPr>
+                <w:t>允许</w:t>
+              </w:r>
+            </w:hyperlink>
+            <w:r>
+              <w:rPr>
+                <w:rFonts w:ascii="Tahoma" w:eastAsia="微软雅黑" w:hAnsi="Tahoma"/>
+                <w:kern w:val="0"/>
+                <w:sz w:val="22"/>
+              </w:rPr>
+              <w:t xml:space="preserve"> </w:t>
+            </w:r>
+            <w:hyperlink w:anchor="操作权限" w:history="1">
+              <w:r>
+                <w:rPr>
+                  <w:rStyle w:val="a4"/>
+                  <w:rFonts w:ascii="Tahoma" w:eastAsia="微软雅黑" w:hAnsi="Tahoma" w:hint="eastAsia"/>
+                  <w:kern w:val="0"/>
+                  <w:sz w:val="22"/>
+                </w:rPr>
+                <w:t>操作权限</w:t>
+              </w:r>
+            </w:hyperlink>
+            <w:r>
+              <w:rPr>
+                <w:rFonts w:ascii="Tahoma" w:eastAsia="微软雅黑" w:hAnsi="Tahoma"/>
+                <w:kern w:val="0"/>
+                <w:sz w:val="22"/>
+              </w:rPr>
+              <w:t xml:space="preserve"> </w:t>
+            </w:r>
+          </w:p>
+          <w:p>
+            <w:pPr>
+              <w:widowControl/>
+              <w:adjustRightInd w:val="0"/>
+              <w:snapToGrid w:val="0"/>
+              <w:spacing w:after="200"/>
+              <w:jc w:val="left"/>
+              <w:rPr>
+                <w:rFonts w:ascii="Tahoma" w:eastAsia="微软雅黑" w:hAnsi="Tahoma"/>
+                <w:kern w:val="0"/>
+                <w:sz w:val="22"/>
+              </w:rPr>
+            </w:pPr>
+            <w:hyperlink w:anchor="允许操作移动" w:history="1">
+              <w:r>
+                <w:rPr>
+                  <w:rStyle w:val="a4"/>
+                  <w:rFonts w:ascii="Tahoma" w:eastAsia="微软雅黑" w:hAnsi="Tahoma" w:hint="eastAsia"/>
+                  <w:kern w:val="0"/>
+                  <w:sz w:val="22"/>
+                </w:rPr>
+                <w:t>允许操作移动</w:t>
+              </w:r>
+            </w:hyperlink>
+            <w:r>
+              <w:rPr>
+                <w:rFonts w:ascii="Tahoma" w:eastAsia="微软雅黑" w:hAnsi="Tahoma" w:hint="eastAsia"/>
+                <w:kern w:val="0"/>
+                <w:sz w:val="22"/>
+              </w:rPr>
+              <w:t xml:space="preserve"> </w:t>
+            </w:r>
+            <w:hyperlink w:anchor="_3)_不允许的情况" w:history="1">
+              <w:r>
+                <w:rPr>
+                  <w:rStyle w:val="a4"/>
+                  <w:rFonts w:ascii="Tahoma" w:eastAsia="微软雅黑" w:hAnsi="Tahoma" w:hint="eastAsia"/>
+                  <w:kern w:val="0"/>
+                  <w:sz w:val="22"/>
+                </w:rPr>
+                <w:t>不允许的情况</w:t>
+              </w:r>
+            </w:hyperlink>
+            <w:r>
+              <w:rPr>
+                <w:rFonts w:ascii="Tahoma" w:eastAsia="微软雅黑" w:hAnsi="Tahoma" w:hint="eastAsia"/>
+                <w:kern w:val="0"/>
+                <w:sz w:val="22"/>
+              </w:rPr>
+              <w:t xml:space="preserve"> </w:t>
+            </w:r>
+          </w:p>
+        </w:tc>
+      </w:tr>
+      <w:tr>
+        <w:tc>
+          <w:tcPr>
+            <w:tcW w:w="2093" w:type="dxa"/>
+            <w:shd w:val="clear" w:color="auto" w:fill="D9D9D9" w:themeFill="background1" w:themeFillShade="D9"/>
+          </w:tcPr>
+          <w:p>
+            <w:pPr>
+              <w:widowControl/>
+              <w:adjustRightInd w:val="0"/>
+              <w:snapToGrid w:val="0"/>
+              <w:spacing w:after="200"/>
+              <w:jc w:val="center"/>
+              <w:rPr>
+                <w:rFonts w:ascii="Tahoma" w:eastAsia="微软雅黑" w:hAnsi="Tahoma"/>
+                <w:kern w:val="0"/>
+                <w:sz w:val="22"/>
+              </w:rPr>
+            </w:pPr>
+            <w:r>
+              <w:rPr>
+                <w:rFonts w:ascii="Tahoma" w:eastAsia="微软雅黑" w:hAnsi="Tahoma" w:hint="eastAsia"/>
+                <w:kern w:val="0"/>
+                <w:sz w:val="22"/>
+              </w:rPr>
+              <w:t>操作事件</w:t>
+            </w:r>
+            <w:r>
+              <w:rPr>
+                <w:rFonts w:ascii="Tahoma" w:eastAsia="微软雅黑" w:hAnsi="Tahoma" w:hint="eastAsia"/>
+                <w:kern w:val="0"/>
+                <w:sz w:val="22"/>
+              </w:rPr>
+              <w:t>移动</w:t>
+            </w:r>
+          </w:p>
+        </w:tc>
+        <w:tc>
+          <w:tcPr>
+            <w:tcW w:w="6429" w:type="dxa"/>
+          </w:tcPr>
+          <w:p>
+            <w:pPr>
+              <w:widowControl/>
+              <w:adjustRightInd w:val="0"/>
+              <w:snapToGrid w:val="0"/>
+              <w:spacing w:after="200"/>
+              <w:jc w:val="left"/>
+              <w:rPr>
                 <w:rFonts w:ascii="微软雅黑" w:eastAsia="微软雅黑" w:hAnsi="微软雅黑" w:hint="eastAsia"/>
               </w:rPr>
             </w:pPr>
@@ -786,6 +935,95 @@
           </w:p>
         </w:tc>
       </w:tr>
+      <w:tr>
+        <w:tc>
+          <w:tcPr>
+            <w:tcW w:w="2093" w:type="dxa"/>
+            <w:shd w:val="clear" w:color="auto" w:fill="D9D9D9" w:themeFill="background1" w:themeFillShade="D9"/>
+          </w:tcPr>
+          <w:p>
+            <w:pPr>
+              <w:widowControl/>
+              <w:adjustRightInd w:val="0"/>
+              <w:snapToGrid w:val="0"/>
+              <w:spacing w:after="200"/>
+              <w:jc w:val="center"/>
+              <w:rPr>
+                <w:rFonts w:ascii="Tahoma" w:eastAsia="微软雅黑" w:hAnsi="Tahoma"/>
+                <w:kern w:val="0"/>
+                <w:sz w:val="22"/>
+              </w:rPr>
+            </w:pPr>
+            <w:r>
+              <w:rPr>
+                <w:rFonts w:ascii="Tahoma" w:eastAsia="微软雅黑" w:hAnsi="Tahoma" w:hint="eastAsia"/>
+                <w:kern w:val="0"/>
+                <w:sz w:val="22"/>
+              </w:rPr>
+              <w:t>子插件</w:t>
+            </w:r>
+          </w:p>
+        </w:tc>
+        <w:tc>
+          <w:tcPr>
+            <w:tcW w:w="6429" w:type="dxa"/>
+          </w:tcPr>
+          <w:p>
+            <w:pPr>
+              <w:widowControl/>
+              <w:adjustRightInd w:val="0"/>
+              <w:snapToGrid w:val="0"/>
+              <w:spacing w:after="200"/>
+              <w:jc w:val="left"/>
+              <w:rPr>
+                <w:rFonts w:ascii="微软雅黑" w:eastAsia="微软雅黑" w:hAnsi="微软雅黑" w:hint="eastAsia"/>
+              </w:rPr>
+            </w:pPr>
+            <w:hyperlink w:anchor="_【互动_-_允许鼠标寻路不停止】" w:history="1">
+              <w:r>
+                <w:rPr>
+                  <w:rStyle w:val="a4"/>
+                  <w:rFonts w:ascii="微软雅黑" w:eastAsia="微软雅黑" w:hAnsi="微软雅黑" w:hint="eastAsia"/>
+                </w:rPr>
+                <w:t>【互动 - 允许鼠标寻路不停止】</w:t>
+              </w:r>
+            </w:hyperlink>
+            <w:r>
+              <w:rPr>
+                <w:rFonts w:ascii="微软雅黑" w:eastAsia="微软雅黑" w:hAnsi="微软雅黑" w:hint="eastAsia"/>
+              </w:rPr>
+              <w:t xml:space="preserve"> </w:t>
+            </w:r>
+          </w:p>
+          <w:p>
+            <w:pPr>
+              <w:widowControl/>
+              <w:adjustRightInd w:val="0"/>
+              <w:snapToGrid w:val="0"/>
+              <w:spacing w:after="200"/>
+              <w:jc w:val="left"/>
+              <w:rPr>
+                <w:rFonts w:ascii="微软雅黑" w:eastAsia="微软雅黑" w:hAnsi="微软雅黑" w:hint="eastAsia"/>
+              </w:rPr>
+            </w:pPr>
+            <w:hyperlink w:anchor="_【互动_-_允许鼠标点击行走图寻路】" w:history="1">
+              <w:r>
+                <w:rPr>
+                  <w:rStyle w:val="a4"/>
+                  <w:rFonts w:ascii="微软雅黑" w:eastAsia="微软雅黑" w:hAnsi="微软雅黑" w:hint="eastAsia"/>
+                </w:rPr>
+                <w:t>【互动 - 允许鼠标点击行走图寻路】</w:t>
+              </w:r>
+            </w:hyperlink>
+            <w:r>
+              <w:rPr>
+                <w:rFonts w:ascii="微软雅黑" w:eastAsia="微软雅黑" w:hAnsi="微软雅黑" w:hint="eastAsia"/>
+              </w:rPr>
+              <w:t xml:space="preserve"> </w:t>
+            </w:r>
+          </w:p>
+        </w:tc>
+      </w:tr>
     </w:tbl>
     <w:p>
       <w:pPr>
@@ -832,7 +1070,13 @@
         <w:rPr>
           <w:rFonts w:hint="eastAsia"/>
         </w:rPr>
-        <w:t>定义</w:t>
+        <w:t>操作</w:t>
+      </w:r>
+      <w:r>
+        <w:rPr>
+          <w:rFonts w:hint="eastAsia"/>
+        </w:rPr>
+        <w:t>移动</w:t>
       </w:r>
     </w:p>
     <w:p>
@@ -1455,6 +1699,7 @@
           <w:rFonts w:hint="eastAsia"/>
         </w:rPr>
       </w:pPr>
+      <w:bookmarkStart w:id="3" w:name="操作移动"/>
       <w:r>
         <w:rPr>
           <w:rFonts w:ascii="Tahoma" w:eastAsia="微软雅黑" w:hAnsi="Tahoma" w:hint="eastAsia"/>
@@ -1463,140 +1708,9 @@
           <w:kern w:val="0"/>
           <w:sz w:val="22"/>
         </w:rPr>
-        <w:t>操作移动：</w:t>
-      </w:r>
-      <w:r>
-        <w:rPr>
-          <w:rFonts w:ascii="Tahoma" w:eastAsia="微软雅黑" w:hAnsi="Tahoma" w:hint="eastAsia"/>
-          <w:kern w:val="0"/>
-          <w:sz w:val="22"/>
-        </w:rPr>
-        <w:t>指</w:t>
-      </w:r>
-      <w:r>
-        <w:rPr>
-          <w:rFonts w:ascii="Tahoma" w:eastAsia="微软雅黑" w:hAnsi="Tahoma" w:hint="eastAsia"/>
-          <w:kern w:val="0"/>
-          <w:sz w:val="22"/>
-        </w:rPr>
-        <w:t>玩家</w:t>
-      </w:r>
-      <w:r>
-        <w:rPr>
-          <w:rFonts w:ascii="Tahoma" w:eastAsia="微软雅黑" w:hAnsi="Tahoma" w:hint="eastAsia"/>
-          <w:kern w:val="0"/>
-          <w:sz w:val="22"/>
-        </w:rPr>
-        <w:t>使用</w:t>
-      </w:r>
-      <w:r>
-        <w:rPr>
-          <w:rFonts w:ascii="Tahoma" w:eastAsia="微软雅黑" w:hAnsi="Tahoma" w:hint="eastAsia"/>
-          <w:kern w:val="0"/>
-          <w:sz w:val="22"/>
-        </w:rPr>
-        <w:t xml:space="preserve"> </w:t>
-      </w:r>
-      <w:r>
-        <w:rPr>
-          <w:rFonts w:ascii="Tahoma" w:eastAsia="微软雅黑" w:hAnsi="Tahoma" w:hint="eastAsia"/>
-          <w:kern w:val="0"/>
-          <w:sz w:val="22"/>
-        </w:rPr>
-        <w:t>输入设备</w:t>
-      </w:r>
-      <w:r>
-        <w:rPr>
-          <w:rFonts w:ascii="Tahoma" w:eastAsia="微软雅黑" w:hAnsi="Tahoma" w:hint="eastAsia"/>
-          <w:kern w:val="0"/>
-          <w:sz w:val="22"/>
-        </w:rPr>
-        <w:t xml:space="preserve"> </w:t>
-      </w:r>
-      <w:r>
-        <w:rPr>
-          <w:rFonts w:ascii="Tahoma" w:eastAsia="微软雅黑" w:hAnsi="Tahoma" w:hint="eastAsia"/>
-          <w:kern w:val="0"/>
-          <w:sz w:val="22"/>
-        </w:rPr>
-        <w:t>控制</w:t>
-      </w:r>
-      <w:r>
-        <w:rPr>
-          <w:rFonts w:ascii="Tahoma" w:eastAsia="微软雅黑" w:hAnsi="Tahoma" w:hint="eastAsia"/>
-          <w:kern w:val="0"/>
-          <w:sz w:val="22"/>
-        </w:rPr>
-        <w:t>游戏中的</w:t>
-      </w:r>
-      <w:r>
-        <w:rPr>
-          <w:rFonts w:ascii="Tahoma" w:eastAsia="微软雅黑" w:hAnsi="Tahoma" w:hint="eastAsia"/>
-          <w:kern w:val="0"/>
-          <w:sz w:val="22"/>
-        </w:rPr>
-        <w:t xml:space="preserve"> </w:t>
-      </w:r>
-      <w:r>
-        <w:rPr>
-          <w:rFonts w:ascii="Tahoma" w:eastAsia="微软雅黑" w:hAnsi="Tahoma" w:hint="eastAsia"/>
-          <w:kern w:val="0"/>
-          <w:sz w:val="22"/>
-        </w:rPr>
-        <w:t>玩家</w:t>
-      </w:r>
-      <w:r>
-        <w:rPr>
-          <w:rFonts w:ascii="Tahoma" w:eastAsia="微软雅黑" w:hAnsi="Tahoma" w:hint="eastAsia"/>
-          <w:kern w:val="0"/>
-          <w:sz w:val="22"/>
-        </w:rPr>
-        <w:t>/</w:t>
-      </w:r>
-      <w:r>
-        <w:rPr>
-          <w:rFonts w:ascii="Tahoma" w:eastAsia="微软雅黑" w:hAnsi="Tahoma" w:hint="eastAsia"/>
-          <w:kern w:val="0"/>
-          <w:sz w:val="22"/>
-        </w:rPr>
-        <w:t>事件</w:t>
-      </w:r>
-      <w:r>
-        <w:rPr>
-          <w:rFonts w:ascii="Tahoma" w:eastAsia="微软雅黑" w:hAnsi="Tahoma" w:hint="eastAsia"/>
-          <w:kern w:val="0"/>
-          <w:sz w:val="22"/>
-        </w:rPr>
-        <w:t xml:space="preserve"> </w:t>
-      </w:r>
-      <w:r>
-        <w:rPr>
-          <w:rFonts w:ascii="Tahoma" w:eastAsia="微软雅黑" w:hAnsi="Tahoma" w:hint="eastAsia"/>
-          <w:kern w:val="0"/>
-          <w:sz w:val="22"/>
-        </w:rPr>
-        <w:t>在地图中行走的过程</w:t>
-      </w:r>
-      <w:r>
-        <w:rPr>
-          <w:rFonts w:ascii="Tahoma" w:eastAsia="微软雅黑" w:hAnsi="Tahoma" w:hint="eastAsia"/>
-          <w:kern w:val="0"/>
-          <w:sz w:val="22"/>
-        </w:rPr>
-        <w:t>。</w:t>
-      </w:r>
-    </w:p>
-    <w:p>
-      <w:pPr>
-        <w:snapToGrid w:val="0"/>
-        <w:spacing w:after="200"/>
-        <w:rPr>
-          <w:rFonts w:ascii="Tahoma" w:eastAsia="微软雅黑" w:hAnsi="Tahoma"/>
-          <w:kern w:val="0"/>
-          <w:sz w:val="22"/>
-        </w:rPr>
-      </w:pPr>
-      <w:bookmarkStart w:id="3" w:name="允许操作移动"/>
+        <w:t>操作移动</w:t>
+      </w:r>
+      <w:bookmarkEnd w:id="3"/>
       <w:r>
         <w:rPr>
           <w:rFonts w:ascii="Tahoma" w:eastAsia="微软雅黑" w:hAnsi="Tahoma" w:hint="eastAsia"/>
@@ -1605,17 +1719,6 @@
           <w:kern w:val="0"/>
           <w:sz w:val="22"/>
         </w:rPr>
-        <w:t>允许操作移动</w:t>
-      </w:r>
-      <w:bookmarkEnd w:id="3"/>
-      <w:r>
-        <w:rPr>
-          <w:rFonts w:ascii="Tahoma" w:eastAsia="微软雅黑" w:hAnsi="Tahoma" w:hint="eastAsia"/>
-          <w:b/>
-          <w:bCs/>
-          <w:kern w:val="0"/>
-          <w:sz w:val="22"/>
-        </w:rPr>
         <w:t>：</w:t>
       </w:r>
       <w:r>
@@ -1624,11 +1727,27 @@
           <w:kern w:val="0"/>
           <w:sz w:val="22"/>
         </w:rPr>
-        <w:t>指一种权限，权限能控制</w:t>
-      </w:r>
-      <w:r>
-        <w:rPr>
-          <w:rFonts w:ascii="Tahoma" w:eastAsia="微软雅黑" w:hAnsi="Tahoma"/>
+        <w:t>指</w:t>
+      </w:r>
+      <w:r>
+        <w:rPr>
+          <w:rFonts w:ascii="Tahoma" w:eastAsia="微软雅黑" w:hAnsi="Tahoma" w:hint="eastAsia"/>
+          <w:kern w:val="0"/>
+          <w:sz w:val="22"/>
+        </w:rPr>
+        <w:t>玩家</w:t>
+      </w:r>
+      <w:r>
+        <w:rPr>
+          <w:rFonts w:ascii="Tahoma" w:eastAsia="微软雅黑" w:hAnsi="Tahoma" w:hint="eastAsia"/>
+          <w:kern w:val="0"/>
+          <w:sz w:val="22"/>
+        </w:rPr>
+        <w:t>使用</w:t>
+      </w:r>
+      <w:r>
+        <w:rPr>
+          <w:rFonts w:ascii="Tahoma" w:eastAsia="微软雅黑" w:hAnsi="Tahoma" w:hint="eastAsia"/>
           <w:kern w:val="0"/>
           <w:sz w:val="22"/>
         </w:rPr>
@@ -1636,15 +1755,15 @@
       </w:r>
       <w:r>
         <w:rPr>
-          <w:rFonts w:ascii="Tahoma" w:eastAsia="微软雅黑" w:hAnsi="Tahoma"/>
-          <w:kern w:val="0"/>
-          <w:sz w:val="22"/>
-        </w:rPr>
-        <w:t>是否允许</w:t>
-      </w:r>
-      <w:r>
-        <w:rPr>
-          <w:rFonts w:ascii="Tahoma" w:eastAsia="微软雅黑" w:hAnsi="Tahoma"/>
+          <w:rFonts w:ascii="Tahoma" w:eastAsia="微软雅黑" w:hAnsi="Tahoma" w:hint="eastAsia"/>
+          <w:kern w:val="0"/>
+          <w:sz w:val="22"/>
+        </w:rPr>
+        <w:t>输入设备</w:t>
+      </w:r>
+      <w:r>
+        <w:rPr>
+          <w:rFonts w:ascii="Tahoma" w:eastAsia="微软雅黑" w:hAnsi="Tahoma" w:hint="eastAsia"/>
           <w:kern w:val="0"/>
           <w:sz w:val="22"/>
         </w:rPr>
@@ -1652,11 +1771,75 @@
       </w:r>
       <w:r>
         <w:rPr>
-          <w:rFonts w:ascii="Tahoma" w:eastAsia="微软雅黑" w:hAnsi="Tahoma"/>
-          <w:kern w:val="0"/>
-          <w:sz w:val="22"/>
-        </w:rPr>
-        <w:t>操作移动。</w:t>
+          <w:rFonts w:ascii="Tahoma" w:eastAsia="微软雅黑" w:hAnsi="Tahoma" w:hint="eastAsia"/>
+          <w:kern w:val="0"/>
+          <w:sz w:val="22"/>
+        </w:rPr>
+        <w:t>控制</w:t>
+      </w:r>
+      <w:r>
+        <w:rPr>
+          <w:rFonts w:ascii="Tahoma" w:eastAsia="微软雅黑" w:hAnsi="Tahoma" w:hint="eastAsia"/>
+          <w:kern w:val="0"/>
+          <w:sz w:val="22"/>
+        </w:rPr>
+        <w:t>游戏中的</w:t>
+      </w:r>
+      <w:r>
+        <w:rPr>
+          <w:rFonts w:ascii="Tahoma" w:eastAsia="微软雅黑" w:hAnsi="Tahoma" w:hint="eastAsia"/>
+          <w:kern w:val="0"/>
+          <w:sz w:val="22"/>
+        </w:rPr>
+        <w:t xml:space="preserve"> </w:t>
+      </w:r>
+      <w:r>
+        <w:rPr>
+          <w:rFonts w:ascii="Tahoma" w:eastAsia="微软雅黑" w:hAnsi="Tahoma" w:hint="eastAsia"/>
+          <w:kern w:val="0"/>
+          <w:sz w:val="22"/>
+        </w:rPr>
+        <w:t>玩家</w:t>
+      </w:r>
+      <w:r>
+        <w:rPr>
+          <w:rFonts w:ascii="Tahoma" w:eastAsia="微软雅黑" w:hAnsi="Tahoma" w:hint="eastAsia"/>
+          <w:kern w:val="0"/>
+          <w:sz w:val="22"/>
+        </w:rPr>
+        <w:t>/</w:t>
+      </w:r>
+      <w:r>
+        <w:rPr>
+          <w:rFonts w:ascii="Tahoma" w:eastAsia="微软雅黑" w:hAnsi="Tahoma" w:hint="eastAsia"/>
+          <w:kern w:val="0"/>
+          <w:sz w:val="22"/>
+        </w:rPr>
+        <w:t>事件</w:t>
+      </w:r>
+      <w:r>
+        <w:rPr>
+          <w:rFonts w:ascii="Tahoma" w:eastAsia="微软雅黑" w:hAnsi="Tahoma" w:hint="eastAsia"/>
+          <w:kern w:val="0"/>
+          <w:sz w:val="22"/>
+        </w:rPr>
+        <w:t xml:space="preserve"> </w:t>
+      </w:r>
+      <w:r>
+        <w:rPr>
+          <w:rFonts w:ascii="Tahoma" w:eastAsia="微软雅黑" w:hAnsi="Tahoma" w:hint="eastAsia"/>
+          <w:kern w:val="0"/>
+          <w:sz w:val="22"/>
+        </w:rPr>
+        <w:t>在地图中行走的过程</w:t>
+      </w:r>
+      <w:r>
+        <w:rPr>
+          <w:rFonts w:ascii="Tahoma" w:eastAsia="微软雅黑" w:hAnsi="Tahoma" w:hint="eastAsia"/>
+          <w:kern w:val="0"/>
+          <w:sz w:val="22"/>
+        </w:rPr>
+        <w:t>。</w:t>
       </w:r>
     </w:p>
     <w:p>
@@ -1675,10 +1858,10 @@
           <w:noProof/>
         </w:rPr>
         <w:drawing>
-          <wp:inline distT="0" distB="0" distL="0" distR="0" wp14:anchorId="48BCF71C" wp14:editId="4A68C33E">
-            <wp:extent cx="1181100" cy="1181100"/>
+          <wp:inline distT="0" distB="0" distL="0" distR="0" wp14:anchorId="64350C48" wp14:editId="7D52C64F">
+            <wp:extent cx="1143000" cy="1143000"/>
             <wp:effectExtent l="0" t="0" r="0" b="0"/>
-            <wp:docPr id="1" name="图片 1"/>
+            <wp:docPr id="1067131367" name="图片 1"/>
             <wp:cNvGraphicFramePr>
               <a:graphicFrameLocks xmlns:a="http://schemas.openxmlformats.org/drawingml/2006/main" noChangeAspect="1"/>
             </wp:cNvGraphicFramePr>
@@ -1686,7 +1869,7 @@
               <a:graphicData uri="http://schemas.openxmlformats.org/drawingml/2006/picture">
                 <pic:pic xmlns:pic="http://schemas.openxmlformats.org/drawingml/2006/picture">
                   <pic:nvPicPr>
-                    <pic:cNvPr id="0" name="Picture 2"/>
+                    <pic:cNvPr id="0" name="Picture 3"/>
                     <pic:cNvPicPr>
                       <a:picLocks noChangeAspect="1" noChangeArrowheads="1"/>
                     </pic:cNvPicPr>
@@ -1707,7 +1890,7 @@
                   <pic:spPr bwMode="auto">
                     <a:xfrm>
                       <a:off x="0" y="0"/>
-                      <a:ext cx="1181100" cy="1181100"/>
+                      <a:ext cx="1143000" cy="1143000"/>
                     </a:xfrm>
                     <a:prstGeom prst="rect">
                       <a:avLst/>
@@ -1724,12 +1907,6 @@
         </w:drawing>
       </w:r>
       <w:r>
-        <w:rPr>
-          <w:rFonts w:ascii="宋体" w:eastAsia="宋体" w:hAnsi="宋体" w:cs="宋体"/>
-          <w:kern w:val="0"/>
-          <w:sz w:val="24"/>
-          <w:szCs w:val="24"/>
-        </w:rPr>
         <w:t xml:space="preserve"> </w:t>
       </w:r>
       <w:r>
@@ -1737,10 +1914,10 @@
           <w:noProof/>
         </w:rPr>
         <w:drawing>
-          <wp:inline distT="0" distB="0" distL="0" distR="0" wp14:anchorId="7E72ECBD" wp14:editId="5814E5CF">
-            <wp:extent cx="1181100" cy="1181100"/>
+          <wp:inline distT="0" distB="0" distL="0" distR="0" wp14:anchorId="2F9BACB5" wp14:editId="16D1756C">
+            <wp:extent cx="1143000" cy="1143000"/>
             <wp:effectExtent l="0" t="0" r="0" b="0"/>
-            <wp:docPr id="2" name="图片 2"/>
+            <wp:docPr id="1944328322" name="图片 2"/>
             <wp:cNvGraphicFramePr>
               <a:graphicFrameLocks xmlns:a="http://schemas.openxmlformats.org/drawingml/2006/main" noChangeAspect="1"/>
             </wp:cNvGraphicFramePr>
@@ -1748,7 +1925,7 @@
               <a:graphicData uri="http://schemas.openxmlformats.org/drawingml/2006/picture">
                 <pic:pic xmlns:pic="http://schemas.openxmlformats.org/drawingml/2006/picture">
                   <pic:nvPicPr>
-                    <pic:cNvPr id="0" name="Picture 4"/>
+                    <pic:cNvPr id="0" name="Picture 5"/>
                     <pic:cNvPicPr>
                       <a:picLocks noChangeAspect="1" noChangeArrowheads="1"/>
                     </pic:cNvPicPr>
@@ -1769,7 +1946,7 @@
                   <pic:spPr bwMode="auto">
                     <a:xfrm>
                       <a:off x="0" y="0"/>
-                      <a:ext cx="1181100" cy="1181100"/>
+                      <a:ext cx="1143000" cy="1143000"/>
                     </a:xfrm>
                     <a:prstGeom prst="rect">
                       <a:avLst/>
@@ -1786,12 +1963,6 @@
         </w:drawing>
       </w:r>
       <w:r>
-        <w:rPr>
-          <w:rFonts w:ascii="宋体" w:eastAsia="宋体" w:hAnsi="宋体" w:cs="宋体" w:hint="eastAsia"/>
-          <w:kern w:val="0"/>
-          <w:sz w:val="24"/>
-          <w:szCs w:val="24"/>
-        </w:rPr>
         <w:t xml:space="preserve"> </w:t>
       </w:r>
       <w:r>
@@ -1799,10 +1970,10 @@
           <w:noProof/>
         </w:rPr>
         <w:drawing>
-          <wp:inline distT="0" distB="0" distL="0" distR="0" wp14:anchorId="496A5306" wp14:editId="290A0746">
-            <wp:extent cx="1181100" cy="1181100"/>
+          <wp:inline distT="0" distB="0" distL="0" distR="0" wp14:anchorId="5BD927B2" wp14:editId="58110879">
+            <wp:extent cx="1143000" cy="1143000"/>
             <wp:effectExtent l="0" t="0" r="0" b="0"/>
-            <wp:docPr id="4" name="图片 4"/>
+            <wp:docPr id="1736109820" name="图片 3"/>
             <wp:cNvGraphicFramePr>
               <a:graphicFrameLocks xmlns:a="http://schemas.openxmlformats.org/drawingml/2006/main" noChangeAspect="1"/>
             </wp:cNvGraphicFramePr>
@@ -1810,7 +1981,7 @@
               <a:graphicData uri="http://schemas.openxmlformats.org/drawingml/2006/picture">
                 <pic:pic xmlns:pic="http://schemas.openxmlformats.org/drawingml/2006/picture">
                   <pic:nvPicPr>
-                    <pic:cNvPr id="0" name="Picture 11"/>
+                    <pic:cNvPr id="0" name="Picture 7"/>
                     <pic:cNvPicPr>
                       <a:picLocks noChangeAspect="1" noChangeArrowheads="1"/>
                     </pic:cNvPicPr>
@@ -1831,7 +2002,7 @@
                   <pic:spPr bwMode="auto">
                     <a:xfrm>
                       <a:off x="0" y="0"/>
-                      <a:ext cx="1181100" cy="1181100"/>
+                      <a:ext cx="1143000" cy="1143000"/>
                     </a:xfrm>
                     <a:prstGeom prst="rect">
                       <a:avLst/>
@@ -1848,12 +2019,6 @@
         </w:drawing>
       </w:r>
       <w:r>
-        <w:rPr>
-          <w:rFonts w:ascii="宋体" w:eastAsia="宋体" w:hAnsi="宋体" w:cs="宋体"/>
-          <w:kern w:val="0"/>
-          <w:sz w:val="24"/>
-          <w:szCs w:val="24"/>
-        </w:rPr>
         <w:t xml:space="preserve"> </w:t>
       </w:r>
       <w:r>
@@ -1861,10 +2026,10 @@
           <w:noProof/>
         </w:rPr>
         <w:drawing>
-          <wp:inline distT="0" distB="0" distL="0" distR="0" wp14:anchorId="54E344A4" wp14:editId="454D76E7">
-            <wp:extent cx="1181100" cy="1181100"/>
+          <wp:inline distT="0" distB="0" distL="0" distR="0" wp14:anchorId="33E6BA0B" wp14:editId="2101069E">
+            <wp:extent cx="1143000" cy="1143000"/>
             <wp:effectExtent l="0" t="0" r="0" b="0"/>
-            <wp:docPr id="5" name="图片 5"/>
+            <wp:docPr id="1109201975" name="图片 4"/>
             <wp:cNvGraphicFramePr>
               <a:graphicFrameLocks xmlns:a="http://schemas.openxmlformats.org/drawingml/2006/main" noChangeAspect="1"/>
             </wp:cNvGraphicFramePr>
@@ -1872,7 +2037,7 @@
               <a:graphicData uri="http://schemas.openxmlformats.org/drawingml/2006/picture">
                 <pic:pic xmlns:pic="http://schemas.openxmlformats.org/drawingml/2006/picture">
                   <pic:nvPicPr>
-                    <pic:cNvPr id="0" name="Picture 13"/>
+                    <pic:cNvPr id="0" name="Picture 9"/>
                     <pic:cNvPicPr>
                       <a:picLocks noChangeAspect="1" noChangeArrowheads="1"/>
                     </pic:cNvPicPr>
@@ -1893,7 +2058,7 @@
                   <pic:spPr bwMode="auto">
                     <a:xfrm>
                       <a:off x="0" y="0"/>
-                      <a:ext cx="1181100" cy="1181100"/>
+                      <a:ext cx="1143000" cy="1143000"/>
                     </a:xfrm>
                     <a:prstGeom prst="rect">
                       <a:avLst/>
@@ -1919,6 +2084,7 @@
           <w:sz w:val="22"/>
         </w:rPr>
       </w:pPr>
+      <w:bookmarkStart w:id="4" w:name="控制移动"/>
       <w:r>
         <w:rPr>
           <w:rFonts w:ascii="Tahoma" w:eastAsia="微软雅黑" w:hAnsi="Tahoma" w:hint="eastAsia"/>
@@ -1927,8 +2093,9 @@
           <w:kern w:val="0"/>
           <w:sz w:val="22"/>
         </w:rPr>
-        <w:t>允许操作</w:t>
-      </w:r>
+        <w:t>控制移动</w:t>
+      </w:r>
+      <w:bookmarkEnd w:id="4"/>
       <w:r>
         <w:rPr>
           <w:rFonts w:ascii="Tahoma" w:eastAsia="微软雅黑" w:hAnsi="Tahoma" w:hint="eastAsia"/>
@@ -1937,29 +2104,92 @@
           <w:kern w:val="0"/>
           <w:sz w:val="22"/>
         </w:rPr>
+        <w:t>：</w:t>
+      </w:r>
+      <w:r>
+        <w:rPr>
+          <w:rFonts w:ascii="Tahoma" w:eastAsia="微软雅黑" w:hAnsi="Tahoma" w:hint="eastAsia"/>
+          <w:kern w:val="0"/>
+          <w:sz w:val="22"/>
+        </w:rPr>
+        <w:t>指</w:t>
+      </w:r>
+      <w:r>
+        <w:rPr>
+          <w:rFonts w:ascii="Tahoma" w:eastAsia="微软雅黑" w:hAnsi="Tahoma" w:hint="eastAsia"/>
+          <w:kern w:val="0"/>
+          <w:sz w:val="22"/>
+        </w:rPr>
+        <w:t xml:space="preserve"> </w:t>
+      </w:r>
+      <w:r>
+        <w:rPr>
+          <w:rFonts w:ascii="Tahoma" w:eastAsia="微软雅黑" w:hAnsi="Tahoma" w:hint="eastAsia"/>
+          <w:color w:val="FF0000"/>
+          <w:kern w:val="0"/>
+          <w:sz w:val="22"/>
+        </w:rPr>
+        <w:t>通过任何方式</w:t>
+      </w:r>
+      <w:r>
+        <w:rPr>
+          <w:rFonts w:ascii="Tahoma" w:eastAsia="微软雅黑" w:hAnsi="Tahoma" w:hint="eastAsia"/>
+          <w:kern w:val="0"/>
+          <w:sz w:val="22"/>
+        </w:rPr>
+        <w:t xml:space="preserve"> </w:t>
+      </w:r>
+      <w:r>
+        <w:rPr>
+          <w:rFonts w:ascii="Tahoma" w:eastAsia="微软雅黑" w:hAnsi="Tahoma" w:hint="eastAsia"/>
+          <w:kern w:val="0"/>
+          <w:sz w:val="22"/>
+        </w:rPr>
+        <w:t>使得</w:t>
+      </w:r>
+      <w:r>
+        <w:rPr>
+          <w:rFonts w:ascii="Tahoma" w:eastAsia="微软雅黑" w:hAnsi="Tahoma" w:hint="eastAsia"/>
+          <w:kern w:val="0"/>
+          <w:sz w:val="22"/>
+        </w:rPr>
+        <w:t>游戏中的</w:t>
+      </w:r>
+      <w:r>
+        <w:rPr>
+          <w:rFonts w:ascii="Tahoma" w:eastAsia="微软雅黑" w:hAnsi="Tahoma" w:hint="eastAsia"/>
+          <w:kern w:val="0"/>
+          <w:sz w:val="22"/>
+        </w:rPr>
+        <w:t xml:space="preserve"> </w:t>
+      </w:r>
+      <w:r>
+        <w:rPr>
+          <w:rFonts w:ascii="Tahoma" w:eastAsia="微软雅黑" w:hAnsi="Tahoma" w:hint="eastAsia"/>
+          <w:kern w:val="0"/>
+          <w:sz w:val="22"/>
+        </w:rPr>
         <w:t>玩家</w:t>
       </w:r>
       <w:r>
         <w:rPr>
           <w:rFonts w:ascii="Tahoma" w:eastAsia="微软雅黑" w:hAnsi="Tahoma" w:hint="eastAsia"/>
-          <w:b/>
-          <w:bCs/>
-          <w:kern w:val="0"/>
-          <w:sz w:val="22"/>
-        </w:rPr>
-        <w:t>移动：</w:t>
-      </w:r>
-      <w:r>
-        <w:rPr>
-          <w:rFonts w:ascii="Tahoma" w:eastAsia="微软雅黑" w:hAnsi="Tahoma" w:hint="eastAsia"/>
-          <w:kern w:val="0"/>
-          <w:sz w:val="22"/>
-        </w:rPr>
-        <w:t>指一种权限，权限能控制</w:t>
-      </w:r>
-      <w:r>
-        <w:rPr>
-          <w:rFonts w:ascii="Tahoma" w:eastAsia="微软雅黑" w:hAnsi="Tahoma"/>
+          <w:kern w:val="0"/>
+          <w:sz w:val="22"/>
+        </w:rPr>
+        <w:t>/</w:t>
+      </w:r>
+      <w:r>
+        <w:rPr>
+          <w:rFonts w:ascii="Tahoma" w:eastAsia="微软雅黑" w:hAnsi="Tahoma" w:hint="eastAsia"/>
+          <w:kern w:val="0"/>
+          <w:sz w:val="22"/>
+        </w:rPr>
+        <w:t>事件</w:t>
+      </w:r>
+      <w:r>
+        <w:rPr>
+          <w:rFonts w:ascii="Tahoma" w:eastAsia="微软雅黑" w:hAnsi="Tahoma" w:hint="eastAsia"/>
           <w:kern w:val="0"/>
           <w:sz w:val="22"/>
         </w:rPr>
@@ -1967,15 +2197,41 @@
       </w:r>
       <w:r>
         <w:rPr>
-          <w:rFonts w:ascii="Tahoma" w:eastAsia="微软雅黑" w:hAnsi="Tahoma"/>
-          <w:kern w:val="0"/>
-          <w:sz w:val="22"/>
-        </w:rPr>
-        <w:t>是否允许</w:t>
-      </w:r>
-      <w:r>
-        <w:rPr>
-          <w:rFonts w:ascii="Tahoma" w:eastAsia="微软雅黑" w:hAnsi="Tahoma"/>
+          <w:rFonts w:ascii="Tahoma" w:eastAsia="微软雅黑" w:hAnsi="Tahoma" w:hint="eastAsia"/>
+          <w:kern w:val="0"/>
+          <w:sz w:val="22"/>
+        </w:rPr>
+        <w:t>在地图中行走的过程</w:t>
+      </w:r>
+      <w:r>
+        <w:rPr>
+          <w:rFonts w:ascii="Tahoma" w:eastAsia="微软雅黑" w:hAnsi="Tahoma" w:hint="eastAsia"/>
+          <w:kern w:val="0"/>
+          <w:sz w:val="22"/>
+        </w:rPr>
+        <w:t>。</w:t>
+      </w:r>
+    </w:p>
+    <w:p>
+      <w:pPr>
+        <w:snapToGrid w:val="0"/>
+        <w:rPr>
+          <w:rFonts w:ascii="Tahoma" w:eastAsia="微软雅黑" w:hAnsi="Tahoma"/>
+          <w:kern w:val="0"/>
+          <w:sz w:val="22"/>
+        </w:rPr>
+      </w:pPr>
+      <w:r>
+        <w:rPr>
+          <w:rFonts w:ascii="Tahoma" w:eastAsia="微软雅黑" w:hAnsi="Tahoma" w:hint="eastAsia"/>
+          <w:kern w:val="0"/>
+          <w:sz w:val="22"/>
+        </w:rPr>
+        <w:t>操作移动</w:t>
+      </w:r>
+      <w:r>
+        <w:rPr>
+          <w:rFonts w:ascii="Tahoma" w:eastAsia="微软雅黑" w:hAnsi="Tahoma" w:hint="eastAsia"/>
           <w:kern w:val="0"/>
           <w:sz w:val="22"/>
         </w:rPr>
@@ -1983,1090 +2239,29 @@
       </w:r>
       <w:r>
         <w:rPr>
-          <w:rFonts w:ascii="Tahoma" w:eastAsia="微软雅黑" w:hAnsi="Tahoma"/>
-          <w:kern w:val="0"/>
-          <w:sz w:val="22"/>
-        </w:rPr>
-        <w:t>操作</w:t>
-      </w:r>
-      <w:r>
-        <w:rPr>
-          <w:rFonts w:ascii="Tahoma" w:eastAsia="微软雅黑" w:hAnsi="Tahoma" w:hint="eastAsia"/>
-          <w:kern w:val="0"/>
-          <w:sz w:val="22"/>
-        </w:rPr>
-        <w:t>玩家的</w:t>
-      </w:r>
-      <w:r>
-        <w:rPr>
-          <w:rFonts w:ascii="Tahoma" w:eastAsia="微软雅黑" w:hAnsi="Tahoma"/>
-          <w:kern w:val="0"/>
-          <w:sz w:val="22"/>
-        </w:rPr>
-        <w:t>移动。</w:t>
-      </w:r>
-    </w:p>
-    <w:p>
-      <w:pPr>
-        <w:snapToGrid w:val="0"/>
-        <w:spacing w:after="200"/>
-        <w:rPr>
-          <w:rFonts w:ascii="Tahoma" w:eastAsia="微软雅黑" w:hAnsi="Tahoma"/>
-          <w:kern w:val="0"/>
-          <w:sz w:val="22"/>
-        </w:rPr>
-      </w:pPr>
-      <w:r>
-        <w:rPr>
-          <w:rFonts w:ascii="Tahoma" w:eastAsia="微软雅黑" w:hAnsi="Tahoma" w:hint="eastAsia"/>
-          <w:b/>
-          <w:bCs/>
-          <w:kern w:val="0"/>
-          <w:sz w:val="22"/>
-        </w:rPr>
-        <w:t>允许操作</w:t>
-      </w:r>
-      <w:r>
-        <w:rPr>
-          <w:rFonts w:ascii="Tahoma" w:eastAsia="微软雅黑" w:hAnsi="Tahoma" w:hint="eastAsia"/>
-          <w:b/>
-          <w:bCs/>
-          <w:kern w:val="0"/>
-          <w:sz w:val="22"/>
-        </w:rPr>
-        <w:t>事件</w:t>
-      </w:r>
-      <w:r>
-        <w:rPr>
-          <w:rFonts w:ascii="Tahoma" w:eastAsia="微软雅黑" w:hAnsi="Tahoma" w:hint="eastAsia"/>
-          <w:b/>
-          <w:bCs/>
-          <w:kern w:val="0"/>
-          <w:sz w:val="22"/>
-        </w:rPr>
-        <w:t>移动：</w:t>
-      </w:r>
-      <w:r>
-        <w:rPr>
-          <w:rFonts w:ascii="Tahoma" w:eastAsia="微软雅黑" w:hAnsi="Tahoma" w:hint="eastAsia"/>
-          <w:kern w:val="0"/>
-          <w:sz w:val="22"/>
-        </w:rPr>
-        <w:t>指一种权限，权限能控制</w:t>
-      </w:r>
-      <w:r>
-        <w:rPr>
-          <w:rFonts w:ascii="Tahoma" w:eastAsia="微软雅黑" w:hAnsi="Tahoma"/>
-          <w:kern w:val="0"/>
-          <w:sz w:val="22"/>
-        </w:rPr>
-        <w:t xml:space="preserve"> </w:t>
-      </w:r>
-      <w:r>
-        <w:rPr>
-          <w:rFonts w:ascii="Tahoma" w:eastAsia="微软雅黑" w:hAnsi="Tahoma"/>
-          <w:kern w:val="0"/>
-          <w:sz w:val="22"/>
-        </w:rPr>
-        <w:t>是否允许</w:t>
-      </w:r>
-      <w:r>
-        <w:rPr>
-          <w:rFonts w:ascii="Tahoma" w:eastAsia="微软雅黑" w:hAnsi="Tahoma"/>
-          <w:kern w:val="0"/>
-          <w:sz w:val="22"/>
-        </w:rPr>
-        <w:t xml:space="preserve"> </w:t>
-      </w:r>
-      <w:r>
-        <w:rPr>
-          <w:rFonts w:ascii="Tahoma" w:eastAsia="微软雅黑" w:hAnsi="Tahoma"/>
-          <w:kern w:val="0"/>
-          <w:sz w:val="22"/>
-        </w:rPr>
-        <w:t>操作</w:t>
-      </w:r>
-      <w:r>
-        <w:rPr>
-          <w:rFonts w:ascii="Tahoma" w:eastAsia="微软雅黑" w:hAnsi="Tahoma" w:hint="eastAsia"/>
-          <w:kern w:val="0"/>
-          <w:sz w:val="22"/>
-        </w:rPr>
-        <w:t>事件的</w:t>
-      </w:r>
-      <w:r>
-        <w:rPr>
-          <w:rFonts w:ascii="Tahoma" w:eastAsia="微软雅黑" w:hAnsi="Tahoma"/>
-          <w:kern w:val="0"/>
-          <w:sz w:val="22"/>
-        </w:rPr>
-        <w:t>移动。</w:t>
-      </w:r>
-    </w:p>
-    <w:tbl>
-      <w:tblPr>
-        <w:tblStyle w:val="af"/>
-        <w:tblW w:w="0" w:type="auto"/>
-        <w:shd w:val="clear" w:color="auto" w:fill="DEEAF6" w:themeFill="accent1" w:themeFillTint="33"/>
-        <w:tblLook w:val="04A0" w:firstRow="1" w:lastRow="0" w:firstColumn="1" w:lastColumn="0" w:noHBand="0" w:noVBand="1"/>
-      </w:tblPr>
-      <w:tblGrid>
-        <w:gridCol w:w="8522"/>
-      </w:tblGrid>
-      <w:tr>
-        <w:tc>
-          <w:tcPr>
-            <w:tcW w:w="8522" w:type="dxa"/>
-            <w:shd w:val="clear" w:color="auto" w:fill="DEEAF6" w:themeFill="accent1" w:themeFillTint="33"/>
-          </w:tcPr>
-          <w:p>
-            <w:pPr>
-              <w:snapToGrid w:val="0"/>
-              <w:rPr>
-                <w:rFonts w:ascii="Tahoma" w:eastAsia="微软雅黑" w:hAnsi="Tahoma"/>
-                <w:kern w:val="0"/>
-                <w:sz w:val="22"/>
-              </w:rPr>
-            </w:pPr>
-            <w:r>
-              <w:rPr>
-                <w:rFonts w:ascii="Tahoma" w:eastAsia="微软雅黑" w:hAnsi="Tahoma" w:hint="eastAsia"/>
-                <w:kern w:val="0"/>
-                <w:sz w:val="22"/>
-              </w:rPr>
-              <w:t>该文档的重点在于“允许操作”，也就是</w:t>
-            </w:r>
-            <w:r>
-              <w:rPr>
-                <w:rFonts w:ascii="Tahoma" w:eastAsia="微软雅黑" w:hAnsi="Tahoma" w:hint="eastAsia"/>
-                <w:kern w:val="0"/>
-                <w:sz w:val="22"/>
-              </w:rPr>
-              <w:t xml:space="preserve"> </w:t>
-            </w:r>
-            <w:r>
-              <w:rPr>
-                <w:rFonts w:ascii="Tahoma" w:eastAsia="微软雅黑" w:hAnsi="Tahoma" w:hint="eastAsia"/>
-                <w:kern w:val="0"/>
-                <w:sz w:val="22"/>
-              </w:rPr>
-              <w:t>操作权限</w:t>
-            </w:r>
-            <w:r>
-              <w:rPr>
-                <w:rFonts w:ascii="Tahoma" w:eastAsia="微软雅黑" w:hAnsi="Tahoma" w:hint="eastAsia"/>
-                <w:kern w:val="0"/>
-                <w:sz w:val="22"/>
-              </w:rPr>
-              <w:t xml:space="preserve"> </w:t>
-            </w:r>
-            <w:r>
-              <w:rPr>
-                <w:rFonts w:ascii="Tahoma" w:eastAsia="微软雅黑" w:hAnsi="Tahoma" w:hint="eastAsia"/>
-                <w:kern w:val="0"/>
-                <w:sz w:val="22"/>
-              </w:rPr>
-              <w:t>。</w:t>
-            </w:r>
-          </w:p>
-          <w:p>
-            <w:pPr>
-              <w:snapToGrid w:val="0"/>
-              <w:rPr>
-                <w:rFonts w:ascii="Tahoma" w:eastAsia="微软雅黑" w:hAnsi="Tahoma"/>
-                <w:kern w:val="0"/>
-                <w:sz w:val="22"/>
-              </w:rPr>
-            </w:pPr>
-            <w:r>
-              <w:rPr>
-                <w:rFonts w:ascii="Tahoma" w:eastAsia="微软雅黑" w:hAnsi="Tahoma" w:hint="eastAsia"/>
-                <w:kern w:val="0"/>
-                <w:sz w:val="22"/>
-              </w:rPr>
-              <w:t>操作</w:t>
-            </w:r>
-            <w:r>
-              <w:rPr>
-                <w:rFonts w:ascii="Tahoma" w:eastAsia="微软雅黑" w:hAnsi="Tahoma" w:hint="eastAsia"/>
-                <w:kern w:val="0"/>
-                <w:sz w:val="22"/>
-              </w:rPr>
-              <w:t xml:space="preserve"> </w:t>
-            </w:r>
-            <w:r>
-              <w:rPr>
-                <w:rFonts w:ascii="Tahoma" w:eastAsia="微软雅黑" w:hAnsi="Tahoma" w:hint="eastAsia"/>
-                <w:kern w:val="0"/>
-                <w:sz w:val="22"/>
-              </w:rPr>
-              <w:t>≠</w:t>
-            </w:r>
-            <w:r>
-              <w:rPr>
-                <w:rFonts w:ascii="Tahoma" w:eastAsia="微软雅黑" w:hAnsi="Tahoma" w:hint="eastAsia"/>
-                <w:kern w:val="0"/>
-                <w:sz w:val="22"/>
-              </w:rPr>
-              <w:t xml:space="preserve"> </w:t>
-            </w:r>
-            <w:r>
-              <w:rPr>
-                <w:rFonts w:ascii="Tahoma" w:eastAsia="微软雅黑" w:hAnsi="Tahoma" w:hint="eastAsia"/>
-                <w:kern w:val="0"/>
-                <w:sz w:val="22"/>
-              </w:rPr>
-              <w:t>控制，</w:t>
-            </w:r>
-            <w:r>
-              <w:rPr>
-                <w:rFonts w:ascii="Tahoma" w:eastAsia="微软雅黑" w:hAnsi="Tahoma" w:hint="eastAsia"/>
-                <w:kern w:val="0"/>
-                <w:sz w:val="22"/>
-              </w:rPr>
-              <w:t xml:space="preserve"> </w:t>
-            </w:r>
-            <w:r>
-              <w:rPr>
-                <w:rFonts w:ascii="Tahoma" w:eastAsia="微软雅黑" w:hAnsi="Tahoma" w:hint="eastAsia"/>
-                <w:kern w:val="0"/>
-                <w:sz w:val="22"/>
-              </w:rPr>
-              <w:t>操作移动</w:t>
-            </w:r>
-            <w:r>
-              <w:rPr>
-                <w:rFonts w:ascii="Tahoma" w:eastAsia="微软雅黑" w:hAnsi="Tahoma" w:hint="eastAsia"/>
-                <w:kern w:val="0"/>
-                <w:sz w:val="22"/>
-              </w:rPr>
-              <w:t xml:space="preserve"> </w:t>
-            </w:r>
-            <w:r>
-              <w:rPr>
-                <w:rFonts w:ascii="Tahoma" w:eastAsia="微软雅黑" w:hAnsi="Tahoma" w:hint="eastAsia"/>
-                <w:kern w:val="0"/>
-                <w:sz w:val="22"/>
-              </w:rPr>
-              <w:t>≠</w:t>
-            </w:r>
-            <w:r>
-              <w:rPr>
-                <w:rFonts w:ascii="Tahoma" w:eastAsia="微软雅黑" w:hAnsi="Tahoma" w:hint="eastAsia"/>
-                <w:kern w:val="0"/>
-                <w:sz w:val="22"/>
-              </w:rPr>
-              <w:t xml:space="preserve"> </w:t>
-            </w:r>
-            <w:r>
-              <w:rPr>
-                <w:rFonts w:ascii="Tahoma" w:eastAsia="微软雅黑" w:hAnsi="Tahoma" w:hint="eastAsia"/>
-                <w:kern w:val="0"/>
-                <w:sz w:val="22"/>
-              </w:rPr>
-              <w:t>控制移动。</w:t>
-            </w:r>
-          </w:p>
-          <w:p>
-            <w:pPr>
-              <w:snapToGrid w:val="0"/>
-              <w:rPr>
-                <w:rFonts w:ascii="Tahoma" w:eastAsia="微软雅黑" w:hAnsi="Tahoma"/>
-                <w:kern w:val="0"/>
-                <w:sz w:val="22"/>
-              </w:rPr>
-            </w:pPr>
-            <w:r>
-              <w:rPr>
-                <w:rFonts w:ascii="Tahoma" w:eastAsia="微软雅黑" w:hAnsi="Tahoma" w:hint="eastAsia"/>
-                <w:kern w:val="0"/>
-                <w:sz w:val="22"/>
-              </w:rPr>
-              <w:t>每个词都有具体的意思，最后组成了一个很长的不好理解的词组。</w:t>
-            </w:r>
-          </w:p>
-          <w:p>
-            <w:pPr>
-              <w:snapToGrid w:val="0"/>
-              <w:rPr>
-                <w:rFonts w:ascii="Tahoma" w:eastAsia="微软雅黑" w:hAnsi="Tahoma"/>
-                <w:kern w:val="0"/>
-                <w:sz w:val="22"/>
-              </w:rPr>
-            </w:pPr>
-            <w:r>
-              <w:rPr>
-                <w:rFonts w:ascii="Tahoma" w:eastAsia="微软雅黑" w:hAnsi="Tahoma" w:hint="eastAsia"/>
-                <w:kern w:val="0"/>
-                <w:sz w:val="22"/>
-              </w:rPr>
-              <w:t>只能多看几遍来理解了。</w:t>
-            </w:r>
-            <w:r>
-              <w:rPr>
-                <w:rFonts w:ascii="Tahoma" w:eastAsia="微软雅黑" w:hAnsi="Tahoma" w:hint="eastAsia"/>
-                <w:kern w:val="0"/>
-                <w:sz w:val="22"/>
-              </w:rPr>
-              <w:t>(</w:t>
-            </w:r>
-            <w:r>
-              <w:rPr>
-                <w:rFonts w:ascii="Tahoma" w:eastAsia="微软雅黑" w:hAnsi="Tahoma" w:hint="eastAsia"/>
-                <w:kern w:val="0"/>
-                <w:sz w:val="22"/>
-              </w:rPr>
-              <w:t>´⊙ω⊙</w:t>
-            </w:r>
-            <w:r>
-              <w:rPr>
-                <w:rFonts w:ascii="Tahoma" w:eastAsia="微软雅黑" w:hAnsi="Tahoma" w:hint="eastAsia"/>
-                <w:kern w:val="0"/>
-                <w:sz w:val="22"/>
-              </w:rPr>
-              <w:t>`)</w:t>
-            </w:r>
-          </w:p>
-        </w:tc>
-      </w:tr>
-    </w:tbl>
-    <w:p>
-      <w:pPr>
-        <w:rPr>
-          <w:rFonts w:ascii="Tahoma" w:eastAsia="微软雅黑" w:hAnsi="Tahoma"/>
-          <w:kern w:val="0"/>
-          <w:sz w:val="22"/>
-        </w:rPr>
-      </w:pPr>
-    </w:p>
-    <w:p>
-      <w:pPr>
-        <w:widowControl/>
-        <w:jc w:val="left"/>
-        <w:rPr>
-          <w:rFonts w:ascii="Tahoma" w:eastAsia="微软雅黑" w:hAnsi="Tahoma"/>
-          <w:kern w:val="0"/>
-          <w:sz w:val="22"/>
-        </w:rPr>
-      </w:pPr>
-      <w:r>
-        <w:rPr>
-          <w:rFonts w:ascii="Tahoma" w:eastAsia="微软雅黑" w:hAnsi="Tahoma"/>
-          <w:kern w:val="0"/>
-          <w:sz w:val="22"/>
-        </w:rPr>
-        <w:br w:type="page"/>
-      </w:r>
-    </w:p>
-    <w:p>
-      <w:pPr>
-        <w:pStyle w:val="4"/>
-        <w:snapToGrid w:val="0"/>
-        <w:spacing w:before="120" w:after="120" w:line="240" w:lineRule="auto"/>
-        <w:rPr>
-          <w:rFonts w:ascii="微软雅黑" w:eastAsia="微软雅黑" w:hAnsi="微软雅黑" w:hint="eastAsia"/>
-          <w:sz w:val="22"/>
-          <w:szCs w:val="22"/>
-        </w:rPr>
-      </w:pPr>
-      <w:bookmarkStart w:id="4" w:name="_2)_控制移动的渠道"/>
-      <w:bookmarkStart w:id="5" w:name="_3)_控制移动"/>
-      <w:bookmarkEnd w:id="4"/>
-      <w:bookmarkEnd w:id="5"/>
-      <w:r>
-        <w:rPr>
-          <w:rFonts w:ascii="微软雅黑" w:eastAsia="微软雅黑" w:hAnsi="微软雅黑"/>
-          <w:sz w:val="22"/>
-          <w:szCs w:val="22"/>
-        </w:rPr>
-        <w:lastRenderedPageBreak/>
-        <w:t>3</w:t>
-      </w:r>
-      <w:r>
-        <w:rPr>
-          <w:rFonts w:ascii="微软雅黑" w:eastAsia="微软雅黑" w:hAnsi="微软雅黑"/>
-          <w:sz w:val="22"/>
-          <w:szCs w:val="22"/>
-        </w:rPr>
-        <w:t xml:space="preserve">) </w:t>
-      </w:r>
-      <w:r>
-        <w:rPr>
-          <w:rFonts w:ascii="微软雅黑" w:eastAsia="微软雅黑" w:hAnsi="微软雅黑" w:hint="eastAsia"/>
-          <w:sz w:val="22"/>
-          <w:szCs w:val="22"/>
-        </w:rPr>
-        <w:t>控制</w:t>
-      </w:r>
-      <w:r>
-        <w:rPr>
-          <w:rFonts w:ascii="微软雅黑" w:eastAsia="微软雅黑" w:hAnsi="微软雅黑" w:hint="eastAsia"/>
-          <w:sz w:val="22"/>
-          <w:szCs w:val="22"/>
-        </w:rPr>
-        <w:t>移动</w:t>
-      </w:r>
-    </w:p>
-    <w:p>
-      <w:pPr>
-        <w:snapToGrid w:val="0"/>
-        <w:rPr>
-          <w:rFonts w:ascii="Tahoma" w:eastAsia="微软雅黑" w:hAnsi="Tahoma"/>
-          <w:kern w:val="0"/>
-          <w:sz w:val="22"/>
-        </w:rPr>
-      </w:pPr>
-      <w:r>
-        <w:rPr>
-          <w:rFonts w:ascii="Tahoma" w:eastAsia="微软雅黑" w:hAnsi="Tahoma" w:hint="eastAsia"/>
-          <w:b/>
-          <w:bCs/>
-          <w:kern w:val="0"/>
-          <w:sz w:val="22"/>
-        </w:rPr>
-        <w:t>控制移动：</w:t>
-      </w:r>
-      <w:r>
-        <w:rPr>
-          <w:rFonts w:ascii="Tahoma" w:eastAsia="微软雅黑" w:hAnsi="Tahoma" w:hint="eastAsia"/>
-          <w:kern w:val="0"/>
-          <w:sz w:val="22"/>
-        </w:rPr>
-        <w:t>指</w:t>
-      </w:r>
-      <w:r>
-        <w:rPr>
-          <w:rFonts w:ascii="Tahoma" w:eastAsia="微软雅黑" w:hAnsi="Tahoma" w:hint="eastAsia"/>
-          <w:kern w:val="0"/>
-          <w:sz w:val="22"/>
-        </w:rPr>
-        <w:t xml:space="preserve"> </w:t>
-      </w:r>
-      <w:r>
-        <w:rPr>
-          <w:rFonts w:ascii="Tahoma" w:eastAsia="微软雅黑" w:hAnsi="Tahoma" w:hint="eastAsia"/>
-          <w:color w:val="FF0000"/>
-          <w:kern w:val="0"/>
-          <w:sz w:val="22"/>
-        </w:rPr>
-        <w:t>通过任何方式</w:t>
-      </w:r>
-      <w:r>
-        <w:rPr>
-          <w:rFonts w:ascii="Tahoma" w:eastAsia="微软雅黑" w:hAnsi="Tahoma" w:hint="eastAsia"/>
-          <w:kern w:val="0"/>
-          <w:sz w:val="22"/>
-        </w:rPr>
-        <w:t xml:space="preserve"> </w:t>
-      </w:r>
-      <w:r>
-        <w:rPr>
-          <w:rFonts w:ascii="Tahoma" w:eastAsia="微软雅黑" w:hAnsi="Tahoma" w:hint="eastAsia"/>
-          <w:kern w:val="0"/>
-          <w:sz w:val="22"/>
-        </w:rPr>
-        <w:t>使得</w:t>
-      </w:r>
-      <w:r>
-        <w:rPr>
-          <w:rFonts w:ascii="Tahoma" w:eastAsia="微软雅黑" w:hAnsi="Tahoma" w:hint="eastAsia"/>
-          <w:kern w:val="0"/>
-          <w:sz w:val="22"/>
-        </w:rPr>
-        <w:t>游戏中的</w:t>
-      </w:r>
-      <w:r>
-        <w:rPr>
-          <w:rFonts w:ascii="Tahoma" w:eastAsia="微软雅黑" w:hAnsi="Tahoma" w:hint="eastAsia"/>
-          <w:kern w:val="0"/>
-          <w:sz w:val="22"/>
-        </w:rPr>
-        <w:t xml:space="preserve"> </w:t>
-      </w:r>
-      <w:r>
-        <w:rPr>
-          <w:rFonts w:ascii="Tahoma" w:eastAsia="微软雅黑" w:hAnsi="Tahoma" w:hint="eastAsia"/>
-          <w:kern w:val="0"/>
-          <w:sz w:val="22"/>
-        </w:rPr>
-        <w:t>玩家</w:t>
-      </w:r>
-      <w:r>
-        <w:rPr>
-          <w:rFonts w:ascii="Tahoma" w:eastAsia="微软雅黑" w:hAnsi="Tahoma" w:hint="eastAsia"/>
-          <w:kern w:val="0"/>
-          <w:sz w:val="22"/>
-        </w:rPr>
-        <w:t>/</w:t>
-      </w:r>
-      <w:r>
-        <w:rPr>
-          <w:rFonts w:ascii="Tahoma" w:eastAsia="微软雅黑" w:hAnsi="Tahoma" w:hint="eastAsia"/>
-          <w:kern w:val="0"/>
-          <w:sz w:val="22"/>
-        </w:rPr>
-        <w:t>事件</w:t>
-      </w:r>
-      <w:r>
-        <w:rPr>
-          <w:rFonts w:ascii="Tahoma" w:eastAsia="微软雅黑" w:hAnsi="Tahoma" w:hint="eastAsia"/>
-          <w:kern w:val="0"/>
-          <w:sz w:val="22"/>
-        </w:rPr>
-        <w:t xml:space="preserve"> </w:t>
-      </w:r>
-      <w:r>
-        <w:rPr>
-          <w:rFonts w:ascii="Tahoma" w:eastAsia="微软雅黑" w:hAnsi="Tahoma" w:hint="eastAsia"/>
-          <w:kern w:val="0"/>
-          <w:sz w:val="22"/>
-        </w:rPr>
-        <w:t>在地图中行走的过程</w:t>
-      </w:r>
-      <w:r>
-        <w:rPr>
-          <w:rFonts w:ascii="Tahoma" w:eastAsia="微软雅黑" w:hAnsi="Tahoma" w:hint="eastAsia"/>
-          <w:kern w:val="0"/>
-          <w:sz w:val="22"/>
-        </w:rPr>
-        <w:t>。</w:t>
-      </w:r>
-    </w:p>
-    <w:p>
-      <w:pPr>
-        <w:snapToGrid w:val="0"/>
+          <w:rFonts w:ascii="Tahoma" w:eastAsia="微软雅黑" w:hAnsi="Tahoma" w:hint="eastAsia"/>
+          <w:kern w:val="0"/>
+          <w:sz w:val="22"/>
+        </w:rPr>
+        <w:t>属于控制移动的一种方式。</w:t>
+      </w:r>
+    </w:p>
+    <w:p>
+      <w:pPr>
+        <w:jc w:val="center"/>
         <w:rPr>
           <w:rFonts w:hint="eastAsia"/>
         </w:rPr>
       </w:pPr>
       <w:r>
         <w:rPr>
-          <w:rFonts w:ascii="Tahoma" w:eastAsia="微软雅黑" w:hAnsi="Tahoma" w:hint="eastAsia"/>
-          <w:kern w:val="0"/>
-          <w:sz w:val="22"/>
-        </w:rPr>
-        <w:t>操作移动</w:t>
-      </w:r>
-      <w:r>
-        <w:rPr>
-          <w:rFonts w:ascii="Tahoma" w:eastAsia="微软雅黑" w:hAnsi="Tahoma" w:hint="eastAsia"/>
-          <w:kern w:val="0"/>
-          <w:sz w:val="22"/>
-        </w:rPr>
-        <w:t xml:space="preserve"> </w:t>
-      </w:r>
-      <w:r>
-        <w:rPr>
-          <w:rFonts w:ascii="Tahoma" w:eastAsia="微软雅黑" w:hAnsi="Tahoma" w:hint="eastAsia"/>
-          <w:kern w:val="0"/>
-          <w:sz w:val="22"/>
-        </w:rPr>
-        <w:t>属于控制移动的一种方式。</w:t>
-      </w:r>
-    </w:p>
-    <w:p>
-      <w:pPr>
-        <w:snapToGrid w:val="0"/>
-        <w:rPr>
-          <w:rFonts w:ascii="Tahoma" w:eastAsia="微软雅黑" w:hAnsi="Tahoma"/>
-          <w:kern w:val="0"/>
-          <w:sz w:val="22"/>
-        </w:rPr>
-      </w:pPr>
-      <w:r>
-        <w:rPr>
-          <w:rFonts w:ascii="Tahoma" w:eastAsia="微软雅黑" w:hAnsi="Tahoma" w:hint="eastAsia"/>
-          <w:kern w:val="0"/>
-          <w:sz w:val="22"/>
-        </w:rPr>
-        <w:t>操作</w:t>
-      </w:r>
-      <w:r>
-        <w:rPr>
-          <w:rFonts w:ascii="Tahoma" w:eastAsia="微软雅黑" w:hAnsi="Tahoma" w:hint="eastAsia"/>
-          <w:kern w:val="0"/>
-          <w:sz w:val="22"/>
-        </w:rPr>
-        <w:t xml:space="preserve"> </w:t>
-      </w:r>
-      <w:r>
-        <w:rPr>
-          <w:rFonts w:ascii="Tahoma" w:eastAsia="微软雅黑" w:hAnsi="Tahoma" w:hint="eastAsia"/>
-          <w:kern w:val="0"/>
-          <w:sz w:val="22"/>
-        </w:rPr>
-        <w:t>≠</w:t>
-      </w:r>
-      <w:r>
-        <w:rPr>
-          <w:rFonts w:ascii="Tahoma" w:eastAsia="微软雅黑" w:hAnsi="Tahoma" w:hint="eastAsia"/>
-          <w:kern w:val="0"/>
-          <w:sz w:val="22"/>
-        </w:rPr>
-        <w:t xml:space="preserve"> </w:t>
-      </w:r>
-      <w:r>
-        <w:rPr>
-          <w:rFonts w:ascii="Tahoma" w:eastAsia="微软雅黑" w:hAnsi="Tahoma" w:hint="eastAsia"/>
-          <w:kern w:val="0"/>
-          <w:sz w:val="22"/>
-        </w:rPr>
-        <w:t>控制，</w:t>
-      </w:r>
-      <w:r>
-        <w:rPr>
-          <w:rFonts w:ascii="Tahoma" w:eastAsia="微软雅黑" w:hAnsi="Tahoma" w:hint="eastAsia"/>
-          <w:kern w:val="0"/>
-          <w:sz w:val="22"/>
-        </w:rPr>
-        <w:t xml:space="preserve"> </w:t>
-      </w:r>
-      <w:r>
-        <w:rPr>
-          <w:rFonts w:ascii="Tahoma" w:eastAsia="微软雅黑" w:hAnsi="Tahoma" w:hint="eastAsia"/>
-          <w:kern w:val="0"/>
-          <w:sz w:val="22"/>
-        </w:rPr>
-        <w:t>操作移动</w:t>
-      </w:r>
-      <w:r>
-        <w:rPr>
-          <w:rFonts w:ascii="Tahoma" w:eastAsia="微软雅黑" w:hAnsi="Tahoma" w:hint="eastAsia"/>
-          <w:kern w:val="0"/>
-          <w:sz w:val="22"/>
-        </w:rPr>
-        <w:t xml:space="preserve"> </w:t>
-      </w:r>
-      <w:r>
-        <w:rPr>
-          <w:rFonts w:ascii="Tahoma" w:eastAsia="微软雅黑" w:hAnsi="Tahoma" w:hint="eastAsia"/>
-          <w:kern w:val="0"/>
-          <w:sz w:val="22"/>
-        </w:rPr>
-        <w:t>≠</w:t>
-      </w:r>
-      <w:r>
-        <w:rPr>
-          <w:rFonts w:ascii="Tahoma" w:eastAsia="微软雅黑" w:hAnsi="Tahoma" w:hint="eastAsia"/>
-          <w:kern w:val="0"/>
-          <w:sz w:val="22"/>
-        </w:rPr>
-        <w:t xml:space="preserve"> </w:t>
-      </w:r>
-      <w:r>
-        <w:rPr>
-          <w:rFonts w:ascii="Tahoma" w:eastAsia="微软雅黑" w:hAnsi="Tahoma" w:hint="eastAsia"/>
-          <w:kern w:val="0"/>
-          <w:sz w:val="22"/>
-        </w:rPr>
-        <w:t>控制移动。</w:t>
-      </w:r>
-    </w:p>
-    <w:tbl>
-      <w:tblPr>
-        <w:tblStyle w:val="af"/>
-        <w:tblW w:w="0" w:type="auto"/>
-        <w:shd w:val="clear" w:color="auto" w:fill="DEEAF6" w:themeFill="accent1" w:themeFillTint="33"/>
-        <w:tblLook w:val="04A0" w:firstRow="1" w:lastRow="0" w:firstColumn="1" w:lastColumn="0" w:noHBand="0" w:noVBand="1"/>
-      </w:tblPr>
-      <w:tblGrid>
-        <w:gridCol w:w="8522"/>
-      </w:tblGrid>
-      <w:tr>
-        <w:tc>
-          <w:tcPr>
-            <w:tcW w:w="8522" w:type="dxa"/>
-            <w:shd w:val="clear" w:color="auto" w:fill="DEEAF6" w:themeFill="accent1" w:themeFillTint="33"/>
-          </w:tcPr>
-          <w:p>
-            <w:pPr>
-              <w:rPr>
-                <w:rFonts w:ascii="Tahoma" w:eastAsia="微软雅黑" w:hAnsi="Tahoma"/>
-                <w:kern w:val="0"/>
-                <w:sz w:val="22"/>
-              </w:rPr>
-            </w:pPr>
-            <w:r>
-              <w:rPr>
-                <w:rFonts w:ascii="Tahoma" w:eastAsia="微软雅黑" w:hAnsi="Tahoma"/>
-                <w:kern w:val="0"/>
-                <w:sz w:val="22"/>
-              </w:rPr>
-              <w:t>“</w:t>
-            </w:r>
-            <w:r>
-              <w:rPr>
-                <w:rFonts w:ascii="Tahoma" w:eastAsia="微软雅黑" w:hAnsi="Tahoma" w:hint="eastAsia"/>
-                <w:kern w:val="0"/>
-                <w:sz w:val="22"/>
-              </w:rPr>
-              <w:t>控制</w:t>
-            </w:r>
-            <w:r>
-              <w:rPr>
-                <w:rFonts w:ascii="Tahoma" w:eastAsia="微软雅黑" w:hAnsi="Tahoma"/>
-                <w:kern w:val="0"/>
-                <w:sz w:val="22"/>
-              </w:rPr>
-              <w:t xml:space="preserve">” </w:t>
-            </w:r>
-            <w:r>
-              <w:rPr>
-                <w:rFonts w:ascii="Tahoma" w:eastAsia="微软雅黑" w:hAnsi="Tahoma" w:hint="eastAsia"/>
-                <w:kern w:val="0"/>
-                <w:sz w:val="22"/>
-              </w:rPr>
-              <w:t>在很多地方有其他的意思，在这里</w:t>
-            </w:r>
-            <w:r>
-              <w:rPr>
-                <w:rFonts w:ascii="Tahoma" w:eastAsia="微软雅黑" w:hAnsi="Tahoma" w:hint="eastAsia"/>
-                <w:kern w:val="0"/>
-                <w:sz w:val="22"/>
-              </w:rPr>
-              <w:t xml:space="preserve"> </w:t>
-            </w:r>
-            <w:r>
-              <w:rPr>
-                <w:rFonts w:ascii="Tahoma" w:eastAsia="微软雅黑" w:hAnsi="Tahoma" w:hint="eastAsia"/>
-                <w:kern w:val="0"/>
-                <w:sz w:val="22"/>
-              </w:rPr>
-              <w:t>特指“通过任何方式”。</w:t>
-            </w:r>
-          </w:p>
-        </w:tc>
-      </w:tr>
-    </w:tbl>
-    <w:p>
-      <w:pPr>
-        <w:snapToGrid w:val="0"/>
-        <w:spacing w:before="200"/>
-        <w:rPr>
-          <w:rFonts w:ascii="Tahoma" w:eastAsia="微软雅黑" w:hAnsi="Tahoma"/>
-          <w:kern w:val="0"/>
-          <w:sz w:val="22"/>
-        </w:rPr>
-      </w:pPr>
-      <w:r>
-        <w:rPr>
-          <w:rFonts w:ascii="Tahoma" w:eastAsia="微软雅黑" w:hAnsi="Tahoma" w:hint="eastAsia"/>
-          <w:kern w:val="0"/>
-          <w:sz w:val="22"/>
-        </w:rPr>
-        <w:t>游戏中</w:t>
-      </w:r>
-      <w:r>
-        <w:rPr>
-          <w:rFonts w:ascii="Tahoma" w:eastAsia="微软雅黑" w:hAnsi="Tahoma" w:hint="eastAsia"/>
-          <w:kern w:val="0"/>
-          <w:sz w:val="22"/>
-        </w:rPr>
-        <w:t>，</w:t>
-      </w:r>
-      <w:r>
-        <w:rPr>
-          <w:rFonts w:ascii="Tahoma" w:eastAsia="微软雅黑" w:hAnsi="Tahoma" w:hint="eastAsia"/>
-          <w:kern w:val="0"/>
-          <w:sz w:val="22"/>
-        </w:rPr>
-        <w:t>物体移动</w:t>
-      </w:r>
-      <w:r>
-        <w:rPr>
-          <w:rFonts w:ascii="Tahoma" w:eastAsia="微软雅黑" w:hAnsi="Tahoma" w:hint="eastAsia"/>
-          <w:kern w:val="0"/>
-          <w:sz w:val="22"/>
-        </w:rPr>
-        <w:t xml:space="preserve"> </w:t>
-      </w:r>
-      <w:r>
-        <w:rPr>
-          <w:rFonts w:ascii="Tahoma" w:eastAsia="微软雅黑" w:hAnsi="Tahoma" w:hint="eastAsia"/>
-          <w:kern w:val="0"/>
-          <w:sz w:val="22"/>
-        </w:rPr>
-        <w:t>分为</w:t>
-      </w:r>
-      <w:r>
-        <w:rPr>
-          <w:rFonts w:ascii="Tahoma" w:eastAsia="微软雅黑" w:hAnsi="Tahoma"/>
-          <w:kern w:val="0"/>
-          <w:sz w:val="22"/>
-        </w:rPr>
-        <w:t xml:space="preserve"> </w:t>
-      </w:r>
-      <w:r>
-        <w:rPr>
-          <w:rFonts w:ascii="Tahoma" w:eastAsia="微软雅黑" w:hAnsi="Tahoma" w:hint="eastAsia"/>
-          <w:kern w:val="0"/>
-          <w:sz w:val="22"/>
-        </w:rPr>
-        <w:t>事件移动</w:t>
-      </w:r>
-      <w:r>
-        <w:rPr>
-          <w:rFonts w:ascii="Tahoma" w:eastAsia="微软雅黑" w:hAnsi="Tahoma" w:hint="eastAsia"/>
-          <w:kern w:val="0"/>
-          <w:sz w:val="22"/>
-        </w:rPr>
-        <w:t>、</w:t>
-      </w:r>
-      <w:r>
-        <w:rPr>
-          <w:rFonts w:ascii="Tahoma" w:eastAsia="微软雅黑" w:hAnsi="Tahoma" w:hint="eastAsia"/>
-          <w:kern w:val="0"/>
-          <w:sz w:val="22"/>
-        </w:rPr>
-        <w:t>玩家移动</w:t>
-      </w:r>
-      <w:r>
-        <w:rPr>
-          <w:rFonts w:ascii="Tahoma" w:eastAsia="微软雅黑" w:hAnsi="Tahoma" w:hint="eastAsia"/>
-          <w:kern w:val="0"/>
-          <w:sz w:val="22"/>
-        </w:rPr>
-        <w:t>。</w:t>
-      </w:r>
-    </w:p>
-    <w:p>
-      <w:pPr>
-        <w:snapToGrid w:val="0"/>
-        <w:spacing w:after="200"/>
-        <w:rPr>
-          <w:rFonts w:ascii="Tahoma" w:eastAsia="微软雅黑" w:hAnsi="Tahoma"/>
-          <w:kern w:val="0"/>
-          <w:sz w:val="22"/>
-        </w:rPr>
-      </w:pPr>
-      <w:r>
-        <w:rPr>
-          <w:rFonts w:ascii="Tahoma" w:eastAsia="微软雅黑" w:hAnsi="Tahoma" w:hint="eastAsia"/>
-          <w:kern w:val="0"/>
-          <w:sz w:val="22"/>
-        </w:rPr>
-        <w:t>物体被控制移动时，通常有下面四种渠道：</w:t>
-      </w:r>
-    </w:p>
-    <w:p>
-      <w:pPr>
-        <w:snapToGrid w:val="0"/>
-        <w:rPr>
-          <w:rFonts w:ascii="Tahoma" w:eastAsia="微软雅黑" w:hAnsi="Tahoma"/>
-          <w:b/>
-          <w:bCs/>
-          <w:kern w:val="0"/>
-          <w:sz w:val="22"/>
-        </w:rPr>
-      </w:pPr>
-      <w:r>
-        <w:rPr>
-          <w:rFonts w:ascii="Tahoma" w:eastAsia="微软雅黑" w:hAnsi="Tahoma"/>
-          <w:b/>
-          <w:bCs/>
-          <w:kern w:val="0"/>
-          <w:sz w:val="22"/>
-        </w:rPr>
-        <w:t xml:space="preserve">&gt; </w:t>
-      </w:r>
-      <w:r>
-        <w:rPr>
-          <w:rFonts w:ascii="Tahoma" w:eastAsia="微软雅黑" w:hAnsi="Tahoma"/>
-          <w:b/>
-          <w:bCs/>
-          <w:kern w:val="0"/>
-          <w:sz w:val="22"/>
-        </w:rPr>
-        <w:t>事件移动</w:t>
-      </w:r>
-      <w:r>
-        <w:rPr>
-          <w:rFonts w:ascii="Tahoma" w:eastAsia="微软雅黑" w:hAnsi="Tahoma"/>
-          <w:b/>
-          <w:bCs/>
-          <w:kern w:val="0"/>
-          <w:sz w:val="22"/>
-        </w:rPr>
-        <w:t>-</w:t>
-      </w:r>
-      <w:r>
-        <w:rPr>
-          <w:rFonts w:ascii="Tahoma" w:eastAsia="微软雅黑" w:hAnsi="Tahoma"/>
-          <w:b/>
-          <w:bCs/>
-          <w:kern w:val="0"/>
-          <w:sz w:val="22"/>
-        </w:rPr>
-        <w:t>移动路线</w:t>
-      </w:r>
-      <w:r>
-        <w:rPr>
-          <w:rFonts w:ascii="Tahoma" w:eastAsia="微软雅黑" w:hAnsi="Tahoma" w:hint="eastAsia"/>
-          <w:b/>
-          <w:bCs/>
-          <w:kern w:val="0"/>
-          <w:sz w:val="22"/>
-        </w:rPr>
-        <w:t>（基于移动路线）</w:t>
-      </w:r>
-    </w:p>
-    <w:p>
-      <w:pPr>
-        <w:snapToGrid w:val="0"/>
-        <w:rPr>
-          <w:rFonts w:ascii="Tahoma" w:eastAsia="微软雅黑" w:hAnsi="Tahoma"/>
-          <w:kern w:val="0"/>
-          <w:sz w:val="22"/>
-        </w:rPr>
-      </w:pPr>
-      <w:r>
-        <w:rPr>
-          <w:rFonts w:ascii="Tahoma" w:eastAsia="微软雅黑" w:hAnsi="Tahoma" w:hint="eastAsia"/>
-          <w:kern w:val="0"/>
-          <w:sz w:val="22"/>
-        </w:rPr>
-        <w:t>强制</w:t>
-      </w:r>
-      <w:r>
-        <w:rPr>
-          <w:rFonts w:ascii="Tahoma" w:eastAsia="微软雅黑" w:hAnsi="Tahoma"/>
-          <w:kern w:val="0"/>
-          <w:sz w:val="22"/>
-        </w:rPr>
-        <w:t>移动路线指令集</w:t>
-      </w:r>
-      <w:r>
-        <w:rPr>
-          <w:rFonts w:ascii="Tahoma" w:eastAsia="微软雅黑" w:hAnsi="Tahoma"/>
-          <w:kern w:val="0"/>
-          <w:sz w:val="22"/>
-        </w:rPr>
-        <w:t xml:space="preserve"> -&gt; </w:t>
-      </w:r>
-      <w:r>
-        <w:rPr>
-          <w:rFonts w:ascii="Tahoma" w:eastAsia="微软雅黑" w:hAnsi="Tahoma"/>
-          <w:kern w:val="0"/>
-          <w:sz w:val="22"/>
-        </w:rPr>
-        <w:t>执行</w:t>
-      </w:r>
-      <w:r>
-        <w:rPr>
-          <w:rFonts w:ascii="Tahoma" w:eastAsia="微软雅黑" w:hAnsi="Tahoma" w:hint="eastAsia"/>
-          <w:kern w:val="0"/>
-          <w:sz w:val="22"/>
-        </w:rPr>
-        <w:t>移动</w:t>
-      </w:r>
-      <w:r>
-        <w:rPr>
-          <w:rFonts w:ascii="Tahoma" w:eastAsia="微软雅黑" w:hAnsi="Tahoma"/>
-          <w:kern w:val="0"/>
-          <w:sz w:val="22"/>
-        </w:rPr>
-        <w:t>指令</w:t>
-      </w:r>
-      <w:r>
-        <w:rPr>
-          <w:rFonts w:ascii="Tahoma" w:eastAsia="微软雅黑" w:hAnsi="Tahoma"/>
-          <w:kern w:val="0"/>
-          <w:sz w:val="22"/>
-        </w:rPr>
-        <w:t xml:space="preserve"> -&gt; </w:t>
-      </w:r>
-      <w:proofErr w:type="gramStart"/>
-      <w:r>
-        <w:rPr>
-          <w:rFonts w:ascii="Tahoma" w:eastAsia="微软雅黑" w:hAnsi="Tahoma" w:hint="eastAsia"/>
-          <w:kern w:val="0"/>
-          <w:sz w:val="22"/>
-        </w:rPr>
-        <w:t>图块</w:t>
-      </w:r>
-      <w:r>
-        <w:rPr>
-          <w:rFonts w:ascii="Tahoma" w:eastAsia="微软雅黑" w:hAnsi="Tahoma"/>
-          <w:kern w:val="0"/>
-          <w:sz w:val="22"/>
-        </w:rPr>
-        <w:t>是否</w:t>
-      </w:r>
-      <w:proofErr w:type="gramEnd"/>
-      <w:r>
-        <w:rPr>
-          <w:rFonts w:ascii="Tahoma" w:eastAsia="微软雅黑" w:hAnsi="Tahoma"/>
-          <w:kern w:val="0"/>
-          <w:sz w:val="22"/>
-        </w:rPr>
-        <w:t>阻塞</w:t>
-      </w:r>
-      <w:r>
-        <w:rPr>
-          <w:rFonts w:ascii="Tahoma" w:eastAsia="微软雅黑" w:hAnsi="Tahoma"/>
-          <w:kern w:val="0"/>
-          <w:sz w:val="22"/>
-        </w:rPr>
-        <w:t xml:space="preserve"> -&gt; </w:t>
-      </w:r>
-      <w:r>
-        <w:rPr>
-          <w:rFonts w:ascii="Tahoma" w:eastAsia="微软雅黑" w:hAnsi="Tahoma" w:hint="eastAsia"/>
-          <w:kern w:val="0"/>
-          <w:sz w:val="22"/>
-        </w:rPr>
-        <w:t>单次</w:t>
-      </w:r>
-      <w:r>
-        <w:rPr>
-          <w:rFonts w:ascii="Tahoma" w:eastAsia="微软雅黑" w:hAnsi="Tahoma"/>
-          <w:kern w:val="0"/>
-          <w:sz w:val="22"/>
-        </w:rPr>
-        <w:t>移动成功</w:t>
-      </w:r>
-      <w:r>
-        <w:rPr>
-          <w:rFonts w:ascii="Tahoma" w:eastAsia="微软雅黑" w:hAnsi="Tahoma"/>
-          <w:kern w:val="0"/>
-          <w:sz w:val="22"/>
-        </w:rPr>
-        <w:t>/</w:t>
-      </w:r>
-      <w:r>
-        <w:rPr>
-          <w:rFonts w:ascii="Tahoma" w:eastAsia="微软雅黑" w:hAnsi="Tahoma"/>
-          <w:kern w:val="0"/>
-          <w:sz w:val="22"/>
-        </w:rPr>
-        <w:t>移动失败</w:t>
-      </w:r>
-    </w:p>
-    <w:p>
-      <w:pPr>
-        <w:snapToGrid w:val="0"/>
-        <w:spacing w:after="200"/>
-        <w:jc w:val="center"/>
-        <w:rPr>
-          <w:rFonts w:ascii="宋体" w:eastAsia="宋体" w:hAnsi="宋体" w:cs="宋体" w:hint="eastAsia"/>
-          <w:kern w:val="0"/>
-          <w:sz w:val="24"/>
-          <w:szCs w:val="24"/>
-        </w:rPr>
-      </w:pPr>
-      <w:r>
-        <w:rPr>
-          <w:rFonts w:ascii="宋体" w:eastAsia="宋体" w:hAnsi="宋体" w:cs="宋体"/>
           <w:noProof/>
-          <w:kern w:val="0"/>
-          <w:sz w:val="24"/>
-          <w:szCs w:val="24"/>
         </w:rPr>
         <w:drawing>
-          <wp:inline distT="0" distB="0" distL="0" distR="0" wp14:anchorId="1C65B8C5" wp14:editId="7FF95B4F">
-            <wp:extent cx="2466975" cy="814040"/>
-            <wp:effectExtent l="0" t="0" r="0" b="5715"/>
-            <wp:docPr id="2137113689" name="图片 2"/>
+          <wp:inline distT="0" distB="0" distL="0" distR="0" wp14:anchorId="7EB2EDDE" wp14:editId="2F4580AB">
+            <wp:extent cx="1333500" cy="1159564"/>
+            <wp:effectExtent l="0" t="0" r="0" b="2540"/>
+            <wp:docPr id="967587594" name="图片 1"/>
             <wp:cNvGraphicFramePr>
               <a:graphicFrameLocks xmlns:a="http://schemas.openxmlformats.org/drawingml/2006/main" noChangeAspect="1"/>
             </wp:cNvGraphicFramePr>
@@ -3095,7 +2290,7 @@
                   <pic:spPr bwMode="auto">
                     <a:xfrm>
                       <a:off x="0" y="0"/>
-                      <a:ext cx="2490667" cy="821858"/>
+                      <a:ext cx="1346944" cy="1171255"/>
                     </a:xfrm>
                     <a:prstGeom prst="rect">
                       <a:avLst/>
@@ -3117,6 +2312,547 @@
         <w:snapToGrid w:val="0"/>
         <w:rPr>
           <w:rFonts w:ascii="Tahoma" w:eastAsia="微软雅黑" w:hAnsi="Tahoma"/>
+          <w:kern w:val="0"/>
+          <w:sz w:val="22"/>
+        </w:rPr>
+      </w:pPr>
+      <w:r>
+        <w:rPr>
+          <w:rFonts w:ascii="Tahoma" w:eastAsia="微软雅黑" w:hAnsi="Tahoma" w:hint="eastAsia"/>
+          <w:kern w:val="0"/>
+          <w:sz w:val="22"/>
+        </w:rPr>
+        <w:t>操作</w:t>
+      </w:r>
+      <w:r>
+        <w:rPr>
+          <w:rFonts w:ascii="Tahoma" w:eastAsia="微软雅黑" w:hAnsi="Tahoma" w:hint="eastAsia"/>
+          <w:kern w:val="0"/>
+          <w:sz w:val="22"/>
+        </w:rPr>
+        <w:t xml:space="preserve"> </w:t>
+      </w:r>
+      <w:r>
+        <w:rPr>
+          <w:rFonts w:ascii="Tahoma" w:eastAsia="微软雅黑" w:hAnsi="Tahoma" w:hint="eastAsia"/>
+          <w:kern w:val="0"/>
+          <w:sz w:val="22"/>
+        </w:rPr>
+        <w:t>≠</w:t>
+      </w:r>
+      <w:r>
+        <w:rPr>
+          <w:rFonts w:ascii="Tahoma" w:eastAsia="微软雅黑" w:hAnsi="Tahoma" w:hint="eastAsia"/>
+          <w:kern w:val="0"/>
+          <w:sz w:val="22"/>
+        </w:rPr>
+        <w:t xml:space="preserve"> </w:t>
+      </w:r>
+      <w:r>
+        <w:rPr>
+          <w:rFonts w:ascii="Tahoma" w:eastAsia="微软雅黑" w:hAnsi="Tahoma" w:hint="eastAsia"/>
+          <w:kern w:val="0"/>
+          <w:sz w:val="22"/>
+        </w:rPr>
+        <w:t>控制，</w:t>
+      </w:r>
+      <w:r>
+        <w:rPr>
+          <w:rFonts w:ascii="Tahoma" w:eastAsia="微软雅黑" w:hAnsi="Tahoma" w:hint="eastAsia"/>
+          <w:kern w:val="0"/>
+          <w:sz w:val="22"/>
+        </w:rPr>
+        <w:t xml:space="preserve"> </w:t>
+      </w:r>
+      <w:r>
+        <w:rPr>
+          <w:rFonts w:ascii="Tahoma" w:eastAsia="微软雅黑" w:hAnsi="Tahoma" w:hint="eastAsia"/>
+          <w:kern w:val="0"/>
+          <w:sz w:val="22"/>
+        </w:rPr>
+        <w:t>操作移动</w:t>
+      </w:r>
+      <w:r>
+        <w:rPr>
+          <w:rFonts w:ascii="Tahoma" w:eastAsia="微软雅黑" w:hAnsi="Tahoma" w:hint="eastAsia"/>
+          <w:kern w:val="0"/>
+          <w:sz w:val="22"/>
+        </w:rPr>
+        <w:t xml:space="preserve"> </w:t>
+      </w:r>
+      <w:r>
+        <w:rPr>
+          <w:rFonts w:ascii="Tahoma" w:eastAsia="微软雅黑" w:hAnsi="Tahoma" w:hint="eastAsia"/>
+          <w:kern w:val="0"/>
+          <w:sz w:val="22"/>
+        </w:rPr>
+        <w:t>≠</w:t>
+      </w:r>
+      <w:r>
+        <w:rPr>
+          <w:rFonts w:ascii="Tahoma" w:eastAsia="微软雅黑" w:hAnsi="Tahoma" w:hint="eastAsia"/>
+          <w:kern w:val="0"/>
+          <w:sz w:val="22"/>
+        </w:rPr>
+        <w:t xml:space="preserve"> </w:t>
+      </w:r>
+      <w:r>
+        <w:rPr>
+          <w:rFonts w:ascii="Tahoma" w:eastAsia="微软雅黑" w:hAnsi="Tahoma" w:hint="eastAsia"/>
+          <w:kern w:val="0"/>
+          <w:sz w:val="22"/>
+        </w:rPr>
+        <w:t>控制移动。</w:t>
+      </w:r>
+    </w:p>
+    <w:p>
+      <w:pPr>
+        <w:snapToGrid w:val="0"/>
+        <w:rPr>
+          <w:rFonts w:ascii="Tahoma" w:eastAsia="微软雅黑" w:hAnsi="Tahoma"/>
+          <w:kern w:val="0"/>
+          <w:sz w:val="22"/>
+        </w:rPr>
+      </w:pPr>
+      <w:r>
+        <w:rPr>
+          <w:rFonts w:ascii="Tahoma" w:eastAsia="微软雅黑" w:hAnsi="Tahoma"/>
+          <w:kern w:val="0"/>
+          <w:sz w:val="22"/>
+        </w:rPr>
+        <w:t>“</w:t>
+      </w:r>
+      <w:r>
+        <w:rPr>
+          <w:rFonts w:ascii="Tahoma" w:eastAsia="微软雅黑" w:hAnsi="Tahoma" w:hint="eastAsia"/>
+          <w:kern w:val="0"/>
+          <w:sz w:val="22"/>
+        </w:rPr>
+        <w:t>控制</w:t>
+      </w:r>
+      <w:r>
+        <w:rPr>
+          <w:rFonts w:ascii="Tahoma" w:eastAsia="微软雅黑" w:hAnsi="Tahoma"/>
+          <w:kern w:val="0"/>
+          <w:sz w:val="22"/>
+        </w:rPr>
+        <w:t xml:space="preserve">” </w:t>
+      </w:r>
+      <w:r>
+        <w:rPr>
+          <w:rFonts w:ascii="Tahoma" w:eastAsia="微软雅黑" w:hAnsi="Tahoma" w:hint="eastAsia"/>
+          <w:kern w:val="0"/>
+          <w:sz w:val="22"/>
+        </w:rPr>
+        <w:t>在很多地方有其他的意思，在这里</w:t>
+      </w:r>
+      <w:r>
+        <w:rPr>
+          <w:rFonts w:ascii="Tahoma" w:eastAsia="微软雅黑" w:hAnsi="Tahoma" w:hint="eastAsia"/>
+          <w:kern w:val="0"/>
+          <w:sz w:val="22"/>
+        </w:rPr>
+        <w:t xml:space="preserve"> </w:t>
+      </w:r>
+      <w:r>
+        <w:rPr>
+          <w:rFonts w:ascii="Tahoma" w:eastAsia="微软雅黑" w:hAnsi="Tahoma" w:hint="eastAsia"/>
+          <w:kern w:val="0"/>
+          <w:sz w:val="22"/>
+        </w:rPr>
+        <w:t>特指“通过任何方式”。</w:t>
+      </w:r>
+    </w:p>
+    <w:tbl>
+      <w:tblPr>
+        <w:tblStyle w:val="af"/>
+        <w:tblW w:w="0" w:type="auto"/>
+        <w:shd w:val="clear" w:color="auto" w:fill="DEEAF6" w:themeFill="accent1" w:themeFillTint="33"/>
+        <w:tblLook w:val="04A0" w:firstRow="1" w:lastRow="0" w:firstColumn="1" w:lastColumn="0" w:noHBand="0" w:noVBand="1"/>
+      </w:tblPr>
+      <w:tblGrid>
+        <w:gridCol w:w="8522"/>
+      </w:tblGrid>
+      <w:tr>
+        <w:tc>
+          <w:tcPr>
+            <w:tcW w:w="8522" w:type="dxa"/>
+            <w:shd w:val="clear" w:color="auto" w:fill="DEEAF6" w:themeFill="accent1" w:themeFillTint="33"/>
+          </w:tcPr>
+          <w:p>
+            <w:pPr>
+              <w:snapToGrid w:val="0"/>
+              <w:rPr>
+                <w:rFonts w:ascii="Tahoma" w:eastAsia="微软雅黑" w:hAnsi="Tahoma"/>
+                <w:kern w:val="0"/>
+                <w:sz w:val="22"/>
+              </w:rPr>
+            </w:pPr>
+            <w:r>
+              <w:rPr>
+                <w:rFonts w:ascii="Tahoma" w:eastAsia="微软雅黑" w:hAnsi="Tahoma" w:hint="eastAsia"/>
+                <w:kern w:val="0"/>
+                <w:sz w:val="22"/>
+              </w:rPr>
+              <w:t>该文档的重点在于“允许操作”，也就是</w:t>
+            </w:r>
+            <w:r>
+              <w:rPr>
+                <w:rFonts w:ascii="Tahoma" w:eastAsia="微软雅黑" w:hAnsi="Tahoma" w:hint="eastAsia"/>
+                <w:kern w:val="0"/>
+                <w:sz w:val="22"/>
+              </w:rPr>
+              <w:t xml:space="preserve"> </w:t>
+            </w:r>
+            <w:r>
+              <w:rPr>
+                <w:rFonts w:ascii="Tahoma" w:eastAsia="微软雅黑" w:hAnsi="Tahoma" w:hint="eastAsia"/>
+                <w:kern w:val="0"/>
+                <w:sz w:val="22"/>
+              </w:rPr>
+              <w:t>操作权限</w:t>
+            </w:r>
+            <w:r>
+              <w:rPr>
+                <w:rFonts w:ascii="Tahoma" w:eastAsia="微软雅黑" w:hAnsi="Tahoma" w:hint="eastAsia"/>
+                <w:kern w:val="0"/>
+                <w:sz w:val="22"/>
+              </w:rPr>
+              <w:t xml:space="preserve"> </w:t>
+            </w:r>
+            <w:r>
+              <w:rPr>
+                <w:rFonts w:ascii="Tahoma" w:eastAsia="微软雅黑" w:hAnsi="Tahoma" w:hint="eastAsia"/>
+                <w:kern w:val="0"/>
+                <w:sz w:val="22"/>
+              </w:rPr>
+              <w:t>。</w:t>
+            </w:r>
+          </w:p>
+          <w:p>
+            <w:pPr>
+              <w:snapToGrid w:val="0"/>
+              <w:rPr>
+                <w:rFonts w:ascii="Tahoma" w:eastAsia="微软雅黑" w:hAnsi="Tahoma"/>
+                <w:kern w:val="0"/>
+                <w:sz w:val="22"/>
+              </w:rPr>
+            </w:pPr>
+            <w:r>
+              <w:rPr>
+                <w:rFonts w:ascii="Tahoma" w:eastAsia="微软雅黑" w:hAnsi="Tahoma" w:hint="eastAsia"/>
+                <w:kern w:val="0"/>
+                <w:sz w:val="22"/>
+              </w:rPr>
+              <w:t>操作</w:t>
+            </w:r>
+            <w:r>
+              <w:rPr>
+                <w:rFonts w:ascii="Tahoma" w:eastAsia="微软雅黑" w:hAnsi="Tahoma" w:hint="eastAsia"/>
+                <w:kern w:val="0"/>
+                <w:sz w:val="22"/>
+              </w:rPr>
+              <w:t xml:space="preserve"> </w:t>
+            </w:r>
+            <w:r>
+              <w:rPr>
+                <w:rFonts w:ascii="Tahoma" w:eastAsia="微软雅黑" w:hAnsi="Tahoma" w:hint="eastAsia"/>
+                <w:kern w:val="0"/>
+                <w:sz w:val="22"/>
+              </w:rPr>
+              <w:t>≠</w:t>
+            </w:r>
+            <w:r>
+              <w:rPr>
+                <w:rFonts w:ascii="Tahoma" w:eastAsia="微软雅黑" w:hAnsi="Tahoma" w:hint="eastAsia"/>
+                <w:kern w:val="0"/>
+                <w:sz w:val="22"/>
+              </w:rPr>
+              <w:t xml:space="preserve"> </w:t>
+            </w:r>
+            <w:r>
+              <w:rPr>
+                <w:rFonts w:ascii="Tahoma" w:eastAsia="微软雅黑" w:hAnsi="Tahoma" w:hint="eastAsia"/>
+                <w:kern w:val="0"/>
+                <w:sz w:val="22"/>
+              </w:rPr>
+              <w:t>控制，</w:t>
+            </w:r>
+            <w:r>
+              <w:rPr>
+                <w:rFonts w:ascii="Tahoma" w:eastAsia="微软雅黑" w:hAnsi="Tahoma" w:hint="eastAsia"/>
+                <w:kern w:val="0"/>
+                <w:sz w:val="22"/>
+              </w:rPr>
+              <w:t xml:space="preserve"> </w:t>
+            </w:r>
+            <w:r>
+              <w:rPr>
+                <w:rFonts w:ascii="Tahoma" w:eastAsia="微软雅黑" w:hAnsi="Tahoma" w:hint="eastAsia"/>
+                <w:kern w:val="0"/>
+                <w:sz w:val="22"/>
+              </w:rPr>
+              <w:t>操作移动</w:t>
+            </w:r>
+            <w:r>
+              <w:rPr>
+                <w:rFonts w:ascii="Tahoma" w:eastAsia="微软雅黑" w:hAnsi="Tahoma" w:hint="eastAsia"/>
+                <w:kern w:val="0"/>
+                <w:sz w:val="22"/>
+              </w:rPr>
+              <w:t xml:space="preserve"> </w:t>
+            </w:r>
+            <w:r>
+              <w:rPr>
+                <w:rFonts w:ascii="Tahoma" w:eastAsia="微软雅黑" w:hAnsi="Tahoma" w:hint="eastAsia"/>
+                <w:kern w:val="0"/>
+                <w:sz w:val="22"/>
+              </w:rPr>
+              <w:t>≠</w:t>
+            </w:r>
+            <w:r>
+              <w:rPr>
+                <w:rFonts w:ascii="Tahoma" w:eastAsia="微软雅黑" w:hAnsi="Tahoma" w:hint="eastAsia"/>
+                <w:kern w:val="0"/>
+                <w:sz w:val="22"/>
+              </w:rPr>
+              <w:t xml:space="preserve"> </w:t>
+            </w:r>
+            <w:r>
+              <w:rPr>
+                <w:rFonts w:ascii="Tahoma" w:eastAsia="微软雅黑" w:hAnsi="Tahoma" w:hint="eastAsia"/>
+                <w:kern w:val="0"/>
+                <w:sz w:val="22"/>
+              </w:rPr>
+              <w:t>控制移动。</w:t>
+            </w:r>
+          </w:p>
+          <w:p>
+            <w:pPr>
+              <w:snapToGrid w:val="0"/>
+              <w:rPr>
+                <w:rFonts w:ascii="Tahoma" w:eastAsia="微软雅黑" w:hAnsi="Tahoma"/>
+                <w:kern w:val="0"/>
+                <w:sz w:val="22"/>
+              </w:rPr>
+            </w:pPr>
+            <w:r>
+              <w:rPr>
+                <w:rFonts w:ascii="Tahoma" w:eastAsia="微软雅黑" w:hAnsi="Tahoma" w:hint="eastAsia"/>
+                <w:kern w:val="0"/>
+                <w:sz w:val="22"/>
+              </w:rPr>
+              <w:t>每个词都有具体的意思，最后组成了一个很长的不好理解的词组。</w:t>
+            </w:r>
+          </w:p>
+          <w:p>
+            <w:pPr>
+              <w:snapToGrid w:val="0"/>
+              <w:rPr>
+                <w:rFonts w:ascii="Tahoma" w:eastAsia="微软雅黑" w:hAnsi="Tahoma"/>
+                <w:kern w:val="0"/>
+                <w:sz w:val="22"/>
+              </w:rPr>
+            </w:pPr>
+            <w:r>
+              <w:rPr>
+                <w:rFonts w:ascii="Tahoma" w:eastAsia="微软雅黑" w:hAnsi="Tahoma" w:hint="eastAsia"/>
+                <w:kern w:val="0"/>
+                <w:sz w:val="22"/>
+              </w:rPr>
+              <w:t>只能多看几遍来理解了。</w:t>
+            </w:r>
+            <w:r>
+              <w:rPr>
+                <w:rFonts w:ascii="Tahoma" w:eastAsia="微软雅黑" w:hAnsi="Tahoma" w:hint="eastAsia"/>
+                <w:kern w:val="0"/>
+                <w:sz w:val="22"/>
+              </w:rPr>
+              <w:t>(</w:t>
+            </w:r>
+            <w:r>
+              <w:rPr>
+                <w:rFonts w:ascii="Tahoma" w:eastAsia="微软雅黑" w:hAnsi="Tahoma" w:hint="eastAsia"/>
+                <w:kern w:val="0"/>
+                <w:sz w:val="22"/>
+              </w:rPr>
+              <w:t>´⊙ω⊙</w:t>
+            </w:r>
+            <w:r>
+              <w:rPr>
+                <w:rFonts w:ascii="Tahoma" w:eastAsia="微软雅黑" w:hAnsi="Tahoma" w:hint="eastAsia"/>
+                <w:kern w:val="0"/>
+                <w:sz w:val="22"/>
+              </w:rPr>
+              <w:t>`)</w:t>
+            </w:r>
+          </w:p>
+        </w:tc>
+      </w:tr>
+    </w:tbl>
+    <w:p>
+      <w:pPr>
+        <w:widowControl/>
+        <w:jc w:val="left"/>
+        <w:rPr>
+          <w:rFonts w:ascii="Tahoma" w:eastAsia="微软雅黑" w:hAnsi="Tahoma"/>
+          <w:kern w:val="0"/>
+          <w:sz w:val="22"/>
+        </w:rPr>
+      </w:pPr>
+    </w:p>
+    <w:p>
+      <w:pPr>
+        <w:pStyle w:val="4"/>
+        <w:snapToGrid w:val="0"/>
+        <w:spacing w:before="120" w:after="120" w:line="240" w:lineRule="auto"/>
+        <w:rPr>
+          <w:rFonts w:ascii="微软雅黑" w:eastAsia="微软雅黑" w:hAnsi="微软雅黑" w:hint="eastAsia"/>
+          <w:sz w:val="22"/>
+          <w:szCs w:val="22"/>
+        </w:rPr>
+      </w:pPr>
+      <w:r>
+        <w:rPr>
+          <w:rFonts w:ascii="微软雅黑" w:eastAsia="微软雅黑" w:hAnsi="微软雅黑" w:hint="eastAsia"/>
+          <w:sz w:val="22"/>
+          <w:szCs w:val="22"/>
+        </w:rPr>
+        <w:lastRenderedPageBreak/>
+        <w:t>3</w:t>
+      </w:r>
+      <w:r>
+        <w:rPr>
+          <w:rFonts w:ascii="微软雅黑" w:eastAsia="微软雅黑" w:hAnsi="微软雅黑"/>
+          <w:sz w:val="22"/>
+          <w:szCs w:val="22"/>
+        </w:rPr>
+        <w:t xml:space="preserve">) </w:t>
+      </w:r>
+      <w:r>
+        <w:rPr>
+          <w:rFonts w:ascii="微软雅黑" w:eastAsia="微软雅黑" w:hAnsi="微软雅黑" w:hint="eastAsia"/>
+          <w:sz w:val="22"/>
+          <w:szCs w:val="22"/>
+        </w:rPr>
+        <w:t>控制移动</w:t>
+      </w:r>
+    </w:p>
+    <w:p>
+      <w:pPr>
+        <w:snapToGrid w:val="0"/>
+        <w:spacing w:before="200"/>
+        <w:rPr>
+          <w:rFonts w:ascii="Tahoma" w:eastAsia="微软雅黑" w:hAnsi="Tahoma"/>
+          <w:kern w:val="0"/>
+          <w:sz w:val="22"/>
+        </w:rPr>
+      </w:pPr>
+      <w:r>
+        <w:rPr>
+          <w:rFonts w:ascii="Tahoma" w:eastAsia="微软雅黑" w:hAnsi="Tahoma" w:hint="eastAsia"/>
+          <w:kern w:val="0"/>
+          <w:sz w:val="22"/>
+        </w:rPr>
+        <w:t>游戏中</w:t>
+      </w:r>
+      <w:r>
+        <w:rPr>
+          <w:rFonts w:ascii="Tahoma" w:eastAsia="微软雅黑" w:hAnsi="Tahoma" w:hint="eastAsia"/>
+          <w:kern w:val="0"/>
+          <w:sz w:val="22"/>
+        </w:rPr>
+        <w:t>，</w:t>
+      </w:r>
+      <w:r>
+        <w:rPr>
+          <w:rFonts w:ascii="Tahoma" w:eastAsia="微软雅黑" w:hAnsi="Tahoma" w:hint="eastAsia"/>
+          <w:kern w:val="0"/>
+          <w:sz w:val="22"/>
+        </w:rPr>
+        <w:t>物体移动</w:t>
+      </w:r>
+      <w:r>
+        <w:rPr>
+          <w:rFonts w:ascii="Tahoma" w:eastAsia="微软雅黑" w:hAnsi="Tahoma" w:hint="eastAsia"/>
+          <w:kern w:val="0"/>
+          <w:sz w:val="22"/>
+        </w:rPr>
+        <w:t xml:space="preserve"> </w:t>
+      </w:r>
+      <w:r>
+        <w:rPr>
+          <w:rFonts w:ascii="Tahoma" w:eastAsia="微软雅黑" w:hAnsi="Tahoma" w:hint="eastAsia"/>
+          <w:kern w:val="0"/>
+          <w:sz w:val="22"/>
+        </w:rPr>
+        <w:t>分为</w:t>
+      </w:r>
+      <w:r>
+        <w:rPr>
+          <w:rFonts w:ascii="Tahoma" w:eastAsia="微软雅黑" w:hAnsi="Tahoma"/>
+          <w:kern w:val="0"/>
+          <w:sz w:val="22"/>
+        </w:rPr>
+        <w:t xml:space="preserve"> </w:t>
+      </w:r>
+      <w:r>
+        <w:rPr>
+          <w:rFonts w:ascii="Tahoma" w:eastAsia="微软雅黑" w:hAnsi="Tahoma" w:hint="eastAsia"/>
+          <w:kern w:val="0"/>
+          <w:sz w:val="22"/>
+        </w:rPr>
+        <w:t>事件移动</w:t>
+      </w:r>
+      <w:r>
+        <w:rPr>
+          <w:rFonts w:ascii="Tahoma" w:eastAsia="微软雅黑" w:hAnsi="Tahoma" w:hint="eastAsia"/>
+          <w:kern w:val="0"/>
+          <w:sz w:val="22"/>
+        </w:rPr>
+        <w:t>、</w:t>
+      </w:r>
+      <w:r>
+        <w:rPr>
+          <w:rFonts w:ascii="Tahoma" w:eastAsia="微软雅黑" w:hAnsi="Tahoma" w:hint="eastAsia"/>
+          <w:kern w:val="0"/>
+          <w:sz w:val="22"/>
+        </w:rPr>
+        <w:t>玩家移动</w:t>
+      </w:r>
+      <w:r>
+        <w:rPr>
+          <w:rFonts w:ascii="Tahoma" w:eastAsia="微软雅黑" w:hAnsi="Tahoma" w:hint="eastAsia"/>
+          <w:kern w:val="0"/>
+          <w:sz w:val="22"/>
+        </w:rPr>
+        <w:t>。</w:t>
+      </w:r>
+    </w:p>
+    <w:p>
+      <w:pPr>
+        <w:snapToGrid w:val="0"/>
+        <w:spacing w:after="200"/>
+        <w:rPr>
+          <w:rFonts w:ascii="Tahoma" w:eastAsia="微软雅黑" w:hAnsi="Tahoma"/>
+          <w:kern w:val="0"/>
+          <w:sz w:val="22"/>
+        </w:rPr>
+      </w:pPr>
+      <w:r>
+        <w:rPr>
+          <w:rFonts w:ascii="Tahoma" w:eastAsia="微软雅黑" w:hAnsi="Tahoma" w:hint="eastAsia"/>
+          <w:kern w:val="0"/>
+          <w:sz w:val="22"/>
+        </w:rPr>
+        <w:t>物体被控制移动时，通常有下面四种渠道：</w:t>
+      </w:r>
+    </w:p>
+    <w:p>
+      <w:pPr>
+        <w:snapToGrid w:val="0"/>
+        <w:rPr>
+          <w:rFonts w:ascii="Tahoma" w:eastAsia="微软雅黑" w:hAnsi="Tahoma"/>
           <w:b/>
           <w:bCs/>
           <w:kern w:val="0"/>
@@ -3125,13 +2861,13 @@
       </w:pPr>
       <w:r>
         <w:rPr>
-          <w:rFonts w:ascii="Tahoma" w:eastAsia="微软雅黑" w:hAnsi="Tahoma" w:hint="eastAsia"/>
+          <w:rFonts w:ascii="Tahoma" w:eastAsia="微软雅黑" w:hAnsi="Tahoma"/>
           <w:b/>
           <w:bCs/>
           <w:kern w:val="0"/>
           <w:sz w:val="22"/>
         </w:rPr>
-        <w:t>&gt;</w:t>
+        <w:t xml:space="preserve">&gt; </w:t>
       </w:r>
       <w:r>
         <w:rPr>
@@ -3141,17 +2877,17 @@
           <w:kern w:val="0"/>
           <w:sz w:val="22"/>
         </w:rPr>
-        <w:t xml:space="preserve"> </w:t>
-      </w:r>
-      <w:r>
-        <w:rPr>
-          <w:rFonts w:ascii="Tahoma" w:eastAsia="微软雅黑" w:hAnsi="Tahoma" w:hint="eastAsia"/>
+        <w:t>事件移动</w:t>
+      </w:r>
+      <w:r>
+        <w:rPr>
+          <w:rFonts w:ascii="Tahoma" w:eastAsia="微软雅黑" w:hAnsi="Tahoma"/>
           <w:b/>
           <w:bCs/>
           <w:kern w:val="0"/>
           <w:sz w:val="22"/>
         </w:rPr>
-        <w:t>事件移动</w:t>
+        <w:t>-</w:t>
       </w:r>
       <w:r>
         <w:rPr>
@@ -3161,26 +2897,16 @@
           <w:kern w:val="0"/>
           <w:sz w:val="22"/>
         </w:rPr>
-        <w:t>-</w:t>
-      </w:r>
-      <w:r>
-        <w:rPr>
-          <w:rFonts w:ascii="Tahoma" w:eastAsia="微软雅黑" w:hAnsi="Tahoma"/>
+        <w:t>移动路线</w:t>
+      </w:r>
+      <w:r>
+        <w:rPr>
+          <w:rFonts w:ascii="Tahoma" w:eastAsia="微软雅黑" w:hAnsi="Tahoma" w:hint="eastAsia"/>
           <w:b/>
           <w:bCs/>
           <w:kern w:val="0"/>
           <w:sz w:val="22"/>
         </w:rPr>
-        <w:t>自主移动</w:t>
-      </w:r>
-      <w:r>
-        <w:rPr>
-          <w:rFonts w:ascii="Tahoma" w:eastAsia="微软雅黑" w:hAnsi="Tahoma" w:hint="eastAsia"/>
-          <w:b/>
-          <w:bCs/>
-          <w:kern w:val="0"/>
-          <w:sz w:val="22"/>
-        </w:rPr>
         <w:t>（基于移动路线）</w:t>
       </w:r>
     </w:p>
@@ -3195,35 +2921,19 @@
       </w:pPr>
       <w:r>
         <w:rPr>
-          <w:rFonts w:ascii="Tahoma" w:eastAsia="微软雅黑" w:hAnsi="Tahoma"/>
-          <w:kern w:val="0"/>
-          <w:sz w:val="22"/>
-        </w:rPr>
-        <w:t>自主移动指令集</w:t>
-      </w:r>
-      <w:r>
-        <w:rPr>
-          <w:rFonts w:ascii="Tahoma" w:eastAsia="微软雅黑" w:hAnsi="Tahoma" w:hint="eastAsia"/>
-          <w:kern w:val="0"/>
-          <w:sz w:val="22"/>
-        </w:rPr>
-        <w:t>(</w:t>
-      </w:r>
-      <w:r>
-        <w:rPr>
-          <w:rFonts w:ascii="Tahoma" w:eastAsia="微软雅黑" w:hAnsi="Tahoma"/>
-          <w:kern w:val="0"/>
-          <w:sz w:val="22"/>
-        </w:rPr>
-        <w:t>并行</w:t>
-      </w:r>
-      <w:r>
-        <w:rPr>
-          <w:rFonts w:ascii="Tahoma" w:eastAsia="微软雅黑" w:hAnsi="Tahoma" w:hint="eastAsia"/>
-          <w:kern w:val="0"/>
-          <w:sz w:val="22"/>
-        </w:rPr>
-        <w:t>)</w:t>
+          <w:rFonts w:ascii="Tahoma" w:eastAsia="微软雅黑" w:hAnsi="Tahoma" w:hint="eastAsia"/>
+          <w:kern w:val="0"/>
+          <w:sz w:val="22"/>
+        </w:rPr>
+        <w:t>强制</w:t>
+      </w:r>
+      <w:r>
+        <w:rPr>
+          <w:rFonts w:ascii="Tahoma" w:eastAsia="微软雅黑" w:hAnsi="Tahoma"/>
+          <w:kern w:val="0"/>
+          <w:sz w:val="22"/>
+        </w:rPr>
+        <w:t>移动路线指令集</w:t>
       </w:r>
       <w:r>
         <w:rPr>
@@ -3265,7 +2975,6 @@
         </w:rPr>
         <w:t xml:space="preserve"> -&gt; </w:t>
       </w:r>
-      <w:proofErr w:type="gramStart"/>
       <w:r>
         <w:rPr>
           <w:rFonts w:ascii="Tahoma" w:eastAsia="微软雅黑" w:hAnsi="Tahoma" w:hint="eastAsia"/>
@@ -3280,24 +2989,15 @@
           <w:kern w:val="0"/>
           <w:sz w:val="22"/>
         </w:rPr>
-        <w:t>是否</w:t>
-      </w:r>
-      <w:proofErr w:type="gramEnd"/>
-      <w:r>
-        <w:rPr>
-          <w:rFonts w:ascii="Tahoma" w:eastAsia="微软雅黑" w:hAnsi="Tahoma"/>
-          <w:kern w:val="0"/>
-          <w:sz w:val="22"/>
-        </w:rPr>
-        <w:t>阻塞</w:t>
-      </w:r>
-      <w:r>
-        <w:rPr>
-          <w:rFonts w:ascii="Tahoma" w:eastAsia="微软雅黑" w:hAnsi="Tahoma"/>
-          <w:kern w:val="0"/>
-          <w:sz w:val="22"/>
-        </w:rPr>
-        <w:t xml:space="preserve"> -&gt;</w:t>
+        <w:t>是否阻塞</w:t>
+      </w:r>
+      <w:r>
+        <w:rPr>
+          <w:rFonts w:ascii="Tahoma" w:eastAsia="微软雅黑" w:hAnsi="Tahoma"/>
+          <w:kern w:val="0"/>
+          <w:sz w:val="22"/>
+        </w:rPr>
+        <w:t xml:space="preserve"> -&gt; </w:t>
       </w:r>
       <w:r>
         <w:rPr>
@@ -3346,17 +3046,13 @@
       </w:pPr>
       <w:r>
         <w:rPr>
-          <w:rFonts w:ascii="宋体" w:eastAsia="宋体" w:hAnsi="宋体" w:cs="宋体"/>
           <w:noProof/>
-          <w:kern w:val="0"/>
-          <w:sz w:val="24"/>
-          <w:szCs w:val="24"/>
         </w:rPr>
         <w:drawing>
-          <wp:inline distT="0" distB="0" distL="0" distR="0" wp14:anchorId="38AB8FF1" wp14:editId="243ACE2B">
-            <wp:extent cx="3276600" cy="1262544"/>
-            <wp:effectExtent l="0" t="0" r="0" b="0"/>
-            <wp:docPr id="165750057" name="图片 1"/>
+          <wp:inline distT="0" distB="0" distL="0" distR="0" wp14:anchorId="76338B4C" wp14:editId="04042400">
+            <wp:extent cx="2369820" cy="780016"/>
+            <wp:effectExtent l="0" t="0" r="0" b="1270"/>
+            <wp:docPr id="2090934155" name="图片 5"/>
             <wp:cNvGraphicFramePr>
               <a:graphicFrameLocks xmlns:a="http://schemas.openxmlformats.org/drawingml/2006/main" noChangeAspect="1"/>
             </wp:cNvGraphicFramePr>
@@ -3364,7 +3060,7 @@
               <a:graphicData uri="http://schemas.openxmlformats.org/drawingml/2006/picture">
                 <pic:pic xmlns:pic="http://schemas.openxmlformats.org/drawingml/2006/picture">
                   <pic:nvPicPr>
-                    <pic:cNvPr id="0" name="Picture 1"/>
+                    <pic:cNvPr id="0" name="Picture 11"/>
                     <pic:cNvPicPr>
                       <a:picLocks noChangeAspect="1" noChangeArrowheads="1"/>
                     </pic:cNvPicPr>
@@ -3385,7 +3081,7 @@
                   <pic:spPr bwMode="auto">
                     <a:xfrm>
                       <a:off x="0" y="0"/>
-                      <a:ext cx="3311230" cy="1275888"/>
+                      <a:ext cx="2379737" cy="783280"/>
                     </a:xfrm>
                     <a:prstGeom prst="rect">
                       <a:avLst/>
@@ -3435,13 +3131,13 @@
       </w:r>
       <w:r>
         <w:rPr>
-          <w:rFonts w:ascii="Tahoma" w:eastAsia="微软雅黑" w:hAnsi="Tahoma"/>
+          <w:rFonts w:ascii="Tahoma" w:eastAsia="微软雅黑" w:hAnsi="Tahoma" w:hint="eastAsia"/>
           <w:b/>
           <w:bCs/>
           <w:kern w:val="0"/>
           <w:sz w:val="22"/>
         </w:rPr>
-        <w:t>玩家移动</w:t>
+        <w:t>事件移动</w:t>
       </w:r>
       <w:r>
         <w:rPr>
@@ -3461,7 +3157,7 @@
           <w:kern w:val="0"/>
           <w:sz w:val="22"/>
         </w:rPr>
-        <w:t>移动路线</w:t>
+        <w:t>自主移动</w:t>
       </w:r>
       <w:r>
         <w:rPr>
@@ -3485,19 +3181,35 @@
       </w:pPr>
       <w:r>
         <w:rPr>
-          <w:rFonts w:ascii="Tahoma" w:eastAsia="微软雅黑" w:hAnsi="Tahoma" w:hint="eastAsia"/>
-          <w:kern w:val="0"/>
-          <w:sz w:val="22"/>
-        </w:rPr>
-        <w:t>强制</w:t>
-      </w:r>
-      <w:r>
-        <w:rPr>
-          <w:rFonts w:ascii="Tahoma" w:eastAsia="微软雅黑" w:hAnsi="Tahoma"/>
-          <w:kern w:val="0"/>
-          <w:sz w:val="22"/>
-        </w:rPr>
-        <w:t>移动路线指令集</w:t>
+          <w:rFonts w:ascii="Tahoma" w:eastAsia="微软雅黑" w:hAnsi="Tahoma"/>
+          <w:kern w:val="0"/>
+          <w:sz w:val="22"/>
+        </w:rPr>
+        <w:t>自主移动指令集</w:t>
+      </w:r>
+      <w:r>
+        <w:rPr>
+          <w:rFonts w:ascii="Tahoma" w:eastAsia="微软雅黑" w:hAnsi="Tahoma" w:hint="eastAsia"/>
+          <w:kern w:val="0"/>
+          <w:sz w:val="22"/>
+        </w:rPr>
+        <w:t>(</w:t>
+      </w:r>
+      <w:r>
+        <w:rPr>
+          <w:rFonts w:ascii="Tahoma" w:eastAsia="微软雅黑" w:hAnsi="Tahoma"/>
+          <w:kern w:val="0"/>
+          <w:sz w:val="22"/>
+        </w:rPr>
+        <w:t>并行</w:t>
+      </w:r>
+      <w:r>
+        <w:rPr>
+          <w:rFonts w:ascii="Tahoma" w:eastAsia="微软雅黑" w:hAnsi="Tahoma" w:hint="eastAsia"/>
+          <w:kern w:val="0"/>
+          <w:sz w:val="22"/>
+        </w:rPr>
+        <w:t>)</w:t>
       </w:r>
       <w:r>
         <w:rPr>
@@ -3539,7 +3251,6 @@
         </w:rPr>
         <w:t xml:space="preserve"> -&gt; </w:t>
       </w:r>
-      <w:proofErr w:type="gramStart"/>
       <w:r>
         <w:rPr>
           <w:rFonts w:ascii="Tahoma" w:eastAsia="微软雅黑" w:hAnsi="Tahoma" w:hint="eastAsia"/>
@@ -3554,24 +3265,15 @@
           <w:kern w:val="0"/>
           <w:sz w:val="22"/>
         </w:rPr>
-        <w:t>是否</w:t>
-      </w:r>
-      <w:proofErr w:type="gramEnd"/>
-      <w:r>
-        <w:rPr>
-          <w:rFonts w:ascii="Tahoma" w:eastAsia="微软雅黑" w:hAnsi="Tahoma"/>
-          <w:kern w:val="0"/>
-          <w:sz w:val="22"/>
-        </w:rPr>
-        <w:t>阻塞</w:t>
-      </w:r>
-      <w:r>
-        <w:rPr>
-          <w:rFonts w:ascii="Tahoma" w:eastAsia="微软雅黑" w:hAnsi="Tahoma"/>
-          <w:kern w:val="0"/>
-          <w:sz w:val="22"/>
-        </w:rPr>
-        <w:t xml:space="preserve"> -&gt; </w:t>
+        <w:t>是否阻塞</w:t>
+      </w:r>
+      <w:r>
+        <w:rPr>
+          <w:rFonts w:ascii="Tahoma" w:eastAsia="微软雅黑" w:hAnsi="Tahoma"/>
+          <w:kern w:val="0"/>
+          <w:sz w:val="22"/>
+        </w:rPr>
+        <w:t xml:space="preserve"> -&gt;</w:t>
       </w:r>
       <w:r>
         <w:rPr>
@@ -3620,17 +3322,13 @@
       </w:pPr>
       <w:r>
         <w:rPr>
-          <w:rFonts w:ascii="宋体" w:eastAsia="宋体" w:hAnsi="宋体" w:cs="宋体"/>
           <w:noProof/>
-          <w:kern w:val="0"/>
-          <w:sz w:val="24"/>
-          <w:szCs w:val="24"/>
         </w:rPr>
         <w:drawing>
-          <wp:inline distT="0" distB="0" distL="0" distR="0" wp14:anchorId="4608F5DE" wp14:editId="387F80AE">
-            <wp:extent cx="2171700" cy="807657"/>
-            <wp:effectExtent l="0" t="0" r="0" b="0"/>
-            <wp:docPr id="2690089" name="图片 3"/>
+          <wp:inline distT="0" distB="0" distL="0" distR="0" wp14:anchorId="547E8EBA" wp14:editId="276AA8E7">
+            <wp:extent cx="3131820" cy="1211545"/>
+            <wp:effectExtent l="0" t="0" r="0" b="8255"/>
+            <wp:docPr id="444310751" name="图片 6"/>
             <wp:cNvGraphicFramePr>
               <a:graphicFrameLocks xmlns:a="http://schemas.openxmlformats.org/drawingml/2006/main" noChangeAspect="1"/>
             </wp:cNvGraphicFramePr>
@@ -3638,7 +3336,7 @@
               <a:graphicData uri="http://schemas.openxmlformats.org/drawingml/2006/picture">
                 <pic:pic xmlns:pic="http://schemas.openxmlformats.org/drawingml/2006/picture">
                   <pic:nvPicPr>
-                    <pic:cNvPr id="0" name="Picture 5"/>
+                    <pic:cNvPr id="0" name="Picture 13"/>
                     <pic:cNvPicPr>
                       <a:picLocks noChangeAspect="1" noChangeArrowheads="1"/>
                     </pic:cNvPicPr>
@@ -3659,7 +3357,7 @@
                   <pic:spPr bwMode="auto">
                     <a:xfrm>
                       <a:off x="0" y="0"/>
-                      <a:ext cx="2207329" cy="820907"/>
+                      <a:ext cx="3146236" cy="1217122"/>
                     </a:xfrm>
                     <a:prstGeom prst="rect">
                       <a:avLst/>
@@ -3735,7 +3433,7 @@
           <w:kern w:val="0"/>
           <w:sz w:val="22"/>
         </w:rPr>
-        <w:t>输入设备</w:t>
+        <w:t>移动路线</w:t>
       </w:r>
       <w:r>
         <w:rPr>
@@ -3745,13 +3443,53 @@
           <w:kern w:val="0"/>
           <w:sz w:val="22"/>
         </w:rPr>
-        <w:t>操作</w:t>
-      </w:r>
-      <w:r>
-        <w:rPr>
-          <w:rFonts w:ascii="Tahoma" w:eastAsia="微软雅黑" w:hAnsi="Tahoma"/>
-          <w:b/>
-          <w:bCs/>
+        <w:t>（基于移动路线）</w:t>
+      </w:r>
+    </w:p>
+    <w:p>
+      <w:pPr>
+        <w:snapToGrid w:val="0"/>
+        <w:rPr>
+          <w:rFonts w:ascii="Tahoma" w:eastAsia="微软雅黑" w:hAnsi="Tahoma"/>
+          <w:kern w:val="0"/>
+          <w:sz w:val="22"/>
+        </w:rPr>
+      </w:pPr>
+      <w:r>
+        <w:rPr>
+          <w:rFonts w:ascii="Tahoma" w:eastAsia="微软雅黑" w:hAnsi="Tahoma" w:hint="eastAsia"/>
+          <w:kern w:val="0"/>
+          <w:sz w:val="22"/>
+        </w:rPr>
+        <w:t>强制</w:t>
+      </w:r>
+      <w:r>
+        <w:rPr>
+          <w:rFonts w:ascii="Tahoma" w:eastAsia="微软雅黑" w:hAnsi="Tahoma"/>
+          <w:kern w:val="0"/>
+          <w:sz w:val="22"/>
+        </w:rPr>
+        <w:t>移动路线指令集</w:t>
+      </w:r>
+      <w:r>
+        <w:rPr>
+          <w:rFonts w:ascii="Tahoma" w:eastAsia="微软雅黑" w:hAnsi="Tahoma"/>
+          <w:kern w:val="0"/>
+          <w:sz w:val="22"/>
+        </w:rPr>
+        <w:t xml:space="preserve"> -&gt; </w:t>
+      </w:r>
+      <w:r>
+        <w:rPr>
+          <w:rFonts w:ascii="Tahoma" w:eastAsia="微软雅黑" w:hAnsi="Tahoma"/>
+          <w:kern w:val="0"/>
+          <w:sz w:val="22"/>
+        </w:rPr>
+        <w:t>执行</w:t>
+      </w:r>
+      <w:r>
+        <w:rPr>
+          <w:rFonts w:ascii="Tahoma" w:eastAsia="微软雅黑" w:hAnsi="Tahoma" w:hint="eastAsia"/>
           <w:kern w:val="0"/>
           <w:sz w:val="22"/>
         </w:rPr>
@@ -3759,61 +3497,11 @@
       </w:r>
       <w:r>
         <w:rPr>
-          <w:rFonts w:ascii="Tahoma" w:eastAsia="微软雅黑" w:hAnsi="Tahoma" w:hint="eastAsia"/>
-          <w:b/>
-          <w:bCs/>
-          <w:kern w:val="0"/>
-          <w:sz w:val="22"/>
-        </w:rPr>
-        <w:t>（基于</w:t>
-      </w:r>
-      <w:r>
-        <w:rPr>
-          <w:rFonts w:ascii="Tahoma" w:eastAsia="微软雅黑" w:hAnsi="Tahoma" w:hint="eastAsia"/>
-          <w:b/>
-          <w:bCs/>
-          <w:kern w:val="0"/>
-          <w:sz w:val="22"/>
-        </w:rPr>
-        <w:t>操作</w:t>
-      </w:r>
-      <w:r>
-        <w:rPr>
-          <w:rFonts w:ascii="Tahoma" w:eastAsia="微软雅黑" w:hAnsi="Tahoma" w:hint="eastAsia"/>
-          <w:b/>
-          <w:bCs/>
-          <w:kern w:val="0"/>
-          <w:sz w:val="22"/>
-        </w:rPr>
-        <w:t>权限</w:t>
-      </w:r>
-      <w:r>
-        <w:rPr>
-          <w:rFonts w:ascii="Tahoma" w:eastAsia="微软雅黑" w:hAnsi="Tahoma" w:hint="eastAsia"/>
-          <w:b/>
-          <w:bCs/>
-          <w:kern w:val="0"/>
-          <w:sz w:val="22"/>
-        </w:rPr>
-        <w:t>）</w:t>
-      </w:r>
-    </w:p>
-    <w:p>
-      <w:pPr>
-        <w:snapToGrid w:val="0"/>
-        <w:rPr>
-          <w:rFonts w:ascii="Tahoma" w:eastAsia="微软雅黑" w:hAnsi="Tahoma"/>
-          <w:kern w:val="0"/>
-          <w:sz w:val="22"/>
-        </w:rPr>
-      </w:pPr>
-      <w:r>
-        <w:rPr>
-          <w:rFonts w:ascii="Tahoma" w:eastAsia="微软雅黑" w:hAnsi="Tahoma"/>
-          <w:kern w:val="0"/>
-          <w:sz w:val="22"/>
-        </w:rPr>
-        <w:t>按下物理按键</w:t>
+          <w:rFonts w:ascii="Tahoma" w:eastAsia="微软雅黑" w:hAnsi="Tahoma"/>
+          <w:kern w:val="0"/>
+          <w:sz w:val="22"/>
+        </w:rPr>
+        <w:t>指令</w:t>
       </w:r>
       <w:r>
         <w:rPr>
@@ -3825,11 +3513,19 @@
       </w:r>
       <w:r>
         <w:rPr>
-          <w:rFonts w:ascii="Tahoma" w:eastAsia="微软雅黑" w:hAnsi="Tahoma"/>
-          <w:kern w:val="0"/>
-          <w:sz w:val="22"/>
-        </w:rPr>
-        <w:t>激活逻辑按键</w:t>
+          <w:rFonts w:ascii="Tahoma" w:eastAsia="微软雅黑" w:hAnsi="Tahoma" w:hint="eastAsia"/>
+          <w:kern w:val="0"/>
+          <w:sz w:val="22"/>
+        </w:rPr>
+        <w:t>图块</w:t>
+      </w:r>
+      <w:r>
+        <w:rPr>
+          <w:rFonts w:ascii="Tahoma" w:eastAsia="微软雅黑" w:hAnsi="Tahoma"/>
+          <w:kern w:val="0"/>
+          <w:sz w:val="22"/>
+        </w:rPr>
+        <w:t>是否阻塞</w:t>
       </w:r>
       <w:r>
         <w:rPr>
@@ -3841,104 +3537,6 @@
       </w:r>
       <w:r>
         <w:rPr>
-          <w:rFonts w:ascii="Tahoma" w:eastAsia="微软雅黑" w:hAnsi="Tahoma"/>
-          <w:kern w:val="0"/>
-          <w:sz w:val="22"/>
-        </w:rPr>
-        <w:t>是否</w:t>
-      </w:r>
-      <w:r>
-        <w:rPr>
-          <w:rFonts w:ascii="Tahoma" w:eastAsia="微软雅黑" w:hAnsi="Tahoma"/>
-          <w:kern w:val="0"/>
-          <w:sz w:val="22"/>
-        </w:rPr>
-        <w:t>允许操作移动</w:t>
-      </w:r>
-      <w:r>
-        <w:rPr>
-          <w:rFonts w:ascii="Tahoma" w:eastAsia="微软雅黑" w:hAnsi="Tahoma"/>
-          <w:kern w:val="0"/>
-          <w:sz w:val="22"/>
-        </w:rPr>
-        <w:t xml:space="preserve"> -&gt; </w:t>
-      </w:r>
-      <w:r>
-        <w:rPr>
-          <w:rFonts w:ascii="Tahoma" w:eastAsia="微软雅黑" w:hAnsi="Tahoma"/>
-          <w:kern w:val="0"/>
-          <w:sz w:val="22"/>
-        </w:rPr>
-        <w:t>执行</w:t>
-      </w:r>
-      <w:r>
-        <w:rPr>
-          <w:rFonts w:ascii="Tahoma" w:eastAsia="微软雅黑" w:hAnsi="Tahoma" w:hint="eastAsia"/>
-          <w:kern w:val="0"/>
-          <w:sz w:val="22"/>
-        </w:rPr>
-        <w:t>移动</w:t>
-      </w:r>
-      <w:r>
-        <w:rPr>
-          <w:rFonts w:ascii="Tahoma" w:eastAsia="微软雅黑" w:hAnsi="Tahoma"/>
-          <w:kern w:val="0"/>
-          <w:sz w:val="22"/>
-        </w:rPr>
-        <w:t>指令</w:t>
-      </w:r>
-      <w:r>
-        <w:rPr>
-          <w:rFonts w:ascii="Tahoma" w:eastAsia="微软雅黑" w:hAnsi="Tahoma"/>
-          <w:kern w:val="0"/>
-          <w:sz w:val="22"/>
-        </w:rPr>
-        <w:t xml:space="preserve"> -&gt;</w:t>
-      </w:r>
-      <w:r>
-        <w:rPr>
-          <w:rFonts w:ascii="Tahoma" w:eastAsia="微软雅黑" w:hAnsi="Tahoma"/>
-          <w:kern w:val="0"/>
-          <w:sz w:val="22"/>
-        </w:rPr>
-        <w:t xml:space="preserve"> </w:t>
-      </w:r>
-      <w:proofErr w:type="gramStart"/>
-      <w:r>
-        <w:rPr>
-          <w:rFonts w:ascii="Tahoma" w:eastAsia="微软雅黑" w:hAnsi="Tahoma" w:hint="eastAsia"/>
-          <w:kern w:val="0"/>
-          <w:sz w:val="22"/>
-        </w:rPr>
-        <w:t>图块</w:t>
-      </w:r>
-      <w:r>
-        <w:rPr>
-          <w:rFonts w:ascii="Tahoma" w:eastAsia="微软雅黑" w:hAnsi="Tahoma"/>
-          <w:kern w:val="0"/>
-          <w:sz w:val="22"/>
-        </w:rPr>
-        <w:t>是否</w:t>
-      </w:r>
-      <w:proofErr w:type="gramEnd"/>
-      <w:r>
-        <w:rPr>
-          <w:rFonts w:ascii="Tahoma" w:eastAsia="微软雅黑" w:hAnsi="Tahoma"/>
-          <w:kern w:val="0"/>
-          <w:sz w:val="22"/>
-        </w:rPr>
-        <w:t>阻塞</w:t>
-      </w:r>
-      <w:r>
-        <w:rPr>
-          <w:rFonts w:ascii="Tahoma" w:eastAsia="微软雅黑" w:hAnsi="Tahoma"/>
-          <w:kern w:val="0"/>
-          <w:sz w:val="22"/>
-        </w:rPr>
-        <w:t xml:space="preserve"> -&gt; </w:t>
-      </w:r>
-      <w:r>
-        <w:rPr>
           <w:rFonts w:ascii="Tahoma" w:eastAsia="微软雅黑" w:hAnsi="Tahoma" w:hint="eastAsia"/>
           <w:kern w:val="0"/>
           <w:sz w:val="22"/>
@@ -3972,7 +3570,8 @@
     </w:p>
     <w:p>
       <w:pPr>
-        <w:widowControl/>
+        <w:snapToGrid w:val="0"/>
+        <w:spacing w:after="200"/>
         <w:jc w:val="center"/>
         <w:rPr>
           <w:rFonts w:ascii="宋体" w:eastAsia="宋体" w:hAnsi="宋体" w:cs="宋体" w:hint="eastAsia"/>
@@ -3986,10 +3585,10 @@
           <w:noProof/>
         </w:rPr>
         <w:drawing>
-          <wp:inline distT="0" distB="0" distL="0" distR="0" wp14:anchorId="2E8CB27D" wp14:editId="66A83F3F">
-            <wp:extent cx="1181100" cy="1181100"/>
-            <wp:effectExtent l="0" t="0" r="0" b="0"/>
-            <wp:docPr id="6" name="图片 6"/>
+          <wp:inline distT="0" distB="0" distL="0" distR="0" wp14:anchorId="59FCD8FF" wp14:editId="1643EA0D">
+            <wp:extent cx="2392680" cy="787541"/>
+            <wp:effectExtent l="0" t="0" r="7620" b="0"/>
+            <wp:docPr id="786425412" name="图片 5"/>
             <wp:cNvGraphicFramePr>
               <a:graphicFrameLocks xmlns:a="http://schemas.openxmlformats.org/drawingml/2006/main" noChangeAspect="1"/>
             </wp:cNvGraphicFramePr>
@@ -3997,7 +3596,356 @@
               <a:graphicData uri="http://schemas.openxmlformats.org/drawingml/2006/picture">
                 <pic:pic xmlns:pic="http://schemas.openxmlformats.org/drawingml/2006/picture">
                   <pic:nvPicPr>
-                    <pic:cNvPr id="0" name="Picture 2"/>
+                    <pic:cNvPr id="0" name="Picture 11"/>
+                    <pic:cNvPicPr>
+                      <a:picLocks noChangeAspect="1" noChangeArrowheads="1"/>
+                    </pic:cNvPicPr>
+                  </pic:nvPicPr>
+                  <pic:blipFill>
+                    <a:blip r:embed="rId13">
+                      <a:extLst>
+                        <a:ext uri="{28A0092B-C50C-407E-A947-70E740481C1C}">
+                          <a14:useLocalDpi xmlns:a14="http://schemas.microsoft.com/office/drawing/2010/main" val="0"/>
+                        </a:ext>
+                      </a:extLst>
+                    </a:blip>
+                    <a:srcRect/>
+                    <a:stretch>
+                      <a:fillRect/>
+                    </a:stretch>
+                  </pic:blipFill>
+                  <pic:spPr bwMode="auto">
+                    <a:xfrm>
+                      <a:off x="0" y="0"/>
+                      <a:ext cx="2404245" cy="791348"/>
+                    </a:xfrm>
+                    <a:prstGeom prst="rect">
+                      <a:avLst/>
+                    </a:prstGeom>
+                    <a:noFill/>
+                    <a:ln>
+                      <a:noFill/>
+                    </a:ln>
+                  </pic:spPr>
+                </pic:pic>
+              </a:graphicData>
+            </a:graphic>
+          </wp:inline>
+        </w:drawing>
+      </w:r>
+    </w:p>
+    <w:p>
+      <w:pPr>
+        <w:snapToGrid w:val="0"/>
+        <w:rPr>
+          <w:rFonts w:ascii="Tahoma" w:eastAsia="微软雅黑" w:hAnsi="Tahoma"/>
+          <w:b/>
+          <w:bCs/>
+          <w:kern w:val="0"/>
+          <w:sz w:val="22"/>
+        </w:rPr>
+      </w:pPr>
+      <w:r>
+        <w:rPr>
+          <w:rFonts w:ascii="Tahoma" w:eastAsia="微软雅黑" w:hAnsi="Tahoma" w:hint="eastAsia"/>
+          <w:b/>
+          <w:bCs/>
+          <w:kern w:val="0"/>
+          <w:sz w:val="22"/>
+        </w:rPr>
+        <w:t>&gt;</w:t>
+      </w:r>
+      <w:r>
+        <w:rPr>
+          <w:rFonts w:ascii="Tahoma" w:eastAsia="微软雅黑" w:hAnsi="Tahoma"/>
+          <w:b/>
+          <w:bCs/>
+          <w:kern w:val="0"/>
+          <w:sz w:val="22"/>
+        </w:rPr>
+        <w:t xml:space="preserve"> </w:t>
+      </w:r>
+      <w:r>
+        <w:rPr>
+          <w:rFonts w:ascii="Tahoma" w:eastAsia="微软雅黑" w:hAnsi="Tahoma"/>
+          <w:b/>
+          <w:bCs/>
+          <w:kern w:val="0"/>
+          <w:sz w:val="22"/>
+        </w:rPr>
+        <w:t>玩家移动</w:t>
+      </w:r>
+      <w:r>
+        <w:rPr>
+          <w:rFonts w:ascii="Tahoma" w:eastAsia="微软雅黑" w:hAnsi="Tahoma"/>
+          <w:b/>
+          <w:bCs/>
+          <w:kern w:val="0"/>
+          <w:sz w:val="22"/>
+        </w:rPr>
+        <w:t>-</w:t>
+      </w:r>
+      <w:r>
+        <w:rPr>
+          <w:rFonts w:ascii="Tahoma" w:eastAsia="微软雅黑" w:hAnsi="Tahoma"/>
+          <w:b/>
+          <w:bCs/>
+          <w:kern w:val="0"/>
+          <w:sz w:val="22"/>
+        </w:rPr>
+        <w:t>输入设备</w:t>
+      </w:r>
+      <w:r>
+        <w:rPr>
+          <w:rFonts w:ascii="Tahoma" w:eastAsia="微软雅黑" w:hAnsi="Tahoma" w:hint="eastAsia"/>
+          <w:b/>
+          <w:bCs/>
+          <w:kern w:val="0"/>
+          <w:sz w:val="22"/>
+        </w:rPr>
+        <w:t>操作</w:t>
+      </w:r>
+      <w:r>
+        <w:rPr>
+          <w:rFonts w:ascii="Tahoma" w:eastAsia="微软雅黑" w:hAnsi="Tahoma"/>
+          <w:b/>
+          <w:bCs/>
+          <w:kern w:val="0"/>
+          <w:sz w:val="22"/>
+        </w:rPr>
+        <w:t>移动</w:t>
+      </w:r>
+      <w:r>
+        <w:rPr>
+          <w:rFonts w:ascii="Tahoma" w:eastAsia="微软雅黑" w:hAnsi="Tahoma" w:hint="eastAsia"/>
+          <w:b/>
+          <w:bCs/>
+          <w:kern w:val="0"/>
+          <w:sz w:val="22"/>
+        </w:rPr>
+        <w:t>（基于</w:t>
+      </w:r>
+      <w:r>
+        <w:rPr>
+          <w:rFonts w:ascii="Tahoma" w:eastAsia="微软雅黑" w:hAnsi="Tahoma" w:hint="eastAsia"/>
+          <w:b/>
+          <w:bCs/>
+          <w:kern w:val="0"/>
+          <w:sz w:val="22"/>
+        </w:rPr>
+        <w:t>操作</w:t>
+      </w:r>
+      <w:r>
+        <w:rPr>
+          <w:rFonts w:ascii="Tahoma" w:eastAsia="微软雅黑" w:hAnsi="Tahoma" w:hint="eastAsia"/>
+          <w:b/>
+          <w:bCs/>
+          <w:kern w:val="0"/>
+          <w:sz w:val="22"/>
+        </w:rPr>
+        <w:t>权限</w:t>
+      </w:r>
+      <w:r>
+        <w:rPr>
+          <w:rFonts w:ascii="Tahoma" w:eastAsia="微软雅黑" w:hAnsi="Tahoma" w:hint="eastAsia"/>
+          <w:b/>
+          <w:bCs/>
+          <w:kern w:val="0"/>
+          <w:sz w:val="22"/>
+        </w:rPr>
+        <w:t>）</w:t>
+      </w:r>
+    </w:p>
+    <w:p>
+      <w:pPr>
+        <w:snapToGrid w:val="0"/>
+        <w:rPr>
+          <w:rFonts w:ascii="Tahoma" w:eastAsia="微软雅黑" w:hAnsi="Tahoma"/>
+          <w:kern w:val="0"/>
+          <w:sz w:val="22"/>
+        </w:rPr>
+      </w:pPr>
+      <w:r>
+        <w:rPr>
+          <w:rFonts w:ascii="Tahoma" w:eastAsia="微软雅黑" w:hAnsi="Tahoma"/>
+          <w:kern w:val="0"/>
+          <w:sz w:val="22"/>
+        </w:rPr>
+        <w:t>按下物理按键</w:t>
+      </w:r>
+      <w:r>
+        <w:rPr>
+          <w:rFonts w:ascii="Tahoma" w:eastAsia="微软雅黑" w:hAnsi="Tahoma"/>
+          <w:kern w:val="0"/>
+          <w:sz w:val="22"/>
+        </w:rPr>
+        <w:t xml:space="preserve"> -&gt; </w:t>
+      </w:r>
+      <w:r>
+        <w:rPr>
+          <w:rFonts w:ascii="Tahoma" w:eastAsia="微软雅黑" w:hAnsi="Tahoma"/>
+          <w:kern w:val="0"/>
+          <w:sz w:val="22"/>
+        </w:rPr>
+        <w:t>激活逻辑按键</w:t>
+      </w:r>
+      <w:r>
+        <w:rPr>
+          <w:rFonts w:ascii="Tahoma" w:eastAsia="微软雅黑" w:hAnsi="Tahoma"/>
+          <w:kern w:val="0"/>
+          <w:sz w:val="22"/>
+        </w:rPr>
+        <w:t xml:space="preserve"> -&gt; </w:t>
+      </w:r>
+      <w:r>
+        <w:rPr>
+          <w:rFonts w:ascii="Tahoma" w:eastAsia="微软雅黑" w:hAnsi="Tahoma"/>
+          <w:kern w:val="0"/>
+          <w:sz w:val="22"/>
+        </w:rPr>
+        <w:t>是否</w:t>
+      </w:r>
+      <w:r>
+        <w:rPr>
+          <w:rFonts w:ascii="Tahoma" w:eastAsia="微软雅黑" w:hAnsi="Tahoma"/>
+          <w:kern w:val="0"/>
+          <w:sz w:val="22"/>
+        </w:rPr>
+        <w:t>允许操作移动</w:t>
+      </w:r>
+      <w:r>
+        <w:rPr>
+          <w:rFonts w:ascii="Tahoma" w:eastAsia="微软雅黑" w:hAnsi="Tahoma"/>
+          <w:kern w:val="0"/>
+          <w:sz w:val="22"/>
+        </w:rPr>
+        <w:t xml:space="preserve"> -&gt; </w:t>
+      </w:r>
+      <w:r>
+        <w:rPr>
+          <w:rFonts w:ascii="Tahoma" w:eastAsia="微软雅黑" w:hAnsi="Tahoma"/>
+          <w:kern w:val="0"/>
+          <w:sz w:val="22"/>
+        </w:rPr>
+        <w:t>执行</w:t>
+      </w:r>
+      <w:r>
+        <w:rPr>
+          <w:rFonts w:ascii="Tahoma" w:eastAsia="微软雅黑" w:hAnsi="Tahoma" w:hint="eastAsia"/>
+          <w:kern w:val="0"/>
+          <w:sz w:val="22"/>
+        </w:rPr>
+        <w:t>移动</w:t>
+      </w:r>
+      <w:r>
+        <w:rPr>
+          <w:rFonts w:ascii="Tahoma" w:eastAsia="微软雅黑" w:hAnsi="Tahoma"/>
+          <w:kern w:val="0"/>
+          <w:sz w:val="22"/>
+        </w:rPr>
+        <w:t>指令</w:t>
+      </w:r>
+      <w:r>
+        <w:rPr>
+          <w:rFonts w:ascii="Tahoma" w:eastAsia="微软雅黑" w:hAnsi="Tahoma"/>
+          <w:kern w:val="0"/>
+          <w:sz w:val="22"/>
+        </w:rPr>
+        <w:t xml:space="preserve"> -&gt;</w:t>
+      </w:r>
+      <w:r>
+        <w:rPr>
+          <w:rFonts w:ascii="Tahoma" w:eastAsia="微软雅黑" w:hAnsi="Tahoma"/>
+          <w:kern w:val="0"/>
+          <w:sz w:val="22"/>
+        </w:rPr>
+        <w:t xml:space="preserve"> </w:t>
+      </w:r>
+      <w:r>
+        <w:rPr>
+          <w:rFonts w:ascii="Tahoma" w:eastAsia="微软雅黑" w:hAnsi="Tahoma" w:hint="eastAsia"/>
+          <w:kern w:val="0"/>
+          <w:sz w:val="22"/>
+        </w:rPr>
+        <w:t>图块</w:t>
+      </w:r>
+      <w:r>
+        <w:rPr>
+          <w:rFonts w:ascii="Tahoma" w:eastAsia="微软雅黑" w:hAnsi="Tahoma"/>
+          <w:kern w:val="0"/>
+          <w:sz w:val="22"/>
+        </w:rPr>
+        <w:t>是否阻塞</w:t>
+      </w:r>
+      <w:r>
+        <w:rPr>
+          <w:rFonts w:ascii="Tahoma" w:eastAsia="微软雅黑" w:hAnsi="Tahoma"/>
+          <w:kern w:val="0"/>
+          <w:sz w:val="22"/>
+        </w:rPr>
+        <w:t xml:space="preserve"> -&gt; </w:t>
+      </w:r>
+      <w:r>
+        <w:rPr>
+          <w:rFonts w:ascii="Tahoma" w:eastAsia="微软雅黑" w:hAnsi="Tahoma" w:hint="eastAsia"/>
+          <w:kern w:val="0"/>
+          <w:sz w:val="22"/>
+        </w:rPr>
+        <w:t>单次</w:t>
+      </w:r>
+      <w:r>
+        <w:rPr>
+          <w:rFonts w:ascii="Tahoma" w:eastAsia="微软雅黑" w:hAnsi="Tahoma"/>
+          <w:kern w:val="0"/>
+          <w:sz w:val="22"/>
+        </w:rPr>
+        <w:t>移动成功</w:t>
+      </w:r>
+      <w:r>
+        <w:rPr>
+          <w:rFonts w:ascii="Tahoma" w:eastAsia="微软雅黑" w:hAnsi="Tahoma"/>
+          <w:kern w:val="0"/>
+          <w:sz w:val="22"/>
+        </w:rPr>
+        <w:t>/</w:t>
+      </w:r>
+      <w:r>
+        <w:rPr>
+          <w:rFonts w:ascii="Tahoma" w:eastAsia="微软雅黑" w:hAnsi="Tahoma"/>
+          <w:kern w:val="0"/>
+          <w:sz w:val="22"/>
+        </w:rPr>
+        <w:t>移动失败</w:t>
+      </w:r>
+    </w:p>
+    <w:p>
+      <w:pPr>
+        <w:widowControl/>
+        <w:jc w:val="center"/>
+        <w:rPr>
+          <w:rFonts w:ascii="宋体" w:eastAsia="宋体" w:hAnsi="宋体" w:cs="宋体" w:hint="eastAsia"/>
+          <w:kern w:val="0"/>
+          <w:sz w:val="24"/>
+          <w:szCs w:val="24"/>
+        </w:rPr>
+      </w:pPr>
+      <w:r>
+        <w:rPr>
+          <w:noProof/>
+        </w:rPr>
+        <w:drawing>
+          <wp:inline distT="0" distB="0" distL="0" distR="0" wp14:anchorId="2FF7CA05" wp14:editId="500DF5E3">
+            <wp:extent cx="1143000" cy="1143000"/>
+            <wp:effectExtent l="0" t="0" r="0" b="0"/>
+            <wp:docPr id="313877136" name="图片 1"/>
+            <wp:cNvGraphicFramePr>
+              <a:graphicFrameLocks xmlns:a="http://schemas.openxmlformats.org/drawingml/2006/main" noChangeAspect="1"/>
+            </wp:cNvGraphicFramePr>
+            <a:graphic xmlns:a="http://schemas.openxmlformats.org/drawingml/2006/main">
+              <a:graphicData uri="http://schemas.openxmlformats.org/drawingml/2006/picture">
+                <pic:pic xmlns:pic="http://schemas.openxmlformats.org/drawingml/2006/picture">
+                  <pic:nvPicPr>
+                    <pic:cNvPr id="0" name="Picture 3"/>
                     <pic:cNvPicPr>
                       <a:picLocks noChangeAspect="1" noChangeArrowheads="1"/>
                     </pic:cNvPicPr>
@@ -4018,7 +3966,7 @@
                   <pic:spPr bwMode="auto">
                     <a:xfrm>
                       <a:off x="0" y="0"/>
-                      <a:ext cx="1181100" cy="1181100"/>
+                      <a:ext cx="1143000" cy="1143000"/>
                     </a:xfrm>
                     <a:prstGeom prst="rect">
                       <a:avLst/>
@@ -4035,12 +3983,6 @@
         </w:drawing>
       </w:r>
       <w:r>
-        <w:rPr>
-          <w:rFonts w:ascii="宋体" w:eastAsia="宋体" w:hAnsi="宋体" w:cs="宋体"/>
-          <w:kern w:val="0"/>
-          <w:sz w:val="24"/>
-          <w:szCs w:val="24"/>
-        </w:rPr>
         <w:t xml:space="preserve"> </w:t>
       </w:r>
       <w:r>
@@ -4048,10 +3990,10 @@
           <w:noProof/>
         </w:rPr>
         <w:drawing>
-          <wp:inline distT="0" distB="0" distL="0" distR="0" wp14:anchorId="5F8F4BEC" wp14:editId="17607620">
-            <wp:extent cx="1181100" cy="1181100"/>
+          <wp:inline distT="0" distB="0" distL="0" distR="0" wp14:anchorId="429ED7A9" wp14:editId="62C45232">
+            <wp:extent cx="1143000" cy="1143000"/>
             <wp:effectExtent l="0" t="0" r="0" b="0"/>
-            <wp:docPr id="7" name="图片 7"/>
+            <wp:docPr id="603092606" name="图片 2"/>
             <wp:cNvGraphicFramePr>
               <a:graphicFrameLocks xmlns:a="http://schemas.openxmlformats.org/drawingml/2006/main" noChangeAspect="1"/>
             </wp:cNvGraphicFramePr>
@@ -4059,7 +4001,7 @@
               <a:graphicData uri="http://schemas.openxmlformats.org/drawingml/2006/picture">
                 <pic:pic xmlns:pic="http://schemas.openxmlformats.org/drawingml/2006/picture">
                   <pic:nvPicPr>
-                    <pic:cNvPr id="0" name="Picture 4"/>
+                    <pic:cNvPr id="0" name="Picture 5"/>
                     <pic:cNvPicPr>
                       <a:picLocks noChangeAspect="1" noChangeArrowheads="1"/>
                     </pic:cNvPicPr>
@@ -4080,7 +4022,7 @@
                   <pic:spPr bwMode="auto">
                     <a:xfrm>
                       <a:off x="0" y="0"/>
-                      <a:ext cx="1181100" cy="1181100"/>
+                      <a:ext cx="1143000" cy="1143000"/>
                     </a:xfrm>
                     <a:prstGeom prst="rect">
                       <a:avLst/>
@@ -4097,12 +4039,6 @@
         </w:drawing>
       </w:r>
       <w:r>
-        <w:rPr>
-          <w:rFonts w:ascii="宋体" w:eastAsia="宋体" w:hAnsi="宋体" w:cs="宋体" w:hint="eastAsia"/>
-          <w:kern w:val="0"/>
-          <w:sz w:val="24"/>
-          <w:szCs w:val="24"/>
-        </w:rPr>
         <w:t xml:space="preserve"> </w:t>
       </w:r>
       <w:r>
@@ -4110,10 +4046,10 @@
           <w:noProof/>
         </w:rPr>
         <w:drawing>
-          <wp:inline distT="0" distB="0" distL="0" distR="0" wp14:anchorId="6AA077D9" wp14:editId="2922B1F3">
-            <wp:extent cx="1181100" cy="1181100"/>
+          <wp:inline distT="0" distB="0" distL="0" distR="0" wp14:anchorId="20924645" wp14:editId="269E9371">
+            <wp:extent cx="1143000" cy="1143000"/>
             <wp:effectExtent l="0" t="0" r="0" b="0"/>
-            <wp:docPr id="8" name="图片 8"/>
+            <wp:docPr id="1297657054" name="图片 3"/>
             <wp:cNvGraphicFramePr>
               <a:graphicFrameLocks xmlns:a="http://schemas.openxmlformats.org/drawingml/2006/main" noChangeAspect="1"/>
             </wp:cNvGraphicFramePr>
@@ -4121,7 +4057,7 @@
               <a:graphicData uri="http://schemas.openxmlformats.org/drawingml/2006/picture">
                 <pic:pic xmlns:pic="http://schemas.openxmlformats.org/drawingml/2006/picture">
                   <pic:nvPicPr>
-                    <pic:cNvPr id="0" name="Picture 11"/>
+                    <pic:cNvPr id="0" name="Picture 7"/>
                     <pic:cNvPicPr>
                       <a:picLocks noChangeAspect="1" noChangeArrowheads="1"/>
                     </pic:cNvPicPr>
@@ -4142,7 +4078,7 @@
                   <pic:spPr bwMode="auto">
                     <a:xfrm>
                       <a:off x="0" y="0"/>
-                      <a:ext cx="1181100" cy="1181100"/>
+                      <a:ext cx="1143000" cy="1143000"/>
                     </a:xfrm>
                     <a:prstGeom prst="rect">
                       <a:avLst/>
@@ -4159,12 +4095,6 @@
         </w:drawing>
       </w:r>
       <w:r>
-        <w:rPr>
-          <w:rFonts w:ascii="宋体" w:eastAsia="宋体" w:hAnsi="宋体" w:cs="宋体"/>
-          <w:kern w:val="0"/>
-          <w:sz w:val="24"/>
-          <w:szCs w:val="24"/>
-        </w:rPr>
         <w:t xml:space="preserve"> </w:t>
       </w:r>
       <w:r>
@@ -4172,10 +4102,10 @@
           <w:noProof/>
         </w:rPr>
         <w:drawing>
-          <wp:inline distT="0" distB="0" distL="0" distR="0" wp14:anchorId="33118341" wp14:editId="41E5357F">
-            <wp:extent cx="1181100" cy="1181100"/>
+          <wp:inline distT="0" distB="0" distL="0" distR="0" wp14:anchorId="2C8B2FBE" wp14:editId="72B34FC1">
+            <wp:extent cx="1143000" cy="1143000"/>
             <wp:effectExtent l="0" t="0" r="0" b="0"/>
-            <wp:docPr id="9" name="图片 9"/>
+            <wp:docPr id="794186220" name="图片 4"/>
             <wp:cNvGraphicFramePr>
               <a:graphicFrameLocks xmlns:a="http://schemas.openxmlformats.org/drawingml/2006/main" noChangeAspect="1"/>
             </wp:cNvGraphicFramePr>
@@ -4183,7 +4113,7 @@
               <a:graphicData uri="http://schemas.openxmlformats.org/drawingml/2006/picture">
                 <pic:pic xmlns:pic="http://schemas.openxmlformats.org/drawingml/2006/picture">
                   <pic:nvPicPr>
-                    <pic:cNvPr id="0" name="Picture 13"/>
+                    <pic:cNvPr id="0" name="Picture 9"/>
                     <pic:cNvPicPr>
                       <a:picLocks noChangeAspect="1" noChangeArrowheads="1"/>
                     </pic:cNvPicPr>
@@ -4204,7 +4134,7 @@
                   <pic:spPr bwMode="auto">
                     <a:xfrm>
                       <a:off x="0" y="0"/>
-                      <a:ext cx="1181100" cy="1181100"/>
+                      <a:ext cx="1143000" cy="1143000"/>
                     </a:xfrm>
                     <a:prstGeom prst="rect">
                       <a:avLst/>
@@ -4236,7 +4166,6 @@
           <w:kern w:val="0"/>
           <w:sz w:val="22"/>
         </w:rPr>
-        <w:lastRenderedPageBreak/>
         <w:t>上述的四种渠道中，前三种都基于</w:t>
       </w:r>
       <w:r>
@@ -4531,6 +4460,7 @@
           <w:kern w:val="0"/>
           <w:sz w:val="22"/>
         </w:rPr>
+        <w:lastRenderedPageBreak/>
         <w:t>另外</w:t>
       </w:r>
       <w:r>
@@ -4648,7 +4578,7 @@
           <v:shape id="_x0000_i1025" type="#_x0000_t75" style="width:414.6pt;height:66pt" o:ole="">
             <v:imagedata r:id="rId15" o:title=""/>
           </v:shape>
-          <o:OLEObject Type="Embed" ProgID="Visio.Drawing.15" ShapeID="_x0000_i1025" DrawAspect="Content" ObjectID="_1807767931" r:id="rId16"/>
+          <o:OLEObject Type="Embed" ProgID="Visio.Drawing.15" ShapeID="_x0000_i1025" DrawAspect="Content" ObjectID="_1813922992" r:id="rId16"/>
         </w:object>
       </w:r>
     </w:p>
@@ -5083,7 +5013,6 @@
         </w:rPr>
         <w:t xml:space="preserve"> </w:t>
       </w:r>
-      <w:proofErr w:type="gramStart"/>
       <w:r>
         <w:rPr>
           <w:rFonts w:ascii="Tahoma" w:eastAsia="微软雅黑" w:hAnsi="Tahoma" w:hint="eastAsia"/>
@@ -5098,16 +5027,7 @@
           <w:kern w:val="0"/>
           <w:sz w:val="22"/>
         </w:rPr>
-        <w:t>是否</w:t>
-      </w:r>
-      <w:proofErr w:type="gramEnd"/>
-      <w:r>
-        <w:rPr>
-          <w:rFonts w:ascii="Tahoma" w:eastAsia="微软雅黑" w:hAnsi="Tahoma"/>
-          <w:kern w:val="0"/>
-          <w:sz w:val="22"/>
-        </w:rPr>
-        <w:t>阻塞</w:t>
+        <w:t>是否阻塞</w:t>
       </w:r>
       <w:r>
         <w:rPr>
@@ -5935,7 +5855,6 @@
                 <w:sz w:val="22"/>
               </w:rPr>
             </w:pPr>
-            <w:proofErr w:type="gramStart"/>
             <w:r>
               <w:rPr>
                 <w:rFonts w:ascii="Tahoma" w:eastAsia="微软雅黑" w:hAnsi="Tahoma" w:hint="eastAsia"/>
@@ -5950,16 +5869,7 @@
                 <w:kern w:val="0"/>
                 <w:sz w:val="22"/>
               </w:rPr>
-              <w:t>是否</w:t>
-            </w:r>
-            <w:proofErr w:type="gramEnd"/>
-            <w:r>
-              <w:rPr>
-                <w:rFonts w:ascii="Tahoma" w:eastAsia="微软雅黑" w:hAnsi="Tahoma"/>
-                <w:kern w:val="0"/>
-                <w:sz w:val="22"/>
-              </w:rPr>
-              <w:t>阻塞</w:t>
+              <w:t>是否阻塞</w:t>
             </w:r>
           </w:p>
         </w:tc>
@@ -5976,23 +5886,13 @@
                 <w:sz w:val="22"/>
               </w:rPr>
             </w:pPr>
-            <w:proofErr w:type="gramStart"/>
             <w:r>
               <w:rPr>
                 <w:rFonts w:ascii="Tahoma" w:eastAsia="微软雅黑" w:hAnsi="Tahoma" w:hint="eastAsia"/>
                 <w:kern w:val="0"/>
                 <w:sz w:val="22"/>
               </w:rPr>
-              <w:t>图块类</w:t>
-            </w:r>
-            <w:proofErr w:type="gramEnd"/>
-            <w:r>
-              <w:rPr>
-                <w:rFonts w:ascii="Tahoma" w:eastAsia="微软雅黑" w:hAnsi="Tahoma" w:hint="eastAsia"/>
-                <w:kern w:val="0"/>
-                <w:sz w:val="22"/>
-              </w:rPr>
-              <w:t>、体积类</w:t>
+              <w:t>图块类、体积类</w:t>
             </w:r>
             <w:r>
               <w:rPr>
@@ -6027,27 +5927,7 @@
                 <w:kern w:val="0"/>
                 <w:sz w:val="22"/>
               </w:rPr>
-              <w:t>（</w:t>
-            </w:r>
-            <w:proofErr w:type="gramStart"/>
-            <w:r>
-              <w:rPr>
-                <w:rFonts w:ascii="Tahoma" w:eastAsia="微软雅黑" w:hAnsi="Tahoma" w:hint="eastAsia"/>
-                <w:color w:val="A6A6A6" w:themeColor="background1" w:themeShade="A6"/>
-                <w:kern w:val="0"/>
-                <w:sz w:val="22"/>
-              </w:rPr>
-              <w:t>决定图块的</w:t>
-            </w:r>
-            <w:proofErr w:type="gramEnd"/>
-            <w:r>
-              <w:rPr>
-                <w:rFonts w:ascii="Tahoma" w:eastAsia="微软雅黑" w:hAnsi="Tahoma" w:hint="eastAsia"/>
-                <w:color w:val="A6A6A6" w:themeColor="background1" w:themeShade="A6"/>
-                <w:kern w:val="0"/>
-                <w:sz w:val="22"/>
-              </w:rPr>
-              <w:t>可通行性）</w:t>
+              <w:t>（决定图块的可通行性）</w:t>
             </w:r>
           </w:p>
         </w:tc>
@@ -6227,43 +6107,43 @@
           <w:rFonts w:hint="eastAsia"/>
         </w:rPr>
         <w:lastRenderedPageBreak/>
+        <w:t>操作玩家移动（权限）</w:t>
+      </w:r>
+    </w:p>
+    <w:p>
+      <w:pPr>
+        <w:pStyle w:val="4"/>
+        <w:snapToGrid w:val="0"/>
+        <w:spacing w:before="120" w:after="120" w:line="240" w:lineRule="auto"/>
+        <w:rPr>
+          <w:rFonts w:ascii="微软雅黑" w:eastAsia="微软雅黑" w:hAnsi="微软雅黑" w:hint="eastAsia"/>
+          <w:sz w:val="22"/>
+          <w:szCs w:val="22"/>
+        </w:rPr>
+      </w:pPr>
+      <w:r>
+        <w:rPr>
+          <w:rFonts w:ascii="微软雅黑" w:eastAsia="微软雅黑" w:hAnsi="微软雅黑" w:hint="eastAsia"/>
+          <w:sz w:val="22"/>
+          <w:szCs w:val="22"/>
+        </w:rPr>
+        <w:t>1)</w:t>
+      </w:r>
+      <w:r>
+        <w:rPr>
+          <w:rFonts w:ascii="微软雅黑" w:eastAsia="微软雅黑" w:hAnsi="微软雅黑" w:hint="eastAsia"/>
+          <w:sz w:val="22"/>
+          <w:szCs w:val="22"/>
+        </w:rPr>
+        <w:t xml:space="preserve"> </w:t>
+      </w:r>
+      <w:r>
+        <w:rPr>
+          <w:rFonts w:ascii="微软雅黑" w:eastAsia="微软雅黑" w:hAnsi="微软雅黑" w:hint="eastAsia"/>
+          <w:sz w:val="22"/>
+          <w:szCs w:val="22"/>
+        </w:rPr>
         <w:t>权限</w:t>
-      </w:r>
-    </w:p>
-    <w:p>
-      <w:pPr>
-        <w:pStyle w:val="4"/>
-        <w:snapToGrid w:val="0"/>
-        <w:spacing w:before="120" w:after="120" w:line="240" w:lineRule="auto"/>
-        <w:rPr>
-          <w:rFonts w:ascii="微软雅黑" w:eastAsia="微软雅黑" w:hAnsi="微软雅黑" w:hint="eastAsia"/>
-          <w:sz w:val="22"/>
-          <w:szCs w:val="22"/>
-        </w:rPr>
-      </w:pPr>
-      <w:r>
-        <w:rPr>
-          <w:rFonts w:ascii="微软雅黑" w:eastAsia="微软雅黑" w:hAnsi="微软雅黑" w:hint="eastAsia"/>
-          <w:sz w:val="22"/>
-          <w:szCs w:val="22"/>
-        </w:rPr>
-        <w:t>1)</w:t>
-      </w:r>
-      <w:r>
-        <w:rPr>
-          <w:rFonts w:ascii="微软雅黑" w:eastAsia="微软雅黑" w:hAnsi="微软雅黑" w:hint="eastAsia"/>
-          <w:sz w:val="22"/>
-          <w:szCs w:val="22"/>
-        </w:rPr>
-        <w:t xml:space="preserve"> </w:t>
-      </w:r>
-      <w:r>
-        <w:rPr>
-          <w:rFonts w:ascii="微软雅黑" w:eastAsia="微软雅黑" w:hAnsi="微软雅黑" w:hint="eastAsia"/>
-          <w:sz w:val="22"/>
-          <w:szCs w:val="22"/>
-        </w:rPr>
-        <w:t>定义</w:t>
       </w:r>
     </w:p>
     <w:tbl>
@@ -6349,7 +6229,7 @@
           <w:sz w:val="22"/>
         </w:rPr>
       </w:pPr>
-      <w:bookmarkStart w:id="6" w:name="权限"/>
+      <w:bookmarkStart w:id="5" w:name="权限"/>
       <w:r>
         <w:rPr>
           <w:rFonts w:ascii="Tahoma" w:eastAsia="微软雅黑" w:hAnsi="Tahoma"/>
@@ -6360,7 +6240,7 @@
         </w:rPr>
         <w:t>权限</w:t>
       </w:r>
-      <w:bookmarkEnd w:id="6"/>
+      <w:bookmarkEnd w:id="5"/>
       <w:r>
         <w:rPr>
           <w:rFonts w:ascii="Tahoma" w:eastAsia="微软雅黑" w:hAnsi="Tahoma" w:hint="eastAsia"/>
@@ -6650,7 +6530,7 @@
           <w:sz w:val="22"/>
         </w:rPr>
       </w:pPr>
-      <w:bookmarkStart w:id="7" w:name="允许"/>
+      <w:bookmarkStart w:id="6" w:name="允许"/>
       <w:r>
         <w:rPr>
           <w:rFonts w:ascii="Tahoma" w:eastAsia="微软雅黑" w:hAnsi="Tahoma" w:hint="eastAsia"/>
@@ -6661,7 +6541,7 @@
         </w:rPr>
         <w:t>允许</w:t>
       </w:r>
-      <w:bookmarkEnd w:id="7"/>
+      <w:bookmarkEnd w:id="6"/>
       <w:r>
         <w:rPr>
           <w:rFonts w:ascii="Tahoma" w:eastAsia="微软雅黑" w:hAnsi="Tahoma" w:hint="eastAsia"/>
@@ -6847,7 +6727,7 @@
           <w:sz w:val="22"/>
         </w:rPr>
       </w:pPr>
-      <w:bookmarkStart w:id="8" w:name="操作权限"/>
+      <w:bookmarkStart w:id="7" w:name="操作权限"/>
       <w:r>
         <w:rPr>
           <w:rFonts w:ascii="Tahoma" w:eastAsia="微软雅黑" w:hAnsi="Tahoma" w:hint="eastAsia"/>
@@ -6858,7 +6738,7 @@
         </w:rPr>
         <w:t>操作权限</w:t>
       </w:r>
-      <w:bookmarkEnd w:id="8"/>
+      <w:bookmarkEnd w:id="7"/>
       <w:r>
         <w:rPr>
           <w:rFonts w:ascii="Tahoma" w:eastAsia="微软雅黑" w:hAnsi="Tahoma" w:hint="eastAsia"/>
@@ -7087,17 +6967,13 @@
       </w:pPr>
       <w:r>
         <w:rPr>
-          <w:rFonts w:ascii="宋体" w:eastAsia="宋体" w:hAnsi="宋体" w:cs="宋体"/>
           <w:noProof/>
-          <w:kern w:val="0"/>
-          <w:sz w:val="24"/>
-          <w:szCs w:val="24"/>
         </w:rPr>
         <w:drawing>
-          <wp:inline distT="0" distB="0" distL="0" distR="0" wp14:anchorId="3E8EFCB1" wp14:editId="7E62469D">
-            <wp:extent cx="2970953" cy="1459865"/>
-            <wp:effectExtent l="0" t="0" r="1270" b="6985"/>
-            <wp:docPr id="12" name="图片 12"/>
+          <wp:inline distT="0" distB="0" distL="0" distR="0" wp14:anchorId="1FD49F2A" wp14:editId="776C9EE4">
+            <wp:extent cx="3147060" cy="1546400"/>
+            <wp:effectExtent l="0" t="0" r="0" b="0"/>
+            <wp:docPr id="636268830" name="图片 7"/>
             <wp:cNvGraphicFramePr>
               <a:graphicFrameLocks xmlns:a="http://schemas.openxmlformats.org/drawingml/2006/main" noChangeAspect="1"/>
             </wp:cNvGraphicFramePr>
@@ -7105,7 +6981,7 @@
               <a:graphicData uri="http://schemas.openxmlformats.org/drawingml/2006/picture">
                 <pic:pic xmlns:pic="http://schemas.openxmlformats.org/drawingml/2006/picture">
                   <pic:nvPicPr>
-                    <pic:cNvPr id="0" name="Picture 22"/>
+                    <pic:cNvPr id="0" name="Picture 15"/>
                     <pic:cNvPicPr>
                       <a:picLocks noChangeAspect="1" noChangeArrowheads="1"/>
                     </pic:cNvPicPr>
@@ -7126,7 +7002,7 @@
                   <pic:spPr bwMode="auto">
                     <a:xfrm>
                       <a:off x="0" y="0"/>
-                      <a:ext cx="3005759" cy="1476968"/>
+                      <a:ext cx="3150591" cy="1548135"/>
                     </a:xfrm>
                     <a:prstGeom prst="rect">
                       <a:avLst/>
@@ -7145,22 +7021,180 @@
     </w:p>
     <w:p>
       <w:pPr>
-        <w:snapToGrid w:val="0"/>
-        <w:rPr>
-          <w:rFonts w:ascii="Tahoma" w:eastAsia="微软雅黑" w:hAnsi="Tahoma"/>
-          <w:kern w:val="0"/>
-          <w:sz w:val="22"/>
-        </w:rPr>
-      </w:pPr>
-      <w:r>
-        <w:rPr>
-          <w:rFonts w:ascii="Tahoma" w:eastAsia="微软雅黑" w:hAnsi="Tahoma" w:hint="eastAsia"/>
+        <w:pStyle w:val="4"/>
+        <w:snapToGrid w:val="0"/>
+        <w:spacing w:before="120" w:after="120" w:line="240" w:lineRule="auto"/>
+        <w:rPr>
+          <w:rFonts w:ascii="微软雅黑" w:eastAsia="微软雅黑" w:hAnsi="微软雅黑" w:hint="eastAsia"/>
+          <w:sz w:val="22"/>
+          <w:szCs w:val="22"/>
+        </w:rPr>
+      </w:pPr>
+      <w:r>
+        <w:rPr>
+          <w:rFonts w:ascii="微软雅黑" w:eastAsia="微软雅黑" w:hAnsi="微软雅黑" w:hint="eastAsia"/>
+          <w:sz w:val="22"/>
+          <w:szCs w:val="22"/>
+        </w:rPr>
+        <w:t>2</w:t>
+      </w:r>
+      <w:r>
+        <w:rPr>
+          <w:rFonts w:ascii="微软雅黑" w:eastAsia="微软雅黑" w:hAnsi="微软雅黑" w:hint="eastAsia"/>
+          <w:sz w:val="22"/>
+          <w:szCs w:val="22"/>
+        </w:rPr>
+        <w:t>)</w:t>
+      </w:r>
+      <w:r>
+        <w:rPr>
+          <w:rFonts w:ascii="微软雅黑" w:eastAsia="微软雅黑" w:hAnsi="微软雅黑" w:hint="eastAsia"/>
+          <w:sz w:val="22"/>
+          <w:szCs w:val="22"/>
+        </w:rPr>
+        <w:t xml:space="preserve"> 移动的权限</w:t>
+      </w:r>
+    </w:p>
+    <w:p>
+      <w:pPr>
+        <w:snapToGrid w:val="0"/>
+        <w:rPr>
+          <w:rFonts w:ascii="Tahoma" w:eastAsia="微软雅黑" w:hAnsi="Tahoma"/>
           <w:b/>
           <w:bCs/>
           <w:kern w:val="0"/>
           <w:sz w:val="22"/>
         </w:rPr>
-        <w:t>允许操作移动：</w:t>
+      </w:pPr>
+      <w:r>
+        <w:rPr>
+          <w:rFonts w:ascii="Tahoma" w:eastAsia="微软雅黑" w:hAnsi="Tahoma" w:hint="eastAsia"/>
+          <w:b/>
+          <w:bCs/>
+          <w:kern w:val="0"/>
+          <w:sz w:val="22"/>
+        </w:rPr>
+        <w:t>操作移动：</w:t>
+      </w:r>
+      <w:r>
+        <w:rPr>
+          <w:rFonts w:ascii="Tahoma" w:eastAsia="微软雅黑" w:hAnsi="Tahoma" w:hint="eastAsia"/>
+          <w:kern w:val="0"/>
+          <w:sz w:val="22"/>
+        </w:rPr>
+        <w:t>指玩家使用</w:t>
+      </w:r>
+      <w:r>
+        <w:rPr>
+          <w:rFonts w:ascii="Tahoma" w:eastAsia="微软雅黑" w:hAnsi="Tahoma" w:hint="eastAsia"/>
+          <w:kern w:val="0"/>
+          <w:sz w:val="22"/>
+        </w:rPr>
+        <w:t xml:space="preserve"> </w:t>
+      </w:r>
+      <w:r>
+        <w:rPr>
+          <w:rFonts w:ascii="Tahoma" w:eastAsia="微软雅黑" w:hAnsi="Tahoma" w:hint="eastAsia"/>
+          <w:kern w:val="0"/>
+          <w:sz w:val="22"/>
+        </w:rPr>
+        <w:t>输入设备</w:t>
+      </w:r>
+      <w:r>
+        <w:rPr>
+          <w:rFonts w:ascii="Tahoma" w:eastAsia="微软雅黑" w:hAnsi="Tahoma" w:hint="eastAsia"/>
+          <w:kern w:val="0"/>
+          <w:sz w:val="22"/>
+        </w:rPr>
+        <w:t xml:space="preserve"> </w:t>
+      </w:r>
+      <w:r>
+        <w:rPr>
+          <w:rFonts w:ascii="Tahoma" w:eastAsia="微软雅黑" w:hAnsi="Tahoma" w:hint="eastAsia"/>
+          <w:kern w:val="0"/>
+          <w:sz w:val="22"/>
+        </w:rPr>
+        <w:t>控制游戏中的</w:t>
+      </w:r>
+      <w:r>
+        <w:rPr>
+          <w:rFonts w:ascii="Tahoma" w:eastAsia="微软雅黑" w:hAnsi="Tahoma" w:hint="eastAsia"/>
+          <w:kern w:val="0"/>
+          <w:sz w:val="22"/>
+        </w:rPr>
+        <w:t xml:space="preserve"> </w:t>
+      </w:r>
+      <w:r>
+        <w:rPr>
+          <w:rFonts w:ascii="Tahoma" w:eastAsia="微软雅黑" w:hAnsi="Tahoma" w:hint="eastAsia"/>
+          <w:kern w:val="0"/>
+          <w:sz w:val="22"/>
+        </w:rPr>
+        <w:t>玩家</w:t>
+      </w:r>
+      <w:r>
+        <w:rPr>
+          <w:rFonts w:ascii="Tahoma" w:eastAsia="微软雅黑" w:hAnsi="Tahoma" w:hint="eastAsia"/>
+          <w:kern w:val="0"/>
+          <w:sz w:val="22"/>
+        </w:rPr>
+        <w:t>/</w:t>
+      </w:r>
+      <w:r>
+        <w:rPr>
+          <w:rFonts w:ascii="Tahoma" w:eastAsia="微软雅黑" w:hAnsi="Tahoma" w:hint="eastAsia"/>
+          <w:kern w:val="0"/>
+          <w:sz w:val="22"/>
+        </w:rPr>
+        <w:t>事件</w:t>
+      </w:r>
+      <w:r>
+        <w:rPr>
+          <w:rFonts w:ascii="Tahoma" w:eastAsia="微软雅黑" w:hAnsi="Tahoma" w:hint="eastAsia"/>
+          <w:kern w:val="0"/>
+          <w:sz w:val="22"/>
+        </w:rPr>
+        <w:t xml:space="preserve"> </w:t>
+      </w:r>
+      <w:r>
+        <w:rPr>
+          <w:rFonts w:ascii="Tahoma" w:eastAsia="微软雅黑" w:hAnsi="Tahoma" w:hint="eastAsia"/>
+          <w:kern w:val="0"/>
+          <w:sz w:val="22"/>
+        </w:rPr>
+        <w:t>在地图中行走的过程。</w:t>
+      </w:r>
+    </w:p>
+    <w:p>
+      <w:pPr>
+        <w:snapToGrid w:val="0"/>
+        <w:rPr>
+          <w:rFonts w:ascii="Tahoma" w:eastAsia="微软雅黑" w:hAnsi="Tahoma"/>
+          <w:kern w:val="0"/>
+          <w:sz w:val="22"/>
+        </w:rPr>
+      </w:pPr>
+      <w:bookmarkStart w:id="8" w:name="允许操作移动"/>
+      <w:r>
+        <w:rPr>
+          <w:rFonts w:ascii="Tahoma" w:eastAsia="微软雅黑" w:hAnsi="Tahoma" w:hint="eastAsia"/>
+          <w:b/>
+          <w:bCs/>
+          <w:kern w:val="0"/>
+          <w:sz w:val="22"/>
+        </w:rPr>
+        <w:t>允许操作移动</w:t>
+      </w:r>
+      <w:bookmarkEnd w:id="8"/>
+      <w:r>
+        <w:rPr>
+          <w:rFonts w:ascii="Tahoma" w:eastAsia="微软雅黑" w:hAnsi="Tahoma" w:hint="eastAsia"/>
+          <w:b/>
+          <w:bCs/>
+          <w:kern w:val="0"/>
+          <w:sz w:val="22"/>
+        </w:rPr>
+        <w:t>：</w:t>
       </w:r>
       <w:r>
         <w:rPr>
@@ -7461,7 +7495,7 @@
           <v:shape id="_x0000_i1026" type="#_x0000_t75" style="width:397.8pt;height:125.4pt" o:ole="">
             <v:imagedata r:id="rId18" o:title=""/>
           </v:shape>
-          <o:OLEObject Type="Embed" ProgID="Visio.Drawing.15" ShapeID="_x0000_i1026" DrawAspect="Content" ObjectID="_1807767932" r:id="rId19"/>
+          <o:OLEObject Type="Embed" ProgID="Visio.Drawing.15" ShapeID="_x0000_i1026" DrawAspect="Content" ObjectID="_1813922993" r:id="rId19"/>
         </w:object>
       </w:r>
     </w:p>
@@ -7475,14 +7509,6 @@
           <w:sz w:val="22"/>
         </w:rPr>
       </w:pPr>
-      <w:r>
-        <w:rPr>
-          <w:rFonts w:ascii="Tahoma" w:eastAsia="微软雅黑" w:hAnsi="Tahoma"/>
-          <w:kern w:val="0"/>
-          <w:sz w:val="22"/>
-        </w:rPr>
-        <w:br w:type="page"/>
-      </w:r>
     </w:p>
     <w:p>
       <w:pPr>
@@ -7496,23 +7522,33 @@
         </w:rPr>
       </w:pPr>
       <w:bookmarkStart w:id="9" w:name="_2)_不允许的条件"/>
+      <w:bookmarkStart w:id="10" w:name="_3)_不允许的情况"/>
       <w:bookmarkEnd w:id="9"/>
+      <w:bookmarkEnd w:id="10"/>
+      <w:r>
+        <w:rPr>
+          <w:rFonts w:ascii="微软雅黑" w:eastAsia="微软雅黑" w:hAnsi="微软雅黑" w:hint="eastAsia"/>
+          <w:sz w:val="22"/>
+          <w:szCs w:val="22"/>
+        </w:rPr>
+        <w:lastRenderedPageBreak/>
+        <w:t>3</w:t>
+      </w:r>
       <w:r>
         <w:rPr>
           <w:rFonts w:ascii="微软雅黑" w:eastAsia="微软雅黑" w:hAnsi="微软雅黑"/>
           <w:sz w:val="22"/>
           <w:szCs w:val="22"/>
         </w:rPr>
-        <w:lastRenderedPageBreak/>
-        <w:t>2</w:t>
-      </w:r>
-      <w:r>
-        <w:rPr>
-          <w:rFonts w:ascii="微软雅黑" w:eastAsia="微软雅黑" w:hAnsi="微软雅黑"/>
+        <w:t xml:space="preserve">) </w:t>
+      </w:r>
+      <w:r>
+        <w:rPr>
+          <w:rFonts w:ascii="微软雅黑" w:eastAsia="微软雅黑" w:hAnsi="微软雅黑" w:hint="eastAsia"/>
           <w:sz w:val="22"/>
           <w:szCs w:val="22"/>
         </w:rPr>
-        <w:t xml:space="preserve">) </w:t>
+        <w:t>不</w:t>
       </w:r>
       <w:r>
         <w:rPr>
@@ -7520,7 +7556,7 @@
           <w:sz w:val="22"/>
           <w:szCs w:val="22"/>
         </w:rPr>
-        <w:t>不</w:t>
+        <w:t>允许</w:t>
       </w:r>
       <w:r>
         <w:rPr>
@@ -7528,7 +7564,7 @@
           <w:sz w:val="22"/>
           <w:szCs w:val="22"/>
         </w:rPr>
-        <w:t>允许</w:t>
+        <w:t>的</w:t>
       </w:r>
       <w:r>
         <w:rPr>
@@ -7536,7 +7572,7 @@
           <w:sz w:val="22"/>
           <w:szCs w:val="22"/>
         </w:rPr>
-        <w:t>的条件</w:t>
+        <w:t>情况</w:t>
       </w:r>
     </w:p>
     <w:p>
@@ -8206,7 +8242,6 @@
         </w:rPr>
         <w:t xml:space="preserve"> </w:t>
       </w:r>
-      <w:proofErr w:type="gramStart"/>
       <w:r>
         <w:rPr>
           <w:rFonts w:ascii="Tahoma" w:eastAsia="微软雅黑" w:hAnsi="Tahoma" w:hint="eastAsia"/>
@@ -8215,7 +8250,6 @@
         </w:rPr>
         <w:t>在载具中</w:t>
       </w:r>
-      <w:proofErr w:type="gramEnd"/>
       <w:r>
         <w:rPr>
           <w:rFonts w:ascii="Tahoma" w:eastAsia="微软雅黑" w:hAnsi="Tahoma" w:hint="eastAsia"/>
@@ -8230,25 +8264,266 @@
           <w:kern w:val="0"/>
           <w:sz w:val="22"/>
         </w:rPr>
-        <w:t>允许操作移动（操作的是</w:t>
-      </w:r>
-      <w:proofErr w:type="gramStart"/>
-      <w:r>
-        <w:rPr>
-          <w:rFonts w:ascii="Tahoma" w:eastAsia="微软雅黑" w:hAnsi="Tahoma" w:hint="eastAsia"/>
-          <w:kern w:val="0"/>
-          <w:sz w:val="22"/>
-        </w:rPr>
-        <w:t>载具对象</w:t>
-      </w:r>
-      <w:proofErr w:type="gramEnd"/>
-      <w:r>
-        <w:rPr>
-          <w:rFonts w:ascii="Tahoma" w:eastAsia="微软雅黑" w:hAnsi="Tahoma" w:hint="eastAsia"/>
-          <w:kern w:val="0"/>
-          <w:sz w:val="22"/>
-        </w:rPr>
-        <w:t>移动）</w:t>
+        <w:t>允许操作移动（操作的是载具对象移动）</w:t>
+      </w:r>
+    </w:p>
+    <w:tbl>
+      <w:tblPr>
+        <w:tblStyle w:val="af"/>
+        <w:tblW w:w="0" w:type="auto"/>
+        <w:shd w:val="clear" w:color="auto" w:fill="FFF2CC" w:themeFill="accent4" w:themeFillTint="33"/>
+        <w:tblLook w:val="04A0" w:firstRow="1" w:lastRow="0" w:firstColumn="1" w:lastColumn="0" w:noHBand="0" w:noVBand="1"/>
+      </w:tblPr>
+      <w:tblGrid>
+        <w:gridCol w:w="8522"/>
+      </w:tblGrid>
+      <w:tr>
+        <w:tc>
+          <w:tcPr>
+            <w:tcW w:w="8522" w:type="dxa"/>
+            <w:shd w:val="clear" w:color="auto" w:fill="FFF2CC" w:themeFill="accent4" w:themeFillTint="33"/>
+          </w:tcPr>
+          <w:p>
+            <w:pPr>
+              <w:rPr>
+                <w:rFonts w:ascii="Tahoma" w:eastAsia="微软雅黑" w:hAnsi="Tahoma"/>
+                <w:kern w:val="0"/>
+                <w:sz w:val="22"/>
+              </w:rPr>
+            </w:pPr>
+            <w:r>
+              <w:rPr>
+                <w:rFonts w:ascii="Tahoma" w:eastAsia="微软雅黑" w:hAnsi="Tahoma" w:hint="eastAsia"/>
+                <w:kern w:val="0"/>
+                <w:sz w:val="22"/>
+              </w:rPr>
+              <w:t>上述的</w:t>
+            </w:r>
+            <w:r>
+              <w:rPr>
+                <w:rFonts w:ascii="Tahoma" w:eastAsia="微软雅黑" w:hAnsi="Tahoma" w:hint="eastAsia"/>
+                <w:kern w:val="0"/>
+                <w:sz w:val="22"/>
+              </w:rPr>
+              <w:t xml:space="preserve"> </w:t>
+            </w:r>
+            <w:r>
+              <w:rPr>
+                <w:rFonts w:ascii="Tahoma" w:eastAsia="微软雅黑" w:hAnsi="Tahoma" w:hint="eastAsia"/>
+                <w:kern w:val="0"/>
+                <w:sz w:val="22"/>
+              </w:rPr>
+              <w:t>不允许条件</w:t>
+            </w:r>
+            <w:r>
+              <w:rPr>
+                <w:rFonts w:ascii="Tahoma" w:eastAsia="微软雅黑" w:hAnsi="Tahoma" w:hint="eastAsia"/>
+                <w:kern w:val="0"/>
+                <w:sz w:val="22"/>
+              </w:rPr>
+              <w:t xml:space="preserve"> </w:t>
+            </w:r>
+            <w:r>
+              <w:rPr>
+                <w:rFonts w:ascii="Tahoma" w:eastAsia="微软雅黑" w:hAnsi="Tahoma" w:hint="eastAsia"/>
+                <w:kern w:val="0"/>
+                <w:sz w:val="22"/>
+              </w:rPr>
+              <w:t>为固定机制，不可修改。</w:t>
+            </w:r>
+          </w:p>
+        </w:tc>
+      </w:tr>
+    </w:tbl>
+    <w:p>
+      <w:pPr>
+        <w:snapToGrid w:val="0"/>
+        <w:rPr>
+          <w:rFonts w:ascii="Tahoma" w:eastAsia="微软雅黑" w:hAnsi="Tahoma"/>
+          <w:kern w:val="0"/>
+          <w:sz w:val="22"/>
+        </w:rPr>
+      </w:pPr>
+      <w:r>
+        <w:rPr>
+          <w:rFonts w:ascii="Tahoma" w:eastAsia="微软雅黑" w:hAnsi="Tahoma" w:hint="eastAsia"/>
+          <w:kern w:val="0"/>
+          <w:sz w:val="22"/>
+        </w:rPr>
+        <w:t>除了上述的情况，</w:t>
+      </w:r>
+    </w:p>
+    <w:p>
+      <w:pPr>
+        <w:snapToGrid w:val="0"/>
+        <w:rPr>
+          <w:rFonts w:ascii="Tahoma" w:eastAsia="微软雅黑" w:hAnsi="Tahoma"/>
+          <w:kern w:val="0"/>
+          <w:sz w:val="22"/>
+        </w:rPr>
+      </w:pPr>
+      <w:r>
+        <w:rPr>
+          <w:rFonts w:ascii="Tahoma" w:eastAsia="微软雅黑" w:hAnsi="Tahoma" w:hint="eastAsia"/>
+          <w:kern w:val="0"/>
+          <w:sz w:val="22"/>
+        </w:rPr>
+        <w:t>基于</w:t>
+      </w:r>
+      <w:r>
+        <w:rPr>
+          <w:rFonts w:ascii="Tahoma" w:eastAsia="微软雅黑" w:hAnsi="Tahoma" w:hint="eastAsia"/>
+          <w:kern w:val="0"/>
+          <w:sz w:val="22"/>
+        </w:rPr>
+        <w:t xml:space="preserve"> </w:t>
+      </w:r>
+      <w:r>
+        <w:rPr>
+          <w:rFonts w:ascii="Tahoma" w:eastAsia="微软雅黑" w:hAnsi="Tahoma" w:hint="eastAsia"/>
+          <w:kern w:val="0"/>
+          <w:sz w:val="22"/>
+        </w:rPr>
+        <w:t>互动</w:t>
+      </w:r>
+      <w:r>
+        <w:rPr>
+          <w:rFonts w:ascii="Tahoma" w:eastAsia="微软雅黑" w:hAnsi="Tahoma" w:hint="eastAsia"/>
+          <w:kern w:val="0"/>
+          <w:sz w:val="22"/>
+        </w:rPr>
+        <w:t>-</w:t>
+      </w:r>
+      <w:r>
+        <w:rPr>
+          <w:rFonts w:ascii="Tahoma" w:eastAsia="微软雅黑" w:hAnsi="Tahoma" w:hint="eastAsia"/>
+          <w:kern w:val="0"/>
+          <w:sz w:val="22"/>
+        </w:rPr>
+        <w:t>允许操作</w:t>
+      </w:r>
+      <w:r>
+        <w:rPr>
+          <w:rFonts w:ascii="Tahoma" w:eastAsia="微软雅黑" w:hAnsi="Tahoma" w:hint="eastAsia"/>
+          <w:kern w:val="0"/>
+          <w:sz w:val="22"/>
+        </w:rPr>
+        <w:t>玩家</w:t>
+      </w:r>
+      <w:r>
+        <w:rPr>
+          <w:rFonts w:ascii="Tahoma" w:eastAsia="微软雅黑" w:hAnsi="Tahoma" w:hint="eastAsia"/>
+          <w:kern w:val="0"/>
+          <w:sz w:val="22"/>
+        </w:rPr>
+        <w:t>移动</w:t>
+      </w:r>
+      <w:r>
+        <w:rPr>
+          <w:rFonts w:ascii="Tahoma" w:eastAsia="微软雅黑" w:hAnsi="Tahoma" w:hint="eastAsia"/>
+          <w:kern w:val="0"/>
+          <w:sz w:val="22"/>
+        </w:rPr>
+        <w:t xml:space="preserve"> </w:t>
+      </w:r>
+      <w:r>
+        <w:rPr>
+          <w:rFonts w:ascii="Tahoma" w:eastAsia="微软雅黑" w:hAnsi="Tahoma" w:hint="eastAsia"/>
+          <w:kern w:val="0"/>
+          <w:sz w:val="22"/>
+        </w:rPr>
+        <w:t>的</w:t>
+      </w:r>
+      <w:r>
+        <w:rPr>
+          <w:rFonts w:ascii="Tahoma" w:eastAsia="微软雅黑" w:hAnsi="Tahoma" w:hint="eastAsia"/>
+          <w:kern w:val="0"/>
+          <w:sz w:val="22"/>
+        </w:rPr>
+        <w:t xml:space="preserve"> </w:t>
+      </w:r>
+      <w:r>
+        <w:rPr>
+          <w:rFonts w:ascii="Tahoma" w:eastAsia="微软雅黑" w:hAnsi="Tahoma" w:hint="eastAsia"/>
+          <w:kern w:val="0"/>
+          <w:sz w:val="22"/>
+        </w:rPr>
+        <w:t>子插件</w:t>
+      </w:r>
+      <w:r>
+        <w:rPr>
+          <w:rFonts w:ascii="Tahoma" w:eastAsia="微软雅黑" w:hAnsi="Tahoma" w:hint="eastAsia"/>
+          <w:kern w:val="0"/>
+          <w:sz w:val="22"/>
+        </w:rPr>
+        <w:t xml:space="preserve"> </w:t>
+      </w:r>
+      <w:r>
+        <w:rPr>
+          <w:rFonts w:ascii="Tahoma" w:eastAsia="微软雅黑" w:hAnsi="Tahoma" w:hint="eastAsia"/>
+          <w:kern w:val="0"/>
+          <w:sz w:val="22"/>
+        </w:rPr>
+        <w:t>也会</w:t>
+      </w:r>
+      <w:r>
+        <w:rPr>
+          <w:rFonts w:ascii="Tahoma" w:eastAsia="微软雅黑" w:hAnsi="Tahoma" w:hint="eastAsia"/>
+          <w:kern w:val="0"/>
+          <w:sz w:val="22"/>
+        </w:rPr>
+        <w:t>有一些权限</w:t>
+      </w:r>
+      <w:r>
+        <w:rPr>
+          <w:rFonts w:ascii="Tahoma" w:eastAsia="微软雅黑" w:hAnsi="Tahoma" w:hint="eastAsia"/>
+          <w:kern w:val="0"/>
+          <w:sz w:val="22"/>
+        </w:rPr>
+        <w:t>设置，</w:t>
+      </w:r>
+    </w:p>
+    <w:p>
+      <w:pPr>
+        <w:snapToGrid w:val="0"/>
+        <w:spacing w:after="200"/>
+        <w:rPr>
+          <w:rFonts w:ascii="Tahoma" w:eastAsia="微软雅黑" w:hAnsi="Tahoma"/>
+          <w:kern w:val="0"/>
+          <w:sz w:val="22"/>
+        </w:rPr>
+      </w:pPr>
+      <w:r>
+        <w:rPr>
+          <w:rFonts w:ascii="Tahoma" w:eastAsia="微软雅黑" w:hAnsi="Tahoma" w:hint="eastAsia"/>
+          <w:kern w:val="0"/>
+          <w:sz w:val="22"/>
+        </w:rPr>
+        <w:t>在</w:t>
+      </w:r>
+      <w:r>
+        <w:rPr>
+          <w:rFonts w:ascii="Tahoma" w:eastAsia="微软雅黑" w:hAnsi="Tahoma" w:hint="eastAsia"/>
+          <w:kern w:val="0"/>
+          <w:sz w:val="22"/>
+        </w:rPr>
+        <w:t>子插件设定的</w:t>
+      </w:r>
+      <w:r>
+        <w:rPr>
+          <w:rFonts w:ascii="Tahoma" w:eastAsia="微软雅黑" w:hAnsi="Tahoma" w:hint="eastAsia"/>
+          <w:kern w:val="0"/>
+          <w:sz w:val="22"/>
+        </w:rPr>
+        <w:t>情况下，也不允许操作移动</w:t>
+      </w:r>
+      <w:r>
+        <w:rPr>
+          <w:rFonts w:ascii="Tahoma" w:eastAsia="微软雅黑" w:hAnsi="Tahoma" w:hint="eastAsia"/>
+          <w:kern w:val="0"/>
+          <w:sz w:val="22"/>
+        </w:rPr>
+        <w:t>。</w:t>
       </w:r>
     </w:p>
     <w:tbl>
@@ -8269,6 +8544,7 @@
           </w:tcPr>
           <w:p>
             <w:pPr>
+              <w:snapToGrid w:val="0"/>
               <w:rPr>
                 <w:rFonts w:ascii="Tahoma" w:eastAsia="微软雅黑" w:hAnsi="Tahoma"/>
                 <w:kern w:val="0"/>
@@ -8281,23 +8557,25 @@
                 <w:kern w:val="0"/>
                 <w:sz w:val="22"/>
               </w:rPr>
-              <w:t>上述的</w:t>
-            </w:r>
-            <w:r>
+              <w:t>注意，空白队伍的情况下（队伍中没有任何角色），玩家可以移动，没有限制。</w:t>
+            </w:r>
+          </w:p>
+          <w:p>
+            <w:pPr>
+              <w:snapToGrid w:val="0"/>
               <w:rPr>
                 <w:rFonts w:ascii="Tahoma" w:eastAsia="微软雅黑" w:hAnsi="Tahoma" w:hint="eastAsia"/>
                 <w:kern w:val="0"/>
                 <w:sz w:val="22"/>
               </w:rPr>
-              <w:t xml:space="preserve"> </w:t>
-            </w:r>
+            </w:pPr>
             <w:r>
               <w:rPr>
                 <w:rFonts w:ascii="Tahoma" w:eastAsia="微软雅黑" w:hAnsi="Tahoma" w:hint="eastAsia"/>
                 <w:kern w:val="0"/>
                 <w:sz w:val="22"/>
               </w:rPr>
-              <w:t>不允许条件</w:t>
+              <w:t>你可以了解下文档：</w:t>
             </w:r>
             <w:r>
               <w:rPr>
@@ -8305,15 +8583,60 @@
                 <w:kern w:val="0"/>
                 <w:sz w:val="22"/>
               </w:rPr>
-              <w:t xml:space="preserve"> </w:t>
+              <w:t>“</w:t>
             </w:r>
             <w:r>
               <w:rPr>
                 <w:rFonts w:ascii="Tahoma" w:eastAsia="微软雅黑" w:hAnsi="Tahoma" w:hint="eastAsia"/>
-                <w:kern w:val="0"/>
-                <w:sz w:val="22"/>
-              </w:rPr>
-              <w:t>为固定机制，不可修改。</w:t>
+                <w:color w:val="0070C0"/>
+                <w:kern w:val="0"/>
+                <w:sz w:val="22"/>
+              </w:rPr>
+              <w:t>10.</w:t>
+            </w:r>
+            <w:r>
+              <w:rPr>
+                <w:rFonts w:ascii="Tahoma" w:eastAsia="微软雅黑" w:hAnsi="Tahoma" w:hint="eastAsia"/>
+                <w:color w:val="0070C0"/>
+                <w:kern w:val="0"/>
+                <w:sz w:val="22"/>
+              </w:rPr>
+              <w:t>互动</w:t>
+            </w:r>
+            <w:r>
+              <w:rPr>
+                <w:rFonts w:ascii="Tahoma" w:eastAsia="微软雅黑" w:hAnsi="Tahoma" w:hint="eastAsia"/>
+                <w:color w:val="0070C0"/>
+                <w:kern w:val="0"/>
+                <w:sz w:val="22"/>
+              </w:rPr>
+              <w:t xml:space="preserve"> &gt; </w:t>
+            </w:r>
+            <w:r>
+              <w:rPr>
+                <w:rFonts w:ascii="Tahoma" w:eastAsia="微软雅黑" w:hAnsi="Tahoma" w:hint="eastAsia"/>
+                <w:color w:val="0070C0"/>
+                <w:kern w:val="0"/>
+                <w:sz w:val="22"/>
+              </w:rPr>
+              <w:t>关于玩家队员管理</w:t>
+            </w:r>
+            <w:r>
+              <w:rPr>
+                <w:rFonts w:ascii="Tahoma" w:eastAsia="微软雅黑" w:hAnsi="Tahoma" w:hint="eastAsia"/>
+                <w:color w:val="0070C0"/>
+                <w:kern w:val="0"/>
+                <w:sz w:val="22"/>
+              </w:rPr>
+              <w:t>.docx</w:t>
+            </w:r>
+            <w:r>
+              <w:rPr>
+                <w:rFonts w:ascii="Tahoma" w:eastAsia="微软雅黑" w:hAnsi="Tahoma" w:hint="eastAsia"/>
+                <w:kern w:val="0"/>
+                <w:sz w:val="22"/>
+              </w:rPr>
+              <w:t>”。</w:t>
             </w:r>
           </w:p>
         </w:tc>
@@ -8321,200 +8644,10 @@
     </w:tbl>
     <w:p>
       <w:pPr>
-        <w:snapToGrid w:val="0"/>
-        <w:rPr>
-          <w:rFonts w:ascii="Tahoma" w:eastAsia="微软雅黑" w:hAnsi="Tahoma"/>
-          <w:kern w:val="0"/>
-          <w:sz w:val="22"/>
-        </w:rPr>
-      </w:pPr>
-      <w:r>
-        <w:rPr>
-          <w:rFonts w:ascii="Tahoma" w:eastAsia="微软雅黑" w:hAnsi="Tahoma" w:hint="eastAsia"/>
-          <w:kern w:val="0"/>
-          <w:sz w:val="22"/>
-        </w:rPr>
-        <w:t>除了上述的情况，</w:t>
-      </w:r>
-    </w:p>
-    <w:p>
-      <w:pPr>
-        <w:snapToGrid w:val="0"/>
-        <w:rPr>
-          <w:rFonts w:ascii="Tahoma" w:eastAsia="微软雅黑" w:hAnsi="Tahoma"/>
-          <w:kern w:val="0"/>
-          <w:sz w:val="22"/>
-        </w:rPr>
-      </w:pPr>
-      <w:r>
-        <w:rPr>
-          <w:rFonts w:ascii="Tahoma" w:eastAsia="微软雅黑" w:hAnsi="Tahoma" w:hint="eastAsia"/>
-          <w:kern w:val="0"/>
-          <w:sz w:val="22"/>
-        </w:rPr>
-        <w:t>基于</w:t>
-      </w:r>
-      <w:r>
-        <w:rPr>
-          <w:rFonts w:ascii="Tahoma" w:eastAsia="微软雅黑" w:hAnsi="Tahoma" w:hint="eastAsia"/>
-          <w:kern w:val="0"/>
-          <w:sz w:val="22"/>
-        </w:rPr>
-        <w:t xml:space="preserve"> </w:t>
-      </w:r>
-      <w:r>
-        <w:rPr>
-          <w:rFonts w:ascii="Tahoma" w:eastAsia="微软雅黑" w:hAnsi="Tahoma" w:hint="eastAsia"/>
-          <w:kern w:val="0"/>
-          <w:sz w:val="22"/>
-        </w:rPr>
-        <w:t>互动</w:t>
-      </w:r>
-      <w:r>
-        <w:rPr>
-          <w:rFonts w:ascii="Tahoma" w:eastAsia="微软雅黑" w:hAnsi="Tahoma" w:hint="eastAsia"/>
-          <w:kern w:val="0"/>
-          <w:sz w:val="22"/>
-        </w:rPr>
-        <w:t>-</w:t>
-      </w:r>
-      <w:r>
-        <w:rPr>
-          <w:rFonts w:ascii="Tahoma" w:eastAsia="微软雅黑" w:hAnsi="Tahoma" w:hint="eastAsia"/>
-          <w:kern w:val="0"/>
-          <w:sz w:val="22"/>
-        </w:rPr>
-        <w:t>允许操作</w:t>
-      </w:r>
-      <w:r>
-        <w:rPr>
-          <w:rFonts w:ascii="Tahoma" w:eastAsia="微软雅黑" w:hAnsi="Tahoma" w:hint="eastAsia"/>
-          <w:kern w:val="0"/>
-          <w:sz w:val="22"/>
-        </w:rPr>
-        <w:t>玩家</w:t>
-      </w:r>
-      <w:r>
-        <w:rPr>
-          <w:rFonts w:ascii="Tahoma" w:eastAsia="微软雅黑" w:hAnsi="Tahoma" w:hint="eastAsia"/>
-          <w:kern w:val="0"/>
-          <w:sz w:val="22"/>
-        </w:rPr>
-        <w:t>移动</w:t>
-      </w:r>
-      <w:r>
-        <w:rPr>
-          <w:rFonts w:ascii="Tahoma" w:eastAsia="微软雅黑" w:hAnsi="Tahoma" w:hint="eastAsia"/>
-          <w:kern w:val="0"/>
-          <w:sz w:val="22"/>
-        </w:rPr>
-        <w:t xml:space="preserve"> </w:t>
-      </w:r>
-      <w:r>
-        <w:rPr>
-          <w:rFonts w:ascii="Tahoma" w:eastAsia="微软雅黑" w:hAnsi="Tahoma" w:hint="eastAsia"/>
-          <w:kern w:val="0"/>
-          <w:sz w:val="22"/>
-        </w:rPr>
-        <w:t>的</w:t>
-      </w:r>
-      <w:r>
-        <w:rPr>
-          <w:rFonts w:ascii="Tahoma" w:eastAsia="微软雅黑" w:hAnsi="Tahoma" w:hint="eastAsia"/>
-          <w:kern w:val="0"/>
-          <w:sz w:val="22"/>
-        </w:rPr>
-        <w:t xml:space="preserve"> </w:t>
-      </w:r>
-      <w:r>
-        <w:rPr>
-          <w:rFonts w:ascii="Tahoma" w:eastAsia="微软雅黑" w:hAnsi="Tahoma" w:hint="eastAsia"/>
-          <w:kern w:val="0"/>
-          <w:sz w:val="22"/>
-        </w:rPr>
-        <w:t>子插件</w:t>
-      </w:r>
-      <w:r>
-        <w:rPr>
-          <w:rFonts w:ascii="Tahoma" w:eastAsia="微软雅黑" w:hAnsi="Tahoma" w:hint="eastAsia"/>
-          <w:kern w:val="0"/>
-          <w:sz w:val="22"/>
-        </w:rPr>
-        <w:t xml:space="preserve"> </w:t>
-      </w:r>
-      <w:r>
-        <w:rPr>
-          <w:rFonts w:ascii="Tahoma" w:eastAsia="微软雅黑" w:hAnsi="Tahoma" w:hint="eastAsia"/>
-          <w:kern w:val="0"/>
-          <w:sz w:val="22"/>
-        </w:rPr>
-        <w:t>也会</w:t>
-      </w:r>
-      <w:r>
-        <w:rPr>
-          <w:rFonts w:ascii="Tahoma" w:eastAsia="微软雅黑" w:hAnsi="Tahoma" w:hint="eastAsia"/>
-          <w:kern w:val="0"/>
-          <w:sz w:val="22"/>
-        </w:rPr>
-        <w:t>有一些权限</w:t>
-      </w:r>
-      <w:r>
-        <w:rPr>
-          <w:rFonts w:ascii="Tahoma" w:eastAsia="微软雅黑" w:hAnsi="Tahoma" w:hint="eastAsia"/>
-          <w:kern w:val="0"/>
-          <w:sz w:val="22"/>
-        </w:rPr>
-        <w:t>设置，</w:t>
-      </w:r>
-    </w:p>
-    <w:p>
-      <w:pPr>
-        <w:snapToGrid w:val="0"/>
-        <w:rPr>
-          <w:rFonts w:ascii="Tahoma" w:eastAsia="微软雅黑" w:hAnsi="Tahoma"/>
-          <w:kern w:val="0"/>
-          <w:sz w:val="22"/>
-        </w:rPr>
-      </w:pPr>
-      <w:r>
-        <w:rPr>
-          <w:rFonts w:ascii="Tahoma" w:eastAsia="微软雅黑" w:hAnsi="Tahoma" w:hint="eastAsia"/>
-          <w:kern w:val="0"/>
-          <w:sz w:val="22"/>
-        </w:rPr>
-        <w:t>在</w:t>
-      </w:r>
-      <w:r>
-        <w:rPr>
-          <w:rFonts w:ascii="Tahoma" w:eastAsia="微软雅黑" w:hAnsi="Tahoma" w:hint="eastAsia"/>
-          <w:kern w:val="0"/>
-          <w:sz w:val="22"/>
-        </w:rPr>
-        <w:t>子插件设定的</w:t>
-      </w:r>
-      <w:r>
-        <w:rPr>
-          <w:rFonts w:ascii="Tahoma" w:eastAsia="微软雅黑" w:hAnsi="Tahoma" w:hint="eastAsia"/>
-          <w:kern w:val="0"/>
-          <w:sz w:val="22"/>
-        </w:rPr>
-        <w:t>情况下，也不允许操作移动</w:t>
-      </w:r>
-      <w:r>
-        <w:rPr>
-          <w:rFonts w:ascii="Tahoma" w:eastAsia="微软雅黑" w:hAnsi="Tahoma" w:hint="eastAsia"/>
-          <w:kern w:val="0"/>
-          <w:sz w:val="22"/>
-        </w:rPr>
-        <w:t>。</w:t>
-      </w:r>
-    </w:p>
-    <w:p>
-      <w:pPr>
         <w:widowControl/>
         <w:jc w:val="left"/>
         <w:rPr>
-          <w:rFonts w:ascii="Tahoma" w:eastAsia="微软雅黑" w:hAnsi="Tahoma"/>
+          <w:rFonts w:ascii="Tahoma" w:eastAsia="微软雅黑" w:hAnsi="Tahoma" w:hint="eastAsia"/>
           <w:kern w:val="0"/>
           <w:sz w:val="22"/>
         </w:rPr>
@@ -8533,27 +8666,27 @@
       </w:pPr>
       <w:r>
         <w:rPr>
+          <w:rFonts w:ascii="微软雅黑" w:eastAsia="微软雅黑" w:hAnsi="微软雅黑" w:hint="eastAsia"/>
+          <w:sz w:val="22"/>
+          <w:szCs w:val="22"/>
+        </w:rPr>
+        <w:t>4</w:t>
+      </w:r>
+      <w:r>
+        <w:rPr>
           <w:rFonts w:ascii="微软雅黑" w:eastAsia="微软雅黑" w:hAnsi="微软雅黑"/>
           <w:sz w:val="22"/>
           <w:szCs w:val="22"/>
         </w:rPr>
-        <w:t>3</w:t>
-      </w:r>
-      <w:r>
-        <w:rPr>
-          <w:rFonts w:ascii="微软雅黑" w:eastAsia="微软雅黑" w:hAnsi="微软雅黑"/>
+        <w:t xml:space="preserve">) </w:t>
+      </w:r>
+      <w:r>
+        <w:rPr>
+          <w:rFonts w:ascii="微软雅黑" w:eastAsia="微软雅黑" w:hAnsi="微软雅黑" w:hint="eastAsia"/>
           <w:sz w:val="22"/>
           <w:szCs w:val="22"/>
         </w:rPr>
-        <w:t xml:space="preserve">) </w:t>
-      </w:r>
-      <w:r>
-        <w:rPr>
-          <w:rFonts w:ascii="微软雅黑" w:eastAsia="微软雅黑" w:hAnsi="微软雅黑" w:hint="eastAsia"/>
-          <w:sz w:val="22"/>
-          <w:szCs w:val="22"/>
-        </w:rPr>
-        <w:t>控制</w:t>
+        <w:t>权限的</w:t>
       </w:r>
       <w:r>
         <w:rPr>
@@ -8825,8 +8958,8 @@
           <w:rFonts w:hint="eastAsia"/>
         </w:rPr>
       </w:pPr>
-      <w:bookmarkStart w:id="10" w:name="_操作事件移动"/>
-      <w:bookmarkEnd w:id="10"/>
+      <w:bookmarkStart w:id="11" w:name="_操作事件移动"/>
+      <w:bookmarkEnd w:id="11"/>
       <w:r>
         <w:rPr>
           <w:rFonts w:hint="eastAsia"/>
@@ -8834,6 +8967,12 @@
         <w:lastRenderedPageBreak/>
         <w:t>操作事件移动</w:t>
       </w:r>
+      <w:r>
+        <w:rPr>
+          <w:rFonts w:hint="eastAsia"/>
+        </w:rPr>
+        <w:t>（权限）</w:t>
+      </w:r>
     </w:p>
     <w:p>
       <w:pPr>
@@ -8878,23 +9017,15 @@
           <w:kern w:val="0"/>
           <w:sz w:val="22"/>
         </w:rPr>
-        <w:t>插件</w:t>
-      </w:r>
-      <w:r>
-        <w:rPr>
-          <w:rFonts w:ascii="Tahoma" w:eastAsia="微软雅黑" w:hAnsi="Tahoma" w:hint="eastAsia"/>
-          <w:kern w:val="0"/>
-          <w:sz w:val="22"/>
-        </w:rPr>
-        <w:t>包含</w:t>
-      </w:r>
-      <w:r>
-        <w:rPr>
-          <w:rFonts w:ascii="Tahoma" w:eastAsia="微软雅黑" w:hAnsi="Tahoma" w:hint="eastAsia"/>
-          <w:kern w:val="0"/>
-          <w:sz w:val="22"/>
-        </w:rPr>
-        <w:t>：</w:t>
+        <w:t>相关</w:t>
+      </w:r>
+      <w:r>
+        <w:rPr>
+          <w:rFonts w:ascii="Tahoma" w:eastAsia="微软雅黑" w:hAnsi="Tahoma" w:hint="eastAsia"/>
+          <w:kern w:val="0"/>
+          <w:sz w:val="22"/>
+        </w:rPr>
+        <w:t>插件：</w:t>
       </w:r>
     </w:p>
     <w:p>
@@ -9172,7 +9303,7 @@
           <w:sz w:val="22"/>
         </w:rPr>
       </w:pPr>
-      <w:bookmarkStart w:id="11" w:name="允许操作事件移动"/>
+      <w:bookmarkStart w:id="12" w:name="允许操作事件移动"/>
       <w:r>
         <w:rPr>
           <w:rFonts w:ascii="Tahoma" w:eastAsia="微软雅黑" w:hAnsi="Tahoma" w:hint="eastAsia"/>
@@ -9203,7 +9334,7 @@
         </w:rPr>
         <w:t>移动</w:t>
       </w:r>
-      <w:bookmarkEnd w:id="11"/>
+      <w:bookmarkEnd w:id="12"/>
       <w:r>
         <w:rPr>
           <w:rFonts w:ascii="Tahoma" w:eastAsia="微软雅黑" w:hAnsi="Tahoma" w:hint="eastAsia"/>
@@ -9720,17 +9851,13 @@
       </w:pPr>
       <w:r>
         <w:rPr>
-          <w:rFonts w:ascii="宋体" w:eastAsia="宋体" w:hAnsi="宋体" w:cs="宋体"/>
           <w:noProof/>
-          <w:kern w:val="0"/>
-          <w:sz w:val="24"/>
-          <w:szCs w:val="24"/>
         </w:rPr>
         <w:drawing>
-          <wp:inline distT="0" distB="0" distL="0" distR="0" wp14:anchorId="192923D1" wp14:editId="5A4FBDAD">
-            <wp:extent cx="3818890" cy="2550831"/>
-            <wp:effectExtent l="0" t="0" r="0" b="1905"/>
-            <wp:docPr id="3" name="图片 3"/>
+          <wp:inline distT="0" distB="0" distL="0" distR="0" wp14:anchorId="23C92E8D" wp14:editId="6D4664C8">
+            <wp:extent cx="4532788" cy="3027680"/>
+            <wp:effectExtent l="0" t="0" r="1270" b="1270"/>
+            <wp:docPr id="1761155341" name="图片 8"/>
             <wp:cNvGraphicFramePr>
               <a:graphicFrameLocks xmlns:a="http://schemas.openxmlformats.org/drawingml/2006/main" noChangeAspect="1"/>
             </wp:cNvGraphicFramePr>
@@ -9738,7 +9865,7 @@
               <a:graphicData uri="http://schemas.openxmlformats.org/drawingml/2006/picture">
                 <pic:pic xmlns:pic="http://schemas.openxmlformats.org/drawingml/2006/picture">
                   <pic:nvPicPr>
-                    <pic:cNvPr id="0" name="Picture 15"/>
+                    <pic:cNvPr id="0" name="Picture 17"/>
                     <pic:cNvPicPr>
                       <a:picLocks noChangeAspect="1" noChangeArrowheads="1"/>
                     </pic:cNvPicPr>
@@ -9759,7 +9886,7 @@
                   <pic:spPr bwMode="auto">
                     <a:xfrm>
                       <a:off x="0" y="0"/>
-                      <a:ext cx="3833289" cy="2560449"/>
+                      <a:ext cx="4533946" cy="3028454"/>
                     </a:xfrm>
                     <a:prstGeom prst="rect">
                       <a:avLst/>
@@ -10177,17 +10304,13 @@
       </w:pPr>
       <w:r>
         <w:rPr>
-          <w:rFonts w:ascii="宋体" w:eastAsia="宋体" w:hAnsi="宋体" w:cs="宋体"/>
           <w:noProof/>
-          <w:kern w:val="0"/>
-          <w:sz w:val="24"/>
-          <w:szCs w:val="24"/>
         </w:rPr>
         <w:drawing>
-          <wp:inline distT="0" distB="0" distL="0" distR="0" wp14:anchorId="2B1274B0" wp14:editId="7E13536F">
-            <wp:extent cx="3459480" cy="1515309"/>
-            <wp:effectExtent l="0" t="0" r="7620" b="8890"/>
-            <wp:docPr id="1862927259" name="图片 1"/>
+          <wp:inline distT="0" distB="0" distL="0" distR="0" wp14:anchorId="0FCF3BC1" wp14:editId="78BC218A">
+            <wp:extent cx="4152900" cy="1819039"/>
+            <wp:effectExtent l="0" t="0" r="0" b="0"/>
+            <wp:docPr id="250760343" name="图片 9"/>
             <wp:cNvGraphicFramePr>
               <a:graphicFrameLocks xmlns:a="http://schemas.openxmlformats.org/drawingml/2006/main" noChangeAspect="1"/>
             </wp:cNvGraphicFramePr>
@@ -10195,7 +10318,7 @@
               <a:graphicData uri="http://schemas.openxmlformats.org/drawingml/2006/picture">
                 <pic:pic xmlns:pic="http://schemas.openxmlformats.org/drawingml/2006/picture">
                   <pic:nvPicPr>
-                    <pic:cNvPr id="0" name="Picture 5"/>
+                    <pic:cNvPr id="0" name="Picture 19"/>
                     <pic:cNvPicPr>
                       <a:picLocks noChangeAspect="1" noChangeArrowheads="1"/>
                     </pic:cNvPicPr>
@@ -10216,7 +10339,7 @@
                   <pic:spPr bwMode="auto">
                     <a:xfrm>
                       <a:off x="0" y="0"/>
-                      <a:ext cx="3467417" cy="1518785"/>
+                      <a:ext cx="4157129" cy="1820891"/>
                     </a:xfrm>
                     <a:prstGeom prst="rect">
                       <a:avLst/>
@@ -10310,25 +10433,7 @@
           <w:kern w:val="0"/>
           <w:sz w:val="22"/>
         </w:rPr>
-        <w:t>指向</w:t>
-      </w:r>
-      <w:proofErr w:type="gramStart"/>
-      <w:r>
-        <w:rPr>
-          <w:rFonts w:ascii="Tahoma" w:eastAsia="微软雅黑" w:hAnsi="Tahoma"/>
-          <w:kern w:val="0"/>
-          <w:sz w:val="22"/>
-        </w:rPr>
-        <w:t>标只有</w:t>
-      </w:r>
-      <w:proofErr w:type="gramEnd"/>
-      <w:r>
-        <w:rPr>
-          <w:rFonts w:ascii="Tahoma" w:eastAsia="微软雅黑" w:hAnsi="Tahoma"/>
-          <w:kern w:val="0"/>
-          <w:sz w:val="22"/>
-        </w:rPr>
-        <w:t>一个。</w:t>
+        <w:t>指向标只有一个。</w:t>
       </w:r>
     </w:p>
     <w:p>
@@ -10396,25 +10501,7 @@
           <w:kern w:val="0"/>
           <w:sz w:val="22"/>
         </w:rPr>
-        <w:t>不能分别控制两组或</w:t>
-      </w:r>
-      <w:proofErr w:type="gramStart"/>
-      <w:r>
-        <w:rPr>
-          <w:rFonts w:ascii="Tahoma" w:eastAsia="微软雅黑" w:hAnsi="Tahoma"/>
-          <w:kern w:val="0"/>
-          <w:sz w:val="22"/>
-        </w:rPr>
-        <w:t>更多组</w:t>
-      </w:r>
-      <w:proofErr w:type="gramEnd"/>
-      <w:r>
-        <w:rPr>
-          <w:rFonts w:ascii="Tahoma" w:eastAsia="微软雅黑" w:hAnsi="Tahoma"/>
-          <w:kern w:val="0"/>
-          <w:sz w:val="22"/>
-        </w:rPr>
-        <w:t>的小爱丽丝去移动。</w:t>
+        <w:t>不能分别控制两组或更多组的小爱丽丝去移动。</w:t>
       </w:r>
     </w:p>
     <w:p>
@@ -10483,293 +10570,57 @@
     </w:p>
     <w:p>
       <w:pPr>
-        <w:pStyle w:val="2"/>
+        <w:pStyle w:val="3"/>
         <w:rPr>
           <w:rFonts w:hint="eastAsia"/>
         </w:rPr>
       </w:pPr>
+      <w:bookmarkStart w:id="13" w:name="_寻路"/>
+      <w:bookmarkEnd w:id="13"/>
       <w:r>
         <w:rPr>
           <w:rFonts w:hint="eastAsia"/>
         </w:rPr>
         <w:lastRenderedPageBreak/>
-        <w:t>插件</w:t>
-      </w:r>
-      <w:r>
-        <w:rPr>
-          <w:rFonts w:hint="eastAsia"/>
-        </w:rPr>
-        <w:t>介绍</w:t>
-      </w:r>
-    </w:p>
-    <w:p>
-      <w:pPr>
-        <w:pStyle w:val="3"/>
-        <w:rPr>
-          <w:rFonts w:hint="eastAsia"/>
-        </w:rPr>
-      </w:pPr>
-      <w:r>
-        <w:rPr>
-          <w:rFonts w:hint="eastAsia"/>
-        </w:rPr>
-        <w:t xml:space="preserve">【互动 </w:t>
-      </w:r>
-      <w:r>
-        <w:t>-</w:t>
-      </w:r>
-      <w:r>
-        <w:t xml:space="preserve"> </w:t>
-      </w:r>
-      <w:r>
-        <w:rPr>
-          <w:rFonts w:hint="eastAsia"/>
-        </w:rPr>
-        <w:t>允许</w:t>
-      </w:r>
-      <w:r>
-        <w:rPr>
-          <w:rFonts w:hint="eastAsia"/>
-        </w:rPr>
-        <w:t>鼠标寻路不停止】</w:t>
-      </w:r>
-    </w:p>
-    <w:p>
-      <w:pPr>
-        <w:snapToGrid w:val="0"/>
-        <w:rPr>
-          <w:rFonts w:ascii="Tahoma" w:eastAsia="微软雅黑" w:hAnsi="Tahoma"/>
-          <w:kern w:val="0"/>
-          <w:sz w:val="22"/>
-        </w:rPr>
-      </w:pPr>
-      <w:r>
-        <w:rPr>
-          <w:rFonts w:ascii="Tahoma" w:eastAsia="微软雅黑" w:hAnsi="Tahoma" w:hint="eastAsia"/>
-          <w:kern w:val="0"/>
-          <w:sz w:val="22"/>
-        </w:rPr>
-        <w:t>插件为：</w:t>
-      </w:r>
-    </w:p>
-    <w:p>
-      <w:pPr>
-        <w:widowControl/>
-        <w:adjustRightInd w:val="0"/>
-        <w:snapToGrid w:val="0"/>
-        <w:jc w:val="left"/>
-        <w:rPr>
-          <w:rFonts w:ascii="Tahoma" w:eastAsia="微软雅黑" w:hAnsi="Tahoma"/>
-          <w:kern w:val="0"/>
-          <w:sz w:val="22"/>
-        </w:rPr>
-      </w:pPr>
-      <w:r>
-        <w:rPr>
-          <w:rFonts w:ascii="Tahoma" w:eastAsia="微软雅黑" w:hAnsi="Tahoma"/>
-          <w:kern w:val="0"/>
-          <w:sz w:val="22"/>
-        </w:rPr>
-        <w:tab/>
-      </w:r>
-      <w:r>
-        <w:rPr>
-          <w:rFonts w:ascii="Tahoma" w:eastAsia="微软雅黑" w:hAnsi="Tahoma"/>
-          <w:kern w:val="0"/>
-          <w:sz w:val="22"/>
-        </w:rPr>
-        <w:t>Drill_PlayerAllowTouchNonstop</w:t>
-      </w:r>
-      <w:r>
-        <w:rPr>
-          <w:rFonts w:ascii="Tahoma" w:eastAsia="微软雅黑" w:hAnsi="Tahoma" w:hint="eastAsia"/>
-          <w:kern w:val="0"/>
-          <w:sz w:val="22"/>
-        </w:rPr>
-        <w:tab/>
-      </w:r>
-      <w:r>
-        <w:rPr>
-          <w:rFonts w:ascii="Tahoma" w:eastAsia="微软雅黑" w:hAnsi="Tahoma"/>
-          <w:kern w:val="0"/>
-          <w:sz w:val="22"/>
-        </w:rPr>
-        <w:tab/>
-      </w:r>
-      <w:r>
-        <w:rPr>
-          <w:rFonts w:ascii="Tahoma" w:eastAsia="微软雅黑" w:hAnsi="Tahoma" w:hint="eastAsia"/>
-          <w:kern w:val="0"/>
-          <w:sz w:val="22"/>
-        </w:rPr>
-        <w:t>互动</w:t>
-      </w:r>
-      <w:r>
-        <w:rPr>
-          <w:rFonts w:ascii="Tahoma" w:eastAsia="微软雅黑" w:hAnsi="Tahoma"/>
-          <w:kern w:val="0"/>
-          <w:sz w:val="22"/>
-        </w:rPr>
-        <w:t xml:space="preserve"> - </w:t>
-      </w:r>
-      <w:r>
-        <w:rPr>
-          <w:rFonts w:ascii="Tahoma" w:eastAsia="微软雅黑" w:hAnsi="Tahoma" w:hint="eastAsia"/>
-          <w:kern w:val="0"/>
-          <w:sz w:val="22"/>
-        </w:rPr>
-        <w:t>允许鼠标寻路不停止</w:t>
-      </w:r>
-    </w:p>
-    <w:p>
-      <w:pPr>
-        <w:pStyle w:val="4"/>
-        <w:snapToGrid w:val="0"/>
-        <w:spacing w:before="120" w:after="120" w:line="240" w:lineRule="auto"/>
-        <w:rPr>
-          <w:rFonts w:ascii="微软雅黑" w:eastAsia="微软雅黑" w:hAnsi="微软雅黑" w:hint="eastAsia"/>
-          <w:sz w:val="22"/>
-          <w:szCs w:val="22"/>
-        </w:rPr>
-      </w:pPr>
-      <w:r>
-        <w:rPr>
-          <w:rFonts w:ascii="微软雅黑" w:eastAsia="微软雅黑" w:hAnsi="微软雅黑"/>
-          <w:sz w:val="22"/>
-          <w:szCs w:val="22"/>
-        </w:rPr>
-        <w:t xml:space="preserve">1) </w:t>
-      </w:r>
-      <w:r>
-        <w:rPr>
-          <w:rFonts w:ascii="微软雅黑" w:eastAsia="微软雅黑" w:hAnsi="微软雅黑" w:hint="eastAsia"/>
-          <w:sz w:val="22"/>
-          <w:szCs w:val="22"/>
-        </w:rPr>
-        <w:t>原理说明</w:t>
-      </w:r>
-    </w:p>
-    <w:p>
-      <w:pPr>
-        <w:snapToGrid w:val="0"/>
-        <w:spacing w:after="200"/>
-        <w:rPr>
-          <w:rFonts w:ascii="Tahoma" w:eastAsia="微软雅黑" w:hAnsi="Tahoma"/>
-          <w:kern w:val="0"/>
-          <w:sz w:val="22"/>
-        </w:rPr>
-      </w:pPr>
-      <w:r>
-        <w:rPr>
-          <w:rFonts w:ascii="Tahoma" w:eastAsia="微软雅黑" w:hAnsi="Tahoma" w:hint="eastAsia"/>
-          <w:kern w:val="0"/>
-          <w:sz w:val="22"/>
-        </w:rPr>
-        <w:t>原设定中，</w:t>
-      </w:r>
-      <w:r>
-        <w:rPr>
-          <w:rFonts w:ascii="Tahoma" w:eastAsia="微软雅黑" w:hAnsi="Tahoma" w:hint="eastAsia"/>
-          <w:kern w:val="0"/>
-          <w:sz w:val="22"/>
-        </w:rPr>
-        <w:t>鼠标单击某一个地方，如果中途触发了某个事件，玩家就会停下来。</w:t>
-      </w:r>
-    </w:p>
-    <w:p>
-      <w:pPr>
-        <w:snapToGrid w:val="0"/>
-        <w:rPr>
-          <w:rFonts w:ascii="Tahoma" w:eastAsia="微软雅黑" w:hAnsi="Tahoma"/>
-          <w:kern w:val="0"/>
-          <w:sz w:val="22"/>
-        </w:rPr>
-      </w:pPr>
-      <w:r>
-        <w:rPr>
-          <w:rFonts w:ascii="Tahoma" w:eastAsia="微软雅黑" w:hAnsi="Tahoma" w:hint="eastAsia"/>
-          <w:kern w:val="0"/>
-          <w:sz w:val="22"/>
-        </w:rPr>
-        <w:t>该插件可以使得玩家不停走动。（比如一路捡钱，不停止走动。）</w:t>
-      </w:r>
-    </w:p>
-    <w:p>
-      <w:pPr>
-        <w:snapToGrid w:val="0"/>
-        <w:rPr>
-          <w:rFonts w:ascii="Tahoma" w:eastAsia="微软雅黑" w:hAnsi="Tahoma"/>
-          <w:kern w:val="0"/>
-          <w:sz w:val="22"/>
-        </w:rPr>
-      </w:pPr>
-      <w:r>
-        <w:rPr>
-          <w:rFonts w:ascii="Tahoma" w:eastAsia="微软雅黑" w:hAnsi="Tahoma" w:hint="eastAsia"/>
-          <w:kern w:val="0"/>
-          <w:sz w:val="22"/>
-        </w:rPr>
-        <w:t>如果遇到对话框或者阻止角色移动的事件，玩家还是会停止走动的。</w:t>
-      </w:r>
-    </w:p>
-    <w:p>
-      <w:pPr>
-        <w:snapToGrid w:val="0"/>
-        <w:rPr>
-          <w:rFonts w:ascii="Tahoma" w:eastAsia="微软雅黑" w:hAnsi="Tahoma"/>
-          <w:kern w:val="0"/>
-          <w:sz w:val="22"/>
-        </w:rPr>
-      </w:pPr>
-      <w:r>
-        <w:rPr>
-          <w:rFonts w:ascii="Tahoma" w:eastAsia="微软雅黑" w:hAnsi="Tahoma" w:hint="eastAsia"/>
-          <w:kern w:val="0"/>
-          <w:sz w:val="22"/>
-        </w:rPr>
-        <w:t>可以去</w:t>
-      </w:r>
-      <w:r>
-        <w:rPr>
-          <w:rFonts w:ascii="Tahoma" w:eastAsia="微软雅黑" w:hAnsi="Tahoma" w:hint="eastAsia"/>
-          <w:kern w:val="0"/>
-          <w:sz w:val="22"/>
-        </w:rPr>
-        <w:t xml:space="preserve"> </w:t>
-      </w:r>
-      <w:r>
-        <w:rPr>
-          <w:rFonts w:ascii="Tahoma" w:eastAsia="微软雅黑" w:hAnsi="Tahoma" w:hint="eastAsia"/>
-          <w:color w:val="00B050"/>
-          <w:kern w:val="0"/>
-          <w:sz w:val="22"/>
-        </w:rPr>
-        <w:t>允许操作</w:t>
-      </w:r>
-      <w:r>
-        <w:rPr>
-          <w:rFonts w:ascii="Tahoma" w:eastAsia="微软雅黑" w:hAnsi="Tahoma" w:hint="eastAsia"/>
-          <w:color w:val="00B050"/>
-          <w:kern w:val="0"/>
-          <w:sz w:val="22"/>
-        </w:rPr>
-        <w:t>管理层</w:t>
-      </w:r>
-      <w:r>
-        <w:rPr>
-          <w:rFonts w:ascii="Tahoma" w:eastAsia="微软雅黑" w:hAnsi="Tahoma" w:hint="eastAsia"/>
-          <w:kern w:val="0"/>
-          <w:sz w:val="22"/>
-        </w:rPr>
-        <w:t xml:space="preserve"> </w:t>
-      </w:r>
-      <w:r>
-        <w:rPr>
-          <w:rFonts w:ascii="Tahoma" w:eastAsia="微软雅黑" w:hAnsi="Tahoma" w:hint="eastAsia"/>
-          <w:kern w:val="0"/>
-          <w:sz w:val="22"/>
-        </w:rPr>
-        <w:t>看看效果。</w:t>
+        <w:t>寻路</w:t>
+      </w:r>
+    </w:p>
+    <w:p>
+      <w:pPr>
+        <w:snapToGrid w:val="0"/>
+        <w:rPr>
+          <w:rFonts w:ascii="Tahoma" w:eastAsia="微软雅黑" w:hAnsi="Tahoma"/>
+          <w:kern w:val="0"/>
+          <w:sz w:val="22"/>
+        </w:rPr>
+      </w:pPr>
+      <w:r>
+        <w:rPr>
+          <w:rFonts w:ascii="Tahoma" w:eastAsia="微软雅黑" w:hAnsi="Tahoma" w:hint="eastAsia"/>
+          <w:b/>
+          <w:bCs/>
+          <w:kern w:val="0"/>
+          <w:sz w:val="22"/>
+        </w:rPr>
+        <w:t>玩家</w:t>
+      </w:r>
+      <w:r>
+        <w:rPr>
+          <w:rFonts w:ascii="Tahoma" w:eastAsia="微软雅黑" w:hAnsi="Tahoma" w:hint="eastAsia"/>
+          <w:b/>
+          <w:bCs/>
+          <w:kern w:val="0"/>
+          <w:sz w:val="22"/>
+        </w:rPr>
+        <w:t>寻路：</w:t>
+      </w:r>
+      <w:r>
+        <w:rPr>
+          <w:rFonts w:ascii="Tahoma" w:eastAsia="微软雅黑" w:hAnsi="Tahoma" w:hint="eastAsia"/>
+          <w:kern w:val="0"/>
+          <w:sz w:val="22"/>
+        </w:rPr>
+        <w:t>指用鼠标点击地图的图块时，会跳出一个目的地指向标。然后玩家移动到目的地指向标。</w:t>
       </w:r>
     </w:p>
     <w:p>
@@ -10777,25 +10628,20 @@
         <w:widowControl/>
         <w:jc w:val="center"/>
         <w:rPr>
-          <w:rFonts w:ascii="宋体" w:eastAsia="宋体" w:hAnsi="宋体" w:cs="宋体" w:hint="eastAsia"/>
-          <w:kern w:val="0"/>
-          <w:sz w:val="24"/>
-          <w:szCs w:val="24"/>
-        </w:rPr>
-      </w:pPr>
-      <w:r>
-        <w:rPr>
-          <w:rFonts w:ascii="宋体" w:eastAsia="宋体" w:hAnsi="宋体" w:cs="宋体"/>
+          <w:rFonts w:ascii="Tahoma" w:eastAsia="微软雅黑" w:hAnsi="Tahoma"/>
+          <w:kern w:val="0"/>
+          <w:sz w:val="22"/>
+        </w:rPr>
+      </w:pPr>
+      <w:r>
+        <w:rPr>
           <w:noProof/>
-          <w:kern w:val="0"/>
-          <w:sz w:val="24"/>
-          <w:szCs w:val="24"/>
         </w:rPr>
         <w:drawing>
-          <wp:inline distT="0" distB="0" distL="0" distR="0" wp14:anchorId="622CA14A" wp14:editId="6217DFA2">
-            <wp:extent cx="4359910" cy="1796245"/>
-            <wp:effectExtent l="0" t="0" r="2540" b="0"/>
-            <wp:docPr id="2040753491" name="图片 1"/>
+          <wp:inline distT="0" distB="0" distL="0" distR="0" wp14:anchorId="7B907BDD" wp14:editId="42F8D50C">
+            <wp:extent cx="2156460" cy="1875183"/>
+            <wp:effectExtent l="0" t="0" r="0" b="0"/>
+            <wp:docPr id="1535318029" name="图片 1"/>
             <wp:cNvGraphicFramePr>
               <a:graphicFrameLocks xmlns:a="http://schemas.openxmlformats.org/drawingml/2006/main" noChangeAspect="1"/>
             </wp:cNvGraphicFramePr>
@@ -10803,7 +10649,171 @@
               <a:graphicData uri="http://schemas.openxmlformats.org/drawingml/2006/picture">
                 <pic:pic xmlns:pic="http://schemas.openxmlformats.org/drawingml/2006/picture">
                   <pic:nvPicPr>
-                    <pic:cNvPr id="0" name="Picture 4"/>
+                    <pic:cNvPr id="0" name="Picture 3"/>
+                    <pic:cNvPicPr>
+                      <a:picLocks noChangeAspect="1" noChangeArrowheads="1"/>
+                    </pic:cNvPicPr>
+                  </pic:nvPicPr>
+                  <pic:blipFill>
+                    <a:blip r:embed="rId12">
+                      <a:extLst>
+                        <a:ext uri="{28A0092B-C50C-407E-A947-70E740481C1C}">
+                          <a14:useLocalDpi xmlns:a14="http://schemas.microsoft.com/office/drawing/2010/main" val="0"/>
+                        </a:ext>
+                      </a:extLst>
+                    </a:blip>
+                    <a:srcRect/>
+                    <a:stretch>
+                      <a:fillRect/>
+                    </a:stretch>
+                  </pic:blipFill>
+                  <pic:spPr bwMode="auto">
+                    <a:xfrm>
+                      <a:off x="0" y="0"/>
+                      <a:ext cx="2160032" cy="1878289"/>
+                    </a:xfrm>
+                    <a:prstGeom prst="rect">
+                      <a:avLst/>
+                    </a:prstGeom>
+                    <a:noFill/>
+                    <a:ln>
+                      <a:noFill/>
+                    </a:ln>
+                  </pic:spPr>
+                </pic:pic>
+              </a:graphicData>
+            </a:graphic>
+          </wp:inline>
+        </w:drawing>
+      </w:r>
+    </w:p>
+    <w:p>
+      <w:pPr>
+        <w:widowControl/>
+        <w:jc w:val="left"/>
+        <w:rPr>
+          <w:rFonts w:ascii="Tahoma" w:eastAsia="微软雅黑" w:hAnsi="Tahoma"/>
+          <w:kern w:val="0"/>
+          <w:sz w:val="22"/>
+        </w:rPr>
+      </w:pPr>
+    </w:p>
+    <w:p>
+      <w:pPr>
+        <w:snapToGrid w:val="0"/>
+        <w:rPr>
+          <w:rFonts w:ascii="Tahoma" w:eastAsia="微软雅黑" w:hAnsi="Tahoma"/>
+          <w:kern w:val="0"/>
+          <w:sz w:val="22"/>
+        </w:rPr>
+      </w:pPr>
+      <w:r>
+        <w:rPr>
+          <w:rFonts w:ascii="Tahoma" w:eastAsia="微软雅黑" w:hAnsi="Tahoma" w:hint="eastAsia"/>
+          <w:b/>
+          <w:bCs/>
+          <w:kern w:val="0"/>
+          <w:sz w:val="22"/>
+        </w:rPr>
+        <w:t>事件</w:t>
+      </w:r>
+      <w:r>
+        <w:rPr>
+          <w:rFonts w:ascii="Tahoma" w:eastAsia="微软雅黑" w:hAnsi="Tahoma" w:hint="eastAsia"/>
+          <w:b/>
+          <w:bCs/>
+          <w:kern w:val="0"/>
+          <w:sz w:val="22"/>
+        </w:rPr>
+        <w:t>寻路：</w:t>
+      </w:r>
+      <w:r>
+        <w:rPr>
+          <w:rFonts w:ascii="Tahoma" w:eastAsia="微软雅黑" w:hAnsi="Tahoma" w:hint="eastAsia"/>
+          <w:kern w:val="0"/>
+          <w:sz w:val="22"/>
+        </w:rPr>
+        <w:t>指</w:t>
+      </w:r>
+      <w:r>
+        <w:rPr>
+          <w:rFonts w:ascii="Tahoma" w:eastAsia="微软雅黑" w:hAnsi="Tahoma" w:hint="eastAsia"/>
+          <w:kern w:val="0"/>
+          <w:sz w:val="22"/>
+        </w:rPr>
+        <w:t>在</w:t>
+      </w:r>
+      <w:hyperlink w:anchor="_操作事件移动" w:history="1">
+        <w:r>
+          <w:rPr>
+            <w:rStyle w:val="a4"/>
+            <w:rFonts w:ascii="Tahoma" w:eastAsia="微软雅黑" w:hAnsi="Tahoma" w:hint="eastAsia"/>
+            <w:kern w:val="0"/>
+            <w:sz w:val="22"/>
+          </w:rPr>
+          <w:t>操作事件移动</w:t>
+        </w:r>
+      </w:hyperlink>
+      <w:r>
+        <w:rPr>
+          <w:rFonts w:ascii="Tahoma" w:eastAsia="微软雅黑" w:hAnsi="Tahoma" w:hint="eastAsia"/>
+          <w:kern w:val="0"/>
+          <w:sz w:val="22"/>
+        </w:rPr>
+        <w:t>的情况下，</w:t>
+      </w:r>
+      <w:r>
+        <w:rPr>
+          <w:rFonts w:ascii="Tahoma" w:eastAsia="微软雅黑" w:hAnsi="Tahoma" w:hint="eastAsia"/>
+          <w:kern w:val="0"/>
+          <w:sz w:val="22"/>
+        </w:rPr>
+        <w:t>用鼠标点击地图的图块时，会跳出一个目的地指向标。然后</w:t>
+      </w:r>
+      <w:r>
+        <w:rPr>
+          <w:rFonts w:ascii="Tahoma" w:eastAsia="微软雅黑" w:hAnsi="Tahoma" w:hint="eastAsia"/>
+          <w:kern w:val="0"/>
+          <w:sz w:val="22"/>
+        </w:rPr>
+        <w:t>事件</w:t>
+      </w:r>
+      <w:r>
+        <w:rPr>
+          <w:rFonts w:ascii="Tahoma" w:eastAsia="微软雅黑" w:hAnsi="Tahoma" w:hint="eastAsia"/>
+          <w:kern w:val="0"/>
+          <w:sz w:val="22"/>
+        </w:rPr>
+        <w:t>移动到目的地指向标。</w:t>
+      </w:r>
+    </w:p>
+    <w:p>
+      <w:pPr>
+        <w:widowControl/>
+        <w:jc w:val="center"/>
+        <w:rPr>
+          <w:rFonts w:ascii="Tahoma" w:eastAsia="微软雅黑" w:hAnsi="Tahoma"/>
+          <w:kern w:val="0"/>
+          <w:sz w:val="22"/>
+        </w:rPr>
+      </w:pPr>
+      <w:r>
+        <w:rPr>
+          <w:noProof/>
+        </w:rPr>
+        <w:drawing>
+          <wp:inline distT="0" distB="0" distL="0" distR="0" wp14:anchorId="6C90D72F" wp14:editId="2B10CE78">
+            <wp:extent cx="2824026" cy="1905000"/>
+            <wp:effectExtent l="0" t="0" r="0" b="0"/>
+            <wp:docPr id="1757984413" name="图片 2"/>
+            <wp:cNvGraphicFramePr>
+              <a:graphicFrameLocks xmlns:a="http://schemas.openxmlformats.org/drawingml/2006/main" noChangeAspect="1"/>
+            </wp:cNvGraphicFramePr>
+            <a:graphic xmlns:a="http://schemas.openxmlformats.org/drawingml/2006/main">
+              <a:graphicData uri="http://schemas.openxmlformats.org/drawingml/2006/picture">
+                <pic:pic xmlns:pic="http://schemas.openxmlformats.org/drawingml/2006/picture">
+                  <pic:nvPicPr>
+                    <pic:cNvPr id="0" name="Picture 5"/>
                     <pic:cNvPicPr>
                       <a:picLocks noChangeAspect="1" noChangeArrowheads="1"/>
                     </pic:cNvPicPr>
@@ -10824,7 +10834,7 @@
                   <pic:spPr bwMode="auto">
                     <a:xfrm>
                       <a:off x="0" y="0"/>
-                      <a:ext cx="4365436" cy="1798522"/>
+                      <a:ext cx="2825534" cy="1906017"/>
                     </a:xfrm>
                     <a:prstGeom prst="rect">
                       <a:avLst/>
@@ -10843,16 +10853,6 @@
     </w:p>
     <w:p>
       <w:pPr>
-        <w:snapToGrid w:val="0"/>
-        <w:rPr>
-          <w:rFonts w:ascii="Tahoma" w:eastAsia="微软雅黑" w:hAnsi="Tahoma"/>
-          <w:kern w:val="0"/>
-          <w:sz w:val="22"/>
-        </w:rPr>
-      </w:pPr>
-    </w:p>
-    <w:p>
-      <w:pPr>
         <w:widowControl/>
         <w:jc w:val="left"/>
         <w:rPr>
@@ -10861,6 +10861,128 @@
           <w:sz w:val="22"/>
         </w:rPr>
       </w:pPr>
+    </w:p>
+    <w:tbl>
+      <w:tblPr>
+        <w:tblStyle w:val="af"/>
+        <w:tblW w:w="0" w:type="auto"/>
+        <w:shd w:val="clear" w:color="auto" w:fill="DEEAF6" w:themeFill="accent1" w:themeFillTint="33"/>
+        <w:tblLook w:val="04A0" w:firstRow="1" w:lastRow="0" w:firstColumn="1" w:lastColumn="0" w:noHBand="0" w:noVBand="1"/>
+      </w:tblPr>
+      <w:tblGrid>
+        <w:gridCol w:w="8522"/>
+      </w:tblGrid>
+      <w:tr>
+        <w:tc>
+          <w:tcPr>
+            <w:tcW w:w="8522" w:type="dxa"/>
+            <w:shd w:val="clear" w:color="auto" w:fill="DEEAF6" w:themeFill="accent1" w:themeFillTint="33"/>
+          </w:tcPr>
+          <w:p>
+            <w:pPr>
+              <w:snapToGrid w:val="0"/>
+              <w:rPr>
+                <w:rFonts w:ascii="Tahoma" w:eastAsia="微软雅黑" w:hAnsi="Tahoma"/>
+                <w:kern w:val="0"/>
+                <w:sz w:val="22"/>
+              </w:rPr>
+            </w:pPr>
+            <w:r>
+              <w:rPr>
+                <w:rFonts w:ascii="Tahoma" w:eastAsia="微软雅黑" w:hAnsi="Tahoma" w:hint="eastAsia"/>
+                <w:kern w:val="0"/>
+                <w:sz w:val="22"/>
+              </w:rPr>
+              <w:t>玩家寻路和事件寻路都可以被偏转，</w:t>
+            </w:r>
+          </w:p>
+          <w:p>
+            <w:pPr>
+              <w:snapToGrid w:val="0"/>
+              <w:rPr>
+                <w:rFonts w:ascii="Tahoma" w:eastAsia="微软雅黑" w:hAnsi="Tahoma"/>
+                <w:kern w:val="0"/>
+                <w:sz w:val="22"/>
+              </w:rPr>
+            </w:pPr>
+            <w:r>
+              <w:rPr>
+                <w:rFonts w:ascii="Tahoma" w:eastAsia="微软雅黑" w:hAnsi="Tahoma" w:hint="eastAsia"/>
+                <w:kern w:val="0"/>
+                <w:sz w:val="22"/>
+              </w:rPr>
+              <w:t>可见后面章节：</w:t>
+            </w:r>
+            <w:hyperlink w:anchor="_【互动_-_允许鼠标点击行走图寻路】" w:history="1">
+              <w:r>
+                <w:rPr>
+                  <w:rStyle w:val="a4"/>
+                  <w:rFonts w:ascii="Tahoma" w:eastAsia="微软雅黑" w:hAnsi="Tahoma" w:hint="eastAsia"/>
+                  <w:kern w:val="0"/>
+                  <w:sz w:val="22"/>
+                </w:rPr>
+                <w:t>【互动</w:t>
+              </w:r>
+              <w:r>
+                <w:rPr>
+                  <w:rStyle w:val="a4"/>
+                  <w:rFonts w:ascii="Tahoma" w:eastAsia="微软雅黑" w:hAnsi="Tahoma" w:hint="eastAsia"/>
+                  <w:kern w:val="0"/>
+                  <w:sz w:val="22"/>
+                </w:rPr>
+                <w:t xml:space="preserve"> - </w:t>
+              </w:r>
+              <w:r>
+                <w:rPr>
+                  <w:rStyle w:val="a4"/>
+                  <w:rFonts w:ascii="Tahoma" w:eastAsia="微软雅黑" w:hAnsi="Tahoma" w:hint="eastAsia"/>
+                  <w:kern w:val="0"/>
+                  <w:sz w:val="22"/>
+                </w:rPr>
+                <w:t>允许鼠标点击行走图寻路】</w:t>
+              </w:r>
+            </w:hyperlink>
+            <w:r>
+              <w:rPr>
+                <w:rFonts w:ascii="Tahoma" w:eastAsia="微软雅黑" w:hAnsi="Tahoma" w:hint="eastAsia"/>
+                <w:kern w:val="0"/>
+                <w:sz w:val="22"/>
+              </w:rPr>
+              <w:t xml:space="preserve"> </w:t>
+            </w:r>
+            <w:r>
+              <w:rPr>
+                <w:rFonts w:ascii="Tahoma" w:eastAsia="微软雅黑" w:hAnsi="Tahoma" w:hint="eastAsia"/>
+                <w:kern w:val="0"/>
+                <w:sz w:val="22"/>
+              </w:rPr>
+              <w:t>。</w:t>
+            </w:r>
+          </w:p>
+        </w:tc>
+      </w:tr>
+    </w:tbl>
+    <w:p>
+      <w:pPr>
+        <w:widowControl/>
+        <w:jc w:val="left"/>
+        <w:rPr>
+          <w:rFonts w:ascii="Tahoma" w:eastAsia="微软雅黑" w:hAnsi="Tahoma"/>
+          <w:kern w:val="0"/>
+          <w:sz w:val="22"/>
+        </w:rPr>
+      </w:pPr>
+    </w:p>
+    <w:p>
+      <w:pPr>
+        <w:widowControl/>
+        <w:jc w:val="left"/>
+        <w:rPr>
+          <w:rFonts w:ascii="Tahoma" w:eastAsia="微软雅黑" w:hAnsi="Tahoma"/>
+          <w:kern w:val="0"/>
+          <w:sz w:val="22"/>
+        </w:rPr>
+      </w:pPr>
       <w:r>
         <w:rPr>
           <w:rFonts w:ascii="Tahoma" w:eastAsia="微软雅黑" w:hAnsi="Tahoma"/>
@@ -10882,13 +11004,13 @@
           <w:rFonts w:hint="eastAsia"/>
         </w:rPr>
         <w:lastRenderedPageBreak/>
-        <w:t>从零开始设计</w:t>
+        <w:t>子</w:t>
       </w:r>
       <w:r>
         <w:rPr>
           <w:rFonts w:hint="eastAsia"/>
         </w:rPr>
-        <w:t>（DIY）</w:t>
+        <w:t>插件</w:t>
       </w:r>
     </w:p>
     <w:p>
@@ -10898,67 +11020,49 @@
           <w:rFonts w:hint="eastAsia"/>
         </w:rPr>
       </w:pPr>
+      <w:bookmarkStart w:id="14" w:name="_【互动_-_允许鼠标寻路不停止】"/>
+      <w:bookmarkEnd w:id="14"/>
       <w:r>
         <w:rPr>
           <w:rFonts w:hint="eastAsia"/>
         </w:rPr>
-        <w:t>设计</w:t>
+        <w:t xml:space="preserve">【互动 </w:t>
+      </w:r>
+      <w:r>
+        <w:t>-</w:t>
+      </w:r>
+      <w:r>
+        <w:t xml:space="preserve"> </w:t>
       </w:r>
       <w:r>
         <w:rPr>
           <w:rFonts w:hint="eastAsia"/>
         </w:rPr>
-        <w:t>允许操作移动</w:t>
+        <w:t>允许</w:t>
       </w:r>
       <w:r>
         <w:rPr>
           <w:rFonts w:hint="eastAsia"/>
         </w:rPr>
-        <w:t>的事件</w:t>
-      </w:r>
-    </w:p>
-    <w:p>
-      <w:pPr>
-        <w:pStyle w:val="4"/>
-        <w:snapToGrid w:val="0"/>
-        <w:spacing w:before="120" w:after="120" w:line="240" w:lineRule="auto"/>
-        <w:rPr>
-          <w:rFonts w:ascii="微软雅黑" w:eastAsia="微软雅黑" w:hAnsi="微软雅黑" w:hint="eastAsia"/>
-          <w:sz w:val="22"/>
-          <w:szCs w:val="22"/>
-        </w:rPr>
-      </w:pPr>
-      <w:r>
-        <w:rPr>
-          <w:rFonts w:ascii="微软雅黑" w:eastAsia="微软雅黑" w:hAnsi="微软雅黑"/>
-          <w:sz w:val="22"/>
-          <w:szCs w:val="22"/>
-        </w:rPr>
-        <w:t>1</w:t>
-      </w:r>
-      <w:r>
-        <w:rPr>
-          <w:rFonts w:ascii="微软雅黑" w:eastAsia="微软雅黑" w:hAnsi="微软雅黑"/>
-          <w:sz w:val="22"/>
-          <w:szCs w:val="22"/>
-        </w:rPr>
-        <w:t>.</w:t>
-      </w:r>
-      <w:r>
-        <w:rPr>
-          <w:rFonts w:ascii="微软雅黑" w:eastAsia="微软雅黑" w:hAnsi="微软雅黑"/>
-          <w:sz w:val="22"/>
-          <w:szCs w:val="22"/>
-        </w:rPr>
-        <w:t xml:space="preserve"> </w:t>
-      </w:r>
-      <w:r>
-        <w:rPr>
-          <w:rFonts w:ascii="微软雅黑" w:eastAsia="微软雅黑" w:hAnsi="微软雅黑" w:hint="eastAsia"/>
-          <w:sz w:val="22"/>
-          <w:szCs w:val="22"/>
-        </w:rPr>
-        <w:t>设置一个目标</w:t>
+        <w:t>鼠标寻路不停止】</w:t>
+      </w:r>
+    </w:p>
+    <w:p>
+      <w:pPr>
+        <w:snapToGrid w:val="0"/>
+        <w:rPr>
+          <w:rFonts w:ascii="Tahoma" w:eastAsia="微软雅黑" w:hAnsi="Tahoma"/>
+          <w:kern w:val="0"/>
+          <w:sz w:val="22"/>
+        </w:rPr>
+      </w:pPr>
+      <w:r>
+        <w:rPr>
+          <w:rFonts w:ascii="Tahoma" w:eastAsia="微软雅黑" w:hAnsi="Tahoma" w:hint="eastAsia"/>
+          <w:kern w:val="0"/>
+          <w:sz w:val="22"/>
+        </w:rPr>
+        <w:t>插件为：</w:t>
       </w:r>
     </w:p>
     <w:p>
@@ -10975,101 +11079,168 @@
       </w:pPr>
       <w:r>
         <w:rPr>
-          <w:rFonts w:ascii="Tahoma" w:eastAsia="微软雅黑" w:hAnsi="Tahoma" w:hint="eastAsia"/>
-          <w:kern w:val="0"/>
-          <w:sz w:val="22"/>
-        </w:rPr>
-        <w:t>2</w:t>
-      </w:r>
-      <w:r>
-        <w:rPr>
-          <w:rFonts w:ascii="Tahoma" w:eastAsia="微软雅黑" w:hAnsi="Tahoma"/>
-          <w:kern w:val="0"/>
-          <w:sz w:val="22"/>
-        </w:rPr>
-        <w:t>023</w:t>
-      </w:r>
-      <w:r>
-        <w:rPr>
-          <w:rFonts w:ascii="Tahoma" w:eastAsia="微软雅黑" w:hAnsi="Tahoma" w:hint="eastAsia"/>
-          <w:kern w:val="0"/>
-          <w:sz w:val="22"/>
-        </w:rPr>
-        <w:t>年</w:t>
-      </w:r>
-      <w:r>
-        <w:rPr>
-          <w:rFonts w:ascii="Tahoma" w:eastAsia="微软雅黑" w:hAnsi="Tahoma" w:hint="eastAsia"/>
-          <w:kern w:val="0"/>
-          <w:sz w:val="22"/>
-        </w:rPr>
-        <w:t>1</w:t>
-      </w:r>
-      <w:r>
-        <w:rPr>
-          <w:rFonts w:ascii="Tahoma" w:eastAsia="微软雅黑" w:hAnsi="Tahoma"/>
-          <w:kern w:val="0"/>
-          <w:sz w:val="22"/>
-        </w:rPr>
-        <w:t>1</w:t>
-      </w:r>
-      <w:r>
-        <w:rPr>
-          <w:rFonts w:ascii="Tahoma" w:eastAsia="微软雅黑" w:hAnsi="Tahoma" w:hint="eastAsia"/>
-          <w:kern w:val="0"/>
-          <w:sz w:val="22"/>
-        </w:rPr>
-        <w:t>月</w:t>
-      </w:r>
-      <w:r>
-        <w:rPr>
-          <w:rFonts w:ascii="Tahoma" w:eastAsia="微软雅黑" w:hAnsi="Tahoma" w:hint="eastAsia"/>
-          <w:kern w:val="0"/>
-          <w:sz w:val="22"/>
-        </w:rPr>
-        <w:t>1</w:t>
-      </w:r>
-      <w:r>
-        <w:rPr>
-          <w:rFonts w:ascii="Tahoma" w:eastAsia="微软雅黑" w:hAnsi="Tahoma"/>
-          <w:kern w:val="0"/>
-          <w:sz w:val="22"/>
-        </w:rPr>
-        <w:t>4</w:t>
-      </w:r>
-      <w:r>
-        <w:rPr>
-          <w:rFonts w:ascii="Tahoma" w:eastAsia="微软雅黑" w:hAnsi="Tahoma" w:hint="eastAsia"/>
-          <w:kern w:val="0"/>
-          <w:sz w:val="22"/>
-        </w:rPr>
-        <w:t>日，</w:t>
-      </w:r>
-      <w:r>
-        <w:rPr>
-          <w:rFonts w:ascii="Tahoma" w:eastAsia="微软雅黑" w:hAnsi="Tahoma" w:hint="eastAsia"/>
-          <w:kern w:val="0"/>
-          <w:sz w:val="22"/>
-        </w:rPr>
-        <w:t>作者我在</w:t>
-      </w:r>
-      <w:proofErr w:type="gramStart"/>
-      <w:r>
-        <w:rPr>
-          <w:rFonts w:ascii="Tahoma" w:eastAsia="微软雅黑" w:hAnsi="Tahoma" w:hint="eastAsia"/>
-          <w:kern w:val="0"/>
-          <w:sz w:val="22"/>
-        </w:rPr>
-        <w:t>看番剧</w:t>
-      </w:r>
-      <w:proofErr w:type="gramEnd"/>
-      <w:r>
-        <w:rPr>
-          <w:rFonts w:ascii="Tahoma" w:eastAsia="微软雅黑" w:hAnsi="Tahoma" w:hint="eastAsia"/>
-          <w:kern w:val="0"/>
-          <w:sz w:val="22"/>
-        </w:rPr>
-        <w:t>《街角魔族》第二季第四集的时候，感觉</w:t>
+          <w:rFonts w:ascii="Tahoma" w:eastAsia="微软雅黑" w:hAnsi="Tahoma"/>
+          <w:kern w:val="0"/>
+          <w:sz w:val="22"/>
+        </w:rPr>
+        <w:tab/>
+      </w:r>
+      <w:r>
+        <w:rPr>
+          <w:rFonts w:ascii="Tahoma" w:eastAsia="微软雅黑" w:hAnsi="Tahoma"/>
+          <w:kern w:val="0"/>
+          <w:sz w:val="22"/>
+        </w:rPr>
+        <w:t>Drill_PlayerAllowTouchNonstop</w:t>
+      </w:r>
+      <w:r>
+        <w:rPr>
+          <w:rFonts w:ascii="Tahoma" w:eastAsia="微软雅黑" w:hAnsi="Tahoma" w:hint="eastAsia"/>
+          <w:kern w:val="0"/>
+          <w:sz w:val="22"/>
+        </w:rPr>
+        <w:tab/>
+      </w:r>
+      <w:r>
+        <w:rPr>
+          <w:rFonts w:ascii="Tahoma" w:eastAsia="微软雅黑" w:hAnsi="Tahoma"/>
+          <w:kern w:val="0"/>
+          <w:sz w:val="22"/>
+        </w:rPr>
+        <w:tab/>
+      </w:r>
+      <w:r>
+        <w:rPr>
+          <w:rFonts w:ascii="Tahoma" w:eastAsia="微软雅黑" w:hAnsi="Tahoma" w:hint="eastAsia"/>
+          <w:kern w:val="0"/>
+          <w:sz w:val="22"/>
+        </w:rPr>
+        <w:t>互动</w:t>
+      </w:r>
+      <w:r>
+        <w:rPr>
+          <w:rFonts w:ascii="Tahoma" w:eastAsia="微软雅黑" w:hAnsi="Tahoma"/>
+          <w:kern w:val="0"/>
+          <w:sz w:val="22"/>
+        </w:rPr>
+        <w:t xml:space="preserve"> - </w:t>
+      </w:r>
+      <w:r>
+        <w:rPr>
+          <w:rFonts w:ascii="Tahoma" w:eastAsia="微软雅黑" w:hAnsi="Tahoma" w:hint="eastAsia"/>
+          <w:kern w:val="0"/>
+          <w:sz w:val="22"/>
+        </w:rPr>
+        <w:t>允许鼠标寻路不停止</w:t>
+      </w:r>
+    </w:p>
+    <w:p>
+      <w:pPr>
+        <w:pStyle w:val="4"/>
+        <w:snapToGrid w:val="0"/>
+        <w:spacing w:before="120" w:after="120" w:line="240" w:lineRule="auto"/>
+        <w:rPr>
+          <w:rFonts w:ascii="微软雅黑" w:eastAsia="微软雅黑" w:hAnsi="微软雅黑" w:hint="eastAsia"/>
+          <w:sz w:val="22"/>
+          <w:szCs w:val="22"/>
+        </w:rPr>
+      </w:pPr>
+      <w:r>
+        <w:rPr>
+          <w:rFonts w:ascii="微软雅黑" w:eastAsia="微软雅黑" w:hAnsi="微软雅黑"/>
+          <w:sz w:val="22"/>
+          <w:szCs w:val="22"/>
+        </w:rPr>
+        <w:t xml:space="preserve">1) </w:t>
+      </w:r>
+      <w:r>
+        <w:rPr>
+          <w:rFonts w:ascii="微软雅黑" w:eastAsia="微软雅黑" w:hAnsi="微软雅黑" w:hint="eastAsia"/>
+          <w:sz w:val="22"/>
+          <w:szCs w:val="22"/>
+        </w:rPr>
+        <w:t>原理说明</w:t>
+      </w:r>
+    </w:p>
+    <w:p>
+      <w:pPr>
+        <w:snapToGrid w:val="0"/>
+        <w:spacing w:after="200"/>
+        <w:rPr>
+          <w:rFonts w:ascii="Tahoma" w:eastAsia="微软雅黑" w:hAnsi="Tahoma"/>
+          <w:kern w:val="0"/>
+          <w:sz w:val="22"/>
+        </w:rPr>
+      </w:pPr>
+      <w:r>
+        <w:rPr>
+          <w:rFonts w:ascii="Tahoma" w:eastAsia="微软雅黑" w:hAnsi="Tahoma" w:hint="eastAsia"/>
+          <w:kern w:val="0"/>
+          <w:sz w:val="22"/>
+        </w:rPr>
+        <w:t>原设定中，</w:t>
+      </w:r>
+      <w:r>
+        <w:rPr>
+          <w:rFonts w:ascii="Tahoma" w:eastAsia="微软雅黑" w:hAnsi="Tahoma" w:hint="eastAsia"/>
+          <w:kern w:val="0"/>
+          <w:sz w:val="22"/>
+        </w:rPr>
+        <w:t>鼠标单击某一个地方，如果中途触发了某个事件，玩家就会停下来。</w:t>
+      </w:r>
+    </w:p>
+    <w:p>
+      <w:pPr>
+        <w:snapToGrid w:val="0"/>
+        <w:rPr>
+          <w:rFonts w:ascii="Tahoma" w:eastAsia="微软雅黑" w:hAnsi="Tahoma"/>
+          <w:kern w:val="0"/>
+          <w:sz w:val="22"/>
+        </w:rPr>
+      </w:pPr>
+      <w:r>
+        <w:rPr>
+          <w:rFonts w:ascii="Tahoma" w:eastAsia="微软雅黑" w:hAnsi="Tahoma" w:hint="eastAsia"/>
+          <w:kern w:val="0"/>
+          <w:sz w:val="22"/>
+        </w:rPr>
+        <w:t>该插件可以使得玩家不停走动。（比如一路捡钱，不停止走动。）</w:t>
+      </w:r>
+    </w:p>
+    <w:p>
+      <w:pPr>
+        <w:snapToGrid w:val="0"/>
+        <w:rPr>
+          <w:rFonts w:ascii="Tahoma" w:eastAsia="微软雅黑" w:hAnsi="Tahoma"/>
+          <w:kern w:val="0"/>
+          <w:sz w:val="22"/>
+        </w:rPr>
+      </w:pPr>
+      <w:r>
+        <w:rPr>
+          <w:rFonts w:ascii="Tahoma" w:eastAsia="微软雅黑" w:hAnsi="Tahoma" w:hint="eastAsia"/>
+          <w:kern w:val="0"/>
+          <w:sz w:val="22"/>
+        </w:rPr>
+        <w:t>如果遇到对话框或者阻止角色移动的事件，玩家还是会停止走动的。</w:t>
+      </w:r>
+    </w:p>
+    <w:p>
+      <w:pPr>
+        <w:snapToGrid w:val="0"/>
+        <w:rPr>
+          <w:rFonts w:ascii="Tahoma" w:eastAsia="微软雅黑" w:hAnsi="Tahoma"/>
+          <w:kern w:val="0"/>
+          <w:sz w:val="22"/>
+        </w:rPr>
+      </w:pPr>
+      <w:r>
+        <w:rPr>
+          <w:rFonts w:ascii="Tahoma" w:eastAsia="微软雅黑" w:hAnsi="Tahoma" w:hint="eastAsia"/>
+          <w:kern w:val="0"/>
+          <w:sz w:val="22"/>
+        </w:rPr>
+        <w:t>可以去</w:t>
       </w:r>
       <w:r>
         <w:rPr>
@@ -11079,53 +11250,27 @@
         </w:rPr>
         <w:t xml:space="preserve"> </w:t>
       </w:r>
-      <w:proofErr w:type="gramStart"/>
-      <w:r>
-        <w:rPr>
-          <w:rFonts w:ascii="Tahoma" w:eastAsia="微软雅黑" w:hAnsi="Tahoma"/>
-          <w:kern w:val="0"/>
-          <w:sz w:val="22"/>
-        </w:rPr>
-        <w:t>”</w:t>
-      </w:r>
-      <w:proofErr w:type="gramEnd"/>
-      <w:r>
-        <w:rPr>
-          <w:rFonts w:ascii="Tahoma" w:eastAsia="微软雅黑" w:hAnsi="Tahoma" w:hint="eastAsia"/>
-          <w:kern w:val="0"/>
-          <w:sz w:val="22"/>
-        </w:rPr>
-        <w:t>灵魂可附身人偶</w:t>
-      </w:r>
-      <w:r>
-        <w:rPr>
-          <w:rFonts w:ascii="Tahoma" w:eastAsia="微软雅黑" w:hAnsi="Tahoma" w:hint="eastAsia"/>
-          <w:kern w:val="0"/>
-          <w:sz w:val="22"/>
-        </w:rPr>
-        <w:t>，</w:t>
-      </w:r>
-      <w:r>
-        <w:rPr>
-          <w:rFonts w:ascii="Tahoma" w:eastAsia="微软雅黑" w:hAnsi="Tahoma" w:hint="eastAsia"/>
-          <w:kern w:val="0"/>
-          <w:sz w:val="22"/>
-        </w:rPr>
-        <w:t>且人偶有多个备用</w:t>
-      </w:r>
-      <w:proofErr w:type="gramStart"/>
-      <w:r>
-        <w:rPr>
-          <w:rFonts w:ascii="Tahoma" w:eastAsia="微软雅黑" w:hAnsi="Tahoma"/>
-          <w:kern w:val="0"/>
-          <w:sz w:val="22"/>
-        </w:rPr>
-        <w:t>”</w:t>
-      </w:r>
-      <w:proofErr w:type="gramEnd"/>
-      <w:r>
-        <w:rPr>
-          <w:rFonts w:ascii="Tahoma" w:eastAsia="微软雅黑" w:hAnsi="Tahoma"/>
+      <w:r>
+        <w:rPr>
+          <w:rFonts w:ascii="Tahoma" w:eastAsia="微软雅黑" w:hAnsi="Tahoma" w:hint="eastAsia"/>
+          <w:color w:val="00B050"/>
+          <w:kern w:val="0"/>
+          <w:sz w:val="22"/>
+        </w:rPr>
+        <w:t>允许操作</w:t>
+      </w:r>
+      <w:r>
+        <w:rPr>
+          <w:rFonts w:ascii="Tahoma" w:eastAsia="微软雅黑" w:hAnsi="Tahoma" w:hint="eastAsia"/>
+          <w:color w:val="00B050"/>
+          <w:kern w:val="0"/>
+          <w:sz w:val="22"/>
+        </w:rPr>
+        <w:t>管理层</w:t>
+      </w:r>
+      <w:r>
+        <w:rPr>
+          <w:rFonts w:ascii="Tahoma" w:eastAsia="微软雅黑" w:hAnsi="Tahoma" w:hint="eastAsia"/>
           <w:kern w:val="0"/>
           <w:sz w:val="22"/>
         </w:rPr>
@@ -11137,93 +11282,12 @@
           <w:kern w:val="0"/>
           <w:sz w:val="22"/>
         </w:rPr>
-        <w:t>的这个设定非常有意思</w:t>
-      </w:r>
-      <w:r>
-        <w:rPr>
-          <w:rFonts w:ascii="Tahoma" w:eastAsia="微软雅黑" w:hAnsi="Tahoma" w:hint="eastAsia"/>
-          <w:kern w:val="0"/>
-          <w:sz w:val="22"/>
-        </w:rPr>
-        <w:t>。</w:t>
+        <w:t>看看效果。</w:t>
       </w:r>
     </w:p>
     <w:p>
       <w:pPr>
         <w:widowControl/>
-        <w:adjustRightInd w:val="0"/>
-        <w:snapToGrid w:val="0"/>
-        <w:jc w:val="left"/>
-        <w:rPr>
-          <w:rFonts w:ascii="Tahoma" w:eastAsia="微软雅黑" w:hAnsi="Tahoma"/>
-          <w:kern w:val="0"/>
-          <w:sz w:val="22"/>
-        </w:rPr>
-      </w:pPr>
-      <w:r>
-        <w:rPr>
-          <w:rFonts w:ascii="Tahoma" w:eastAsia="微软雅黑" w:hAnsi="Tahoma" w:hint="eastAsia"/>
-          <w:kern w:val="0"/>
-          <w:sz w:val="22"/>
-        </w:rPr>
-        <w:t>正好最近在写</w:t>
-      </w:r>
-      <w:r>
-        <w:rPr>
-          <w:rFonts w:ascii="Tahoma" w:eastAsia="微软雅黑" w:hAnsi="Tahoma" w:hint="eastAsia"/>
-          <w:kern w:val="0"/>
-          <w:sz w:val="22"/>
-        </w:rPr>
-        <w:t xml:space="preserve"> </w:t>
-      </w:r>
-      <w:r>
-        <w:rPr>
-          <w:rFonts w:ascii="Tahoma" w:eastAsia="微软雅黑" w:hAnsi="Tahoma" w:hint="eastAsia"/>
-          <w:kern w:val="0"/>
-          <w:sz w:val="22"/>
-        </w:rPr>
-        <w:t>允许操作移动</w:t>
-      </w:r>
-      <w:r>
-        <w:rPr>
-          <w:rFonts w:ascii="Tahoma" w:eastAsia="微软雅黑" w:hAnsi="Tahoma" w:hint="eastAsia"/>
-          <w:kern w:val="0"/>
-          <w:sz w:val="22"/>
-        </w:rPr>
-        <w:t xml:space="preserve"> </w:t>
-      </w:r>
-      <w:r>
-        <w:rPr>
-          <w:rFonts w:ascii="Tahoma" w:eastAsia="微软雅黑" w:hAnsi="Tahoma" w:hint="eastAsia"/>
-          <w:kern w:val="0"/>
-          <w:sz w:val="22"/>
-        </w:rPr>
-        <w:t>插件，那么操作事件作为人偶来移动，也是一件有意思的玩法。于是作者我</w:t>
-      </w:r>
-      <w:proofErr w:type="gramStart"/>
-      <w:r>
-        <w:rPr>
-          <w:rFonts w:ascii="Tahoma" w:eastAsia="微软雅黑" w:hAnsi="Tahoma" w:hint="eastAsia"/>
-          <w:kern w:val="0"/>
-          <w:sz w:val="22"/>
-        </w:rPr>
-        <w:t>就开坑了</w:t>
-      </w:r>
-      <w:proofErr w:type="gramEnd"/>
-      <w:r>
-        <w:rPr>
-          <w:rFonts w:ascii="Tahoma" w:eastAsia="微软雅黑" w:hAnsi="Tahoma" w:hint="eastAsia"/>
-          <w:kern w:val="0"/>
-          <w:sz w:val="22"/>
-        </w:rPr>
-        <w:t>。</w:t>
-      </w:r>
-    </w:p>
-    <w:p>
-      <w:pPr>
-        <w:widowControl/>
-        <w:adjustRightInd w:val="0"/>
-        <w:snapToGrid w:val="0"/>
         <w:jc w:val="center"/>
         <w:rPr>
           <w:rFonts w:ascii="宋体" w:eastAsia="宋体" w:hAnsi="宋体" w:cs="宋体" w:hint="eastAsia"/>
@@ -11234,17 +11298,13 @@
       </w:pPr>
       <w:r>
         <w:rPr>
-          <w:rFonts w:ascii="宋体" w:eastAsia="宋体" w:hAnsi="宋体" w:cs="宋体"/>
           <w:noProof/>
-          <w:kern w:val="0"/>
-          <w:sz w:val="24"/>
-          <w:szCs w:val="24"/>
         </w:rPr>
         <w:drawing>
-          <wp:inline distT="0" distB="0" distL="0" distR="0" wp14:anchorId="7A356F21" wp14:editId="48206E1B">
-            <wp:extent cx="4451350" cy="2697284"/>
-            <wp:effectExtent l="0" t="0" r="6350" b="8255"/>
-            <wp:docPr id="1601603111" name="图片 6"/>
+          <wp:inline distT="0" distB="0" distL="0" distR="0" wp14:anchorId="5DF39849" wp14:editId="517EFBEF">
+            <wp:extent cx="4534489" cy="1868170"/>
+            <wp:effectExtent l="0" t="0" r="0" b="0"/>
+            <wp:docPr id="1989963303" name="图片 10"/>
             <wp:cNvGraphicFramePr>
               <a:graphicFrameLocks xmlns:a="http://schemas.openxmlformats.org/drawingml/2006/main" noChangeAspect="1"/>
             </wp:cNvGraphicFramePr>
@@ -11252,7 +11312,7 @@
               <a:graphicData uri="http://schemas.openxmlformats.org/drawingml/2006/picture">
                 <pic:pic xmlns:pic="http://schemas.openxmlformats.org/drawingml/2006/picture">
                   <pic:nvPicPr>
-                    <pic:cNvPr id="0" name="Picture 15"/>
+                    <pic:cNvPr id="0" name="Picture 21"/>
                     <pic:cNvPicPr>
                       <a:picLocks noChangeAspect="1" noChangeArrowheads="1"/>
                     </pic:cNvPicPr>
@@ -11273,7 +11333,7 @@
                   <pic:spPr bwMode="auto">
                     <a:xfrm>
                       <a:off x="0" y="0"/>
-                      <a:ext cx="4459141" cy="2702005"/>
+                      <a:ext cx="4536469" cy="1868986"/>
                     </a:xfrm>
                     <a:prstGeom prst="rect">
                       <a:avLst/>
@@ -11292,30 +11352,400 @@
     </w:p>
     <w:p>
       <w:pPr>
+        <w:snapToGrid w:val="0"/>
+        <w:rPr>
+          <w:rFonts w:ascii="Tahoma" w:eastAsia="微软雅黑" w:hAnsi="Tahoma"/>
+          <w:kern w:val="0"/>
+          <w:sz w:val="22"/>
+        </w:rPr>
+      </w:pPr>
+    </w:p>
+    <w:p>
+      <w:pPr>
+        <w:widowControl/>
+        <w:jc w:val="left"/>
+        <w:rPr>
+          <w:rFonts w:ascii="Tahoma" w:eastAsia="微软雅黑" w:hAnsi="Tahoma"/>
+          <w:kern w:val="0"/>
+          <w:sz w:val="22"/>
+        </w:rPr>
+      </w:pPr>
+      <w:r>
+        <w:rPr>
+          <w:rFonts w:ascii="Tahoma" w:eastAsia="微软雅黑" w:hAnsi="Tahoma"/>
+          <w:kern w:val="0"/>
+          <w:sz w:val="22"/>
+        </w:rPr>
+        <w:br w:type="page"/>
+      </w:r>
+    </w:p>
+    <w:p>
+      <w:pPr>
+        <w:pStyle w:val="3"/>
+        <w:rPr>
+          <w:rFonts w:hint="eastAsia"/>
+        </w:rPr>
+      </w:pPr>
+      <w:bookmarkStart w:id="15" w:name="_【互动_-_允许鼠标点击行走图寻路】"/>
+      <w:bookmarkEnd w:id="15"/>
+      <w:r>
+        <w:rPr>
+          <w:rFonts w:hint="eastAsia"/>
+        </w:rPr>
+        <w:lastRenderedPageBreak/>
+        <w:t xml:space="preserve">【互动 </w:t>
+      </w:r>
+      <w:r>
+        <w:t xml:space="preserve">- </w:t>
+      </w:r>
+      <w:r>
+        <w:rPr>
+          <w:rFonts w:hint="eastAsia"/>
+        </w:rPr>
+        <w:t>允许鼠标点击行走图寻路</w:t>
+      </w:r>
+      <w:r>
+        <w:rPr>
+          <w:rFonts w:hint="eastAsia"/>
+        </w:rPr>
+        <w:t>】</w:t>
+      </w:r>
+    </w:p>
+    <w:p>
+      <w:pPr>
+        <w:snapToGrid w:val="0"/>
+        <w:rPr>
+          <w:rFonts w:ascii="Tahoma" w:eastAsia="微软雅黑" w:hAnsi="Tahoma"/>
+          <w:kern w:val="0"/>
+          <w:sz w:val="22"/>
+        </w:rPr>
+      </w:pPr>
+      <w:r>
+        <w:rPr>
+          <w:rFonts w:ascii="Tahoma" w:eastAsia="微软雅黑" w:hAnsi="Tahoma" w:hint="eastAsia"/>
+          <w:kern w:val="0"/>
+          <w:sz w:val="22"/>
+        </w:rPr>
+        <w:t>插件为：</w:t>
+      </w:r>
+    </w:p>
+    <w:p>
+      <w:pPr>
         <w:widowControl/>
         <w:adjustRightInd w:val="0"/>
         <w:snapToGrid w:val="0"/>
+        <w:jc w:val="left"/>
+        <w:rPr>
+          <w:rFonts w:ascii="Tahoma" w:eastAsia="微软雅黑" w:hAnsi="Tahoma"/>
+          <w:kern w:val="0"/>
+          <w:sz w:val="22"/>
+        </w:rPr>
+      </w:pPr>
+      <w:r>
+        <w:rPr>
+          <w:rFonts w:ascii="Tahoma" w:eastAsia="微软雅黑" w:hAnsi="Tahoma"/>
+          <w:kern w:val="0"/>
+          <w:sz w:val="22"/>
+        </w:rPr>
+        <w:tab/>
+      </w:r>
+      <w:r>
+        <w:rPr>
+          <w:rFonts w:ascii="Tahoma" w:eastAsia="微软雅黑" w:hAnsi="Tahoma" w:hint="eastAsia"/>
+          <w:kern w:val="0"/>
+          <w:sz w:val="22"/>
+        </w:rPr>
+        <w:t>Drill_PlayerAllowTouchByEventFrame</w:t>
+      </w:r>
+      <w:r>
+        <w:rPr>
+          <w:rFonts w:ascii="Tahoma" w:eastAsia="微软雅黑" w:hAnsi="Tahoma"/>
+          <w:kern w:val="0"/>
+          <w:sz w:val="22"/>
+        </w:rPr>
+        <w:tab/>
+      </w:r>
+      <w:r>
+        <w:rPr>
+          <w:rFonts w:ascii="Tahoma" w:eastAsia="微软雅黑" w:hAnsi="Tahoma" w:hint="eastAsia"/>
+          <w:kern w:val="0"/>
+          <w:sz w:val="22"/>
+        </w:rPr>
+        <w:t>互动</w:t>
+      </w:r>
+      <w:r>
+        <w:rPr>
+          <w:rFonts w:ascii="Tahoma" w:eastAsia="微软雅黑" w:hAnsi="Tahoma" w:hint="eastAsia"/>
+          <w:kern w:val="0"/>
+          <w:sz w:val="22"/>
+        </w:rPr>
+        <w:t xml:space="preserve"> - </w:t>
+      </w:r>
+      <w:r>
+        <w:rPr>
+          <w:rFonts w:ascii="Tahoma" w:eastAsia="微软雅黑" w:hAnsi="Tahoma" w:hint="eastAsia"/>
+          <w:kern w:val="0"/>
+          <w:sz w:val="22"/>
+        </w:rPr>
+        <w:t>允许鼠标点击行走图寻路</w:t>
+      </w:r>
+    </w:p>
+    <w:p>
+      <w:pPr>
+        <w:pStyle w:val="4"/>
+        <w:snapToGrid w:val="0"/>
+        <w:spacing w:before="120" w:after="120" w:line="240" w:lineRule="auto"/>
+        <w:rPr>
+          <w:rFonts w:ascii="微软雅黑" w:eastAsia="微软雅黑" w:hAnsi="微软雅黑" w:hint="eastAsia"/>
+          <w:sz w:val="22"/>
+          <w:szCs w:val="22"/>
+        </w:rPr>
+      </w:pPr>
+      <w:r>
+        <w:rPr>
+          <w:rFonts w:ascii="微软雅黑" w:eastAsia="微软雅黑" w:hAnsi="微软雅黑"/>
+          <w:sz w:val="22"/>
+          <w:szCs w:val="22"/>
+        </w:rPr>
+        <w:t xml:space="preserve">1) </w:t>
+      </w:r>
+      <w:r>
+        <w:rPr>
+          <w:rFonts w:ascii="微软雅黑" w:eastAsia="微软雅黑" w:hAnsi="微软雅黑" w:hint="eastAsia"/>
+          <w:sz w:val="22"/>
+          <w:szCs w:val="22"/>
+        </w:rPr>
+        <w:t>原理说明</w:t>
+      </w:r>
+    </w:p>
+    <w:p>
+      <w:pPr>
+        <w:snapToGrid w:val="0"/>
+        <w:rPr>
+          <w:rFonts w:ascii="Tahoma" w:eastAsia="微软雅黑" w:hAnsi="Tahoma"/>
+          <w:kern w:val="0"/>
+          <w:sz w:val="22"/>
+        </w:rPr>
+      </w:pPr>
+      <w:r>
+        <w:rPr>
+          <w:rFonts w:ascii="Tahoma" w:eastAsia="微软雅黑" w:hAnsi="Tahoma"/>
+          <w:kern w:val="0"/>
+          <w:sz w:val="22"/>
+        </w:rPr>
+        <w:t>这是一个不容易被注意到的基础功能：</w:t>
+      </w:r>
+    </w:p>
+    <w:p>
+      <w:pPr>
+        <w:snapToGrid w:val="0"/>
+        <w:ind w:firstLineChars="200" w:firstLine="440"/>
+        <w:rPr>
+          <w:rFonts w:ascii="Tahoma" w:eastAsia="微软雅黑" w:hAnsi="Tahoma"/>
+          <w:b/>
+          <w:bCs/>
+          <w:kern w:val="0"/>
+          <w:sz w:val="22"/>
+        </w:rPr>
+      </w:pPr>
+      <w:r>
+        <w:rPr>
+          <w:rFonts w:ascii="Tahoma" w:eastAsia="微软雅黑" w:hAnsi="Tahoma"/>
+          <w:b/>
+          <w:bCs/>
+          <w:kern w:val="0"/>
+          <w:sz w:val="22"/>
+        </w:rPr>
+        <w:t>鼠标点击行走图，寻路会自动转到事件脚下。</w:t>
+      </w:r>
+    </w:p>
+    <w:p>
+      <w:pPr>
+        <w:snapToGrid w:val="0"/>
+        <w:rPr>
+          <w:rFonts w:ascii="Tahoma" w:eastAsia="微软雅黑" w:hAnsi="Tahoma"/>
+          <w:kern w:val="0"/>
+          <w:sz w:val="22"/>
+        </w:rPr>
+      </w:pPr>
+      <w:r>
+        <w:rPr>
+          <w:rFonts w:ascii="Tahoma" w:eastAsia="微软雅黑" w:hAnsi="Tahoma"/>
+          <w:kern w:val="0"/>
+          <w:sz w:val="22"/>
+        </w:rPr>
+        <w:t>举个例子，开启功能时，点击目的地会寻路到大</w:t>
+      </w:r>
+      <w:r>
+        <w:rPr>
+          <w:rFonts w:ascii="Tahoma" w:eastAsia="微软雅黑" w:hAnsi="Tahoma"/>
+          <w:kern w:val="0"/>
+          <w:sz w:val="22"/>
+        </w:rPr>
+        <w:t>@</w:t>
+      </w:r>
+      <w:r>
+        <w:rPr>
+          <w:rFonts w:ascii="Tahoma" w:eastAsia="微软雅黑" w:hAnsi="Tahoma"/>
+          <w:kern w:val="0"/>
+          <w:sz w:val="22"/>
+        </w:rPr>
+        <w:t>符号的脚下。</w:t>
+      </w:r>
+    </w:p>
+    <w:p>
+      <w:pPr>
+        <w:snapToGrid w:val="0"/>
+        <w:rPr>
+          <w:rFonts w:ascii="Tahoma" w:eastAsia="微软雅黑" w:hAnsi="Tahoma"/>
+          <w:kern w:val="0"/>
+          <w:sz w:val="22"/>
+        </w:rPr>
+      </w:pPr>
+      <w:r>
+        <w:rPr>
+          <w:rFonts w:ascii="Tahoma" w:eastAsia="微软雅黑" w:hAnsi="Tahoma"/>
+          <w:kern w:val="0"/>
+          <w:sz w:val="22"/>
+        </w:rPr>
+        <w:t>关闭功能时，则会寻路到大</w:t>
+      </w:r>
+      <w:r>
+        <w:rPr>
+          <w:rFonts w:ascii="Tahoma" w:eastAsia="微软雅黑" w:hAnsi="Tahoma"/>
+          <w:kern w:val="0"/>
+          <w:sz w:val="22"/>
+        </w:rPr>
+        <w:t>@</w:t>
+      </w:r>
+      <w:r>
+        <w:rPr>
+          <w:rFonts w:ascii="Tahoma" w:eastAsia="微软雅黑" w:hAnsi="Tahoma"/>
+          <w:kern w:val="0"/>
+          <w:sz w:val="22"/>
+        </w:rPr>
+        <w:t>符号的身后。</w:t>
+      </w:r>
+    </w:p>
+    <w:p>
+      <w:pPr>
+        <w:pStyle w:val="4"/>
+        <w:snapToGrid w:val="0"/>
+        <w:spacing w:before="120" w:after="120" w:line="240" w:lineRule="auto"/>
+        <w:rPr>
+          <w:rFonts w:ascii="微软雅黑" w:eastAsia="微软雅黑" w:hAnsi="微软雅黑" w:hint="eastAsia"/>
+          <w:sz w:val="22"/>
+          <w:szCs w:val="22"/>
+        </w:rPr>
+      </w:pPr>
+      <w:r>
+        <w:rPr>
+          <w:rFonts w:ascii="微软雅黑" w:eastAsia="微软雅黑" w:hAnsi="微软雅黑" w:hint="eastAsia"/>
+          <w:sz w:val="22"/>
+          <w:szCs w:val="22"/>
+        </w:rPr>
+        <w:t>2</w:t>
+      </w:r>
+      <w:r>
+        <w:rPr>
+          <w:rFonts w:ascii="微软雅黑" w:eastAsia="微软雅黑" w:hAnsi="微软雅黑"/>
+          <w:sz w:val="22"/>
+          <w:szCs w:val="22"/>
+        </w:rPr>
+        <w:t xml:space="preserve">) </w:t>
+      </w:r>
+      <w:r>
+        <w:rPr>
+          <w:rFonts w:ascii="微软雅黑" w:eastAsia="微软雅黑" w:hAnsi="微软雅黑" w:hint="eastAsia"/>
+          <w:sz w:val="22"/>
+          <w:szCs w:val="22"/>
+        </w:rPr>
+        <w:t>常见用法</w:t>
+      </w:r>
+    </w:p>
+    <w:p>
+      <w:pPr>
+        <w:widowControl/>
+        <w:jc w:val="left"/>
+        <w:rPr>
+          <w:rFonts w:ascii="Tahoma" w:eastAsia="微软雅黑" w:hAnsi="Tahoma"/>
+          <w:kern w:val="0"/>
+          <w:sz w:val="22"/>
+        </w:rPr>
+      </w:pPr>
+      <w:r>
+        <w:rPr>
+          <w:rFonts w:ascii="Tahoma" w:eastAsia="微软雅黑" w:hAnsi="Tahoma" w:hint="eastAsia"/>
+          <w:kern w:val="0"/>
+          <w:sz w:val="22"/>
+        </w:rPr>
+        <w:t>》</w:t>
+      </w:r>
+      <w:r>
+        <w:rPr>
+          <w:rFonts w:ascii="Tahoma" w:eastAsia="微软雅黑" w:hAnsi="Tahoma" w:hint="eastAsia"/>
+          <w:kern w:val="0"/>
+          <w:sz w:val="22"/>
+        </w:rPr>
+        <w:t>以动画序列的设计为例</w:t>
+      </w:r>
+    </w:p>
+    <w:p>
+      <w:pPr>
+        <w:snapToGrid w:val="0"/>
+        <w:rPr>
+          <w:rFonts w:ascii="Tahoma" w:eastAsia="微软雅黑" w:hAnsi="Tahoma"/>
+          <w:kern w:val="0"/>
+          <w:sz w:val="22"/>
+        </w:rPr>
+      </w:pPr>
+      <w:r>
+        <w:rPr>
+          <w:rFonts w:ascii="Tahoma" w:eastAsia="微软雅黑" w:hAnsi="Tahoma" w:hint="eastAsia"/>
+          <w:kern w:val="0"/>
+          <w:sz w:val="22"/>
+        </w:rPr>
+        <w:t>由于事件触发的实际位置在脚下，</w:t>
+      </w:r>
+    </w:p>
+    <w:p>
+      <w:pPr>
+        <w:snapToGrid w:val="0"/>
+        <w:rPr>
+          <w:rFonts w:ascii="Tahoma" w:eastAsia="微软雅黑" w:hAnsi="Tahoma"/>
+          <w:kern w:val="0"/>
+          <w:sz w:val="22"/>
+        </w:rPr>
+      </w:pPr>
+      <w:r>
+        <w:rPr>
+          <w:rFonts w:ascii="Tahoma" w:eastAsia="微软雅黑" w:hAnsi="Tahoma" w:hint="eastAsia"/>
+          <w:kern w:val="0"/>
+          <w:sz w:val="22"/>
+        </w:rPr>
+        <w:t>使用鼠标点击电脑时，玩家会将目的地设置在桌子上，不能触发事件。</w:t>
+      </w:r>
+    </w:p>
+    <w:p>
+      <w:pPr>
+        <w:widowControl/>
+        <w:snapToGrid w:val="0"/>
         <w:jc w:val="center"/>
         <w:rPr>
-          <w:rFonts w:ascii="宋体" w:eastAsia="宋体" w:hAnsi="宋体" w:cs="宋体" w:hint="eastAsia"/>
-          <w:kern w:val="0"/>
-          <w:sz w:val="24"/>
-          <w:szCs w:val="24"/>
-        </w:rPr>
-      </w:pPr>
-      <w:r>
-        <w:rPr>
-          <w:rFonts w:ascii="宋体" w:eastAsia="宋体" w:hAnsi="宋体" w:cs="宋体"/>
+          <w:rFonts w:ascii="Tahoma" w:eastAsia="微软雅黑" w:hAnsi="Tahoma"/>
+          <w:kern w:val="0"/>
+          <w:sz w:val="22"/>
+        </w:rPr>
+      </w:pPr>
+      <w:r>
+        <w:rPr>
           <w:noProof/>
-          <w:kern w:val="0"/>
-          <w:sz w:val="24"/>
-          <w:szCs w:val="24"/>
         </w:rPr>
         <w:drawing>
-          <wp:inline distT="0" distB="0" distL="0" distR="0" wp14:anchorId="4717EC6A" wp14:editId="6A306443">
-            <wp:extent cx="3032760" cy="408372"/>
-            <wp:effectExtent l="0" t="0" r="0" b="0"/>
-            <wp:docPr id="411976232" name="图片 7"/>
+          <wp:inline distT="0" distB="0" distL="0" distR="0" wp14:anchorId="6186C0D7" wp14:editId="29DB72E7">
+            <wp:extent cx="1318260" cy="1292284"/>
+            <wp:effectExtent l="0" t="0" r="0" b="3175"/>
+            <wp:docPr id="1083952841" name="图片 9"/>
             <wp:cNvGraphicFramePr>
               <a:graphicFrameLocks xmlns:a="http://schemas.openxmlformats.org/drawingml/2006/main" noChangeAspect="1"/>
             </wp:cNvGraphicFramePr>
@@ -11323,7 +11753,7 @@
               <a:graphicData uri="http://schemas.openxmlformats.org/drawingml/2006/picture">
                 <pic:pic xmlns:pic="http://schemas.openxmlformats.org/drawingml/2006/picture">
                   <pic:nvPicPr>
-                    <pic:cNvPr id="0" name="Picture 17"/>
+                    <pic:cNvPr id="0" name="Picture 19"/>
                     <pic:cNvPicPr>
                       <a:picLocks noChangeAspect="1" noChangeArrowheads="1"/>
                     </pic:cNvPicPr>
@@ -11344,7 +11774,1561 @@
                   <pic:spPr bwMode="auto">
                     <a:xfrm>
                       <a:off x="0" y="0"/>
-                      <a:ext cx="3051723" cy="410925"/>
+                      <a:ext cx="1319334" cy="1293337"/>
+                    </a:xfrm>
+                    <a:prstGeom prst="rect">
+                      <a:avLst/>
+                    </a:prstGeom>
+                    <a:noFill/>
+                    <a:ln>
+                      <a:noFill/>
+                    </a:ln>
+                  </pic:spPr>
+                </pic:pic>
+              </a:graphicData>
+            </a:graphic>
+          </wp:inline>
+        </w:drawing>
+      </w:r>
+      <w:r>
+        <w:rPr>
+          <w:rFonts w:ascii="Tahoma" w:eastAsia="微软雅黑" w:hAnsi="Tahoma" w:hint="eastAsia"/>
+          <w:kern w:val="0"/>
+          <w:sz w:val="22"/>
+        </w:rPr>
+        <w:t xml:space="preserve"> </w:t>
+      </w:r>
+      <w:r>
+        <w:rPr>
+          <w:noProof/>
+        </w:rPr>
+        <w:drawing>
+          <wp:inline distT="0" distB="0" distL="0" distR="0" wp14:anchorId="44BC608D" wp14:editId="5C15F79C">
+            <wp:extent cx="1532855" cy="1295203"/>
+            <wp:effectExtent l="0" t="0" r="0" b="635"/>
+            <wp:docPr id="1803970069" name="图片 7"/>
+            <wp:cNvGraphicFramePr>
+              <a:graphicFrameLocks xmlns:a="http://schemas.openxmlformats.org/drawingml/2006/main" noChangeAspect="1"/>
+            </wp:cNvGraphicFramePr>
+            <a:graphic xmlns:a="http://schemas.openxmlformats.org/drawingml/2006/main">
+              <a:graphicData uri="http://schemas.openxmlformats.org/drawingml/2006/picture">
+                <pic:pic xmlns:pic="http://schemas.openxmlformats.org/drawingml/2006/picture">
+                  <pic:nvPicPr>
+                    <pic:cNvPr id="0" name="Picture 15"/>
+                    <pic:cNvPicPr>
+                      <a:picLocks noChangeAspect="1" noChangeArrowheads="1"/>
+                    </pic:cNvPicPr>
+                  </pic:nvPicPr>
+                  <pic:blipFill>
+                    <a:blip r:embed="rId25">
+                      <a:extLst>
+                        <a:ext uri="{28A0092B-C50C-407E-A947-70E740481C1C}">
+                          <a14:useLocalDpi xmlns:a14="http://schemas.microsoft.com/office/drawing/2010/main" val="0"/>
+                        </a:ext>
+                      </a:extLst>
+                    </a:blip>
+                    <a:srcRect/>
+                    <a:stretch>
+                      <a:fillRect/>
+                    </a:stretch>
+                  </pic:blipFill>
+                  <pic:spPr bwMode="auto">
+                    <a:xfrm>
+                      <a:off x="0" y="0"/>
+                      <a:ext cx="1542056" cy="1302977"/>
+                    </a:xfrm>
+                    <a:prstGeom prst="rect">
+                      <a:avLst/>
+                    </a:prstGeom>
+                    <a:noFill/>
+                    <a:ln>
+                      <a:noFill/>
+                    </a:ln>
+                  </pic:spPr>
+                </pic:pic>
+              </a:graphicData>
+            </a:graphic>
+          </wp:inline>
+        </w:drawing>
+      </w:r>
+    </w:p>
+    <w:p>
+      <w:pPr>
+        <w:snapToGrid w:val="0"/>
+        <w:rPr>
+          <w:rFonts w:ascii="Tahoma" w:eastAsia="微软雅黑" w:hAnsi="Tahoma"/>
+          <w:kern w:val="0"/>
+          <w:sz w:val="22"/>
+        </w:rPr>
+      </w:pPr>
+      <w:r>
+        <w:rPr>
+          <w:rFonts w:ascii="Tahoma" w:eastAsia="微软雅黑" w:hAnsi="Tahoma" w:hint="eastAsia"/>
+          <w:kern w:val="0"/>
+          <w:sz w:val="22"/>
+        </w:rPr>
+        <w:t>使用下面的寻路注释，开启寻路设置，并开启像素判定。</w:t>
+      </w:r>
+    </w:p>
+    <w:p>
+      <w:pPr>
+        <w:snapToGrid w:val="0"/>
+        <w:rPr>
+          <w:rFonts w:ascii="Tahoma" w:eastAsia="微软雅黑" w:hAnsi="Tahoma"/>
+          <w:kern w:val="0"/>
+          <w:sz w:val="22"/>
+        </w:rPr>
+      </w:pPr>
+      <w:r>
+        <w:rPr>
+          <w:rFonts w:ascii="Tahoma" w:eastAsia="微软雅黑" w:hAnsi="Tahoma" w:hint="eastAsia"/>
+          <w:kern w:val="0"/>
+          <w:sz w:val="22"/>
+        </w:rPr>
+        <w:t>鼠标点击到行走图时，偏转寻路到这个事件的脚下位置。</w:t>
+      </w:r>
+    </w:p>
+    <w:p>
+      <w:pPr>
+        <w:widowControl/>
+        <w:snapToGrid w:val="0"/>
+        <w:jc w:val="center"/>
+        <w:rPr>
+          <w:rFonts w:ascii="Tahoma" w:eastAsia="微软雅黑" w:hAnsi="Tahoma"/>
+          <w:kern w:val="0"/>
+          <w:sz w:val="22"/>
+        </w:rPr>
+      </w:pPr>
+      <w:r>
+        <w:rPr>
+          <w:noProof/>
+        </w:rPr>
+        <w:drawing>
+          <wp:inline distT="0" distB="0" distL="0" distR="0" wp14:anchorId="6C80961D" wp14:editId="7DAF5230">
+            <wp:extent cx="3047844" cy="659330"/>
+            <wp:effectExtent l="0" t="0" r="635" b="7620"/>
+            <wp:docPr id="2133141404" name="图片 10"/>
+            <wp:cNvGraphicFramePr>
+              <a:graphicFrameLocks xmlns:a="http://schemas.openxmlformats.org/drawingml/2006/main" noChangeAspect="1"/>
+            </wp:cNvGraphicFramePr>
+            <a:graphic xmlns:a="http://schemas.openxmlformats.org/drawingml/2006/main">
+              <a:graphicData uri="http://schemas.openxmlformats.org/drawingml/2006/picture">
+                <pic:pic xmlns:pic="http://schemas.openxmlformats.org/drawingml/2006/picture">
+                  <pic:nvPicPr>
+                    <pic:cNvPr id="0" name="Picture 21"/>
+                    <pic:cNvPicPr>
+                      <a:picLocks noChangeAspect="1" noChangeArrowheads="1"/>
+                    </pic:cNvPicPr>
+                  </pic:nvPicPr>
+                  <pic:blipFill>
+                    <a:blip r:embed="rId26">
+                      <a:extLst>
+                        <a:ext uri="{28A0092B-C50C-407E-A947-70E740481C1C}">
+                          <a14:useLocalDpi xmlns:a14="http://schemas.microsoft.com/office/drawing/2010/main" val="0"/>
+                        </a:ext>
+                      </a:extLst>
+                    </a:blip>
+                    <a:srcRect/>
+                    <a:stretch>
+                      <a:fillRect/>
+                    </a:stretch>
+                  </pic:blipFill>
+                  <pic:spPr bwMode="auto">
+                    <a:xfrm>
+                      <a:off x="0" y="0"/>
+                      <a:ext cx="3057869" cy="661499"/>
+                    </a:xfrm>
+                    <a:prstGeom prst="rect">
+                      <a:avLst/>
+                    </a:prstGeom>
+                    <a:noFill/>
+                    <a:ln>
+                      <a:noFill/>
+                    </a:ln>
+                  </pic:spPr>
+                </pic:pic>
+              </a:graphicData>
+            </a:graphic>
+          </wp:inline>
+        </w:drawing>
+      </w:r>
+      <w:r>
+        <w:rPr>
+          <w:rFonts w:ascii="Tahoma" w:eastAsia="微软雅黑" w:hAnsi="Tahoma" w:hint="eastAsia"/>
+          <w:kern w:val="0"/>
+          <w:sz w:val="22"/>
+        </w:rPr>
+        <w:t xml:space="preserve"> </w:t>
+      </w:r>
+      <w:r>
+        <w:rPr>
+          <w:noProof/>
+        </w:rPr>
+        <w:drawing>
+          <wp:inline distT="0" distB="0" distL="0" distR="0" wp14:anchorId="1EBA9F31" wp14:editId="28750BA9">
+            <wp:extent cx="1592580" cy="1180261"/>
+            <wp:effectExtent l="0" t="0" r="7620" b="1270"/>
+            <wp:docPr id="577785590" name="图片 8"/>
+            <wp:cNvGraphicFramePr>
+              <a:graphicFrameLocks xmlns:a="http://schemas.openxmlformats.org/drawingml/2006/main" noChangeAspect="1"/>
+            </wp:cNvGraphicFramePr>
+            <a:graphic xmlns:a="http://schemas.openxmlformats.org/drawingml/2006/main">
+              <a:graphicData uri="http://schemas.openxmlformats.org/drawingml/2006/picture">
+                <pic:pic xmlns:pic="http://schemas.openxmlformats.org/drawingml/2006/picture">
+                  <pic:nvPicPr>
+                    <pic:cNvPr id="0" name="Picture 17"/>
+                    <pic:cNvPicPr>
+                      <a:picLocks noChangeAspect="1" noChangeArrowheads="1"/>
+                    </pic:cNvPicPr>
+                  </pic:nvPicPr>
+                  <pic:blipFill>
+                    <a:blip r:embed="rId27">
+                      <a:extLst>
+                        <a:ext uri="{28A0092B-C50C-407E-A947-70E740481C1C}">
+                          <a14:useLocalDpi xmlns:a14="http://schemas.microsoft.com/office/drawing/2010/main" val="0"/>
+                        </a:ext>
+                      </a:extLst>
+                    </a:blip>
+                    <a:srcRect/>
+                    <a:stretch>
+                      <a:fillRect/>
+                    </a:stretch>
+                  </pic:blipFill>
+                  <pic:spPr bwMode="auto">
+                    <a:xfrm>
+                      <a:off x="0" y="0"/>
+                      <a:ext cx="1598885" cy="1184934"/>
+                    </a:xfrm>
+                    <a:prstGeom prst="rect">
+                      <a:avLst/>
+                    </a:prstGeom>
+                    <a:noFill/>
+                    <a:ln>
+                      <a:noFill/>
+                    </a:ln>
+                  </pic:spPr>
+                </pic:pic>
+              </a:graphicData>
+            </a:graphic>
+          </wp:inline>
+        </w:drawing>
+      </w:r>
+    </w:p>
+    <w:p>
+      <w:pPr>
+        <w:widowControl/>
+        <w:jc w:val="left"/>
+        <w:rPr>
+          <w:rFonts w:ascii="Tahoma" w:eastAsia="微软雅黑" w:hAnsi="Tahoma"/>
+          <w:kern w:val="0"/>
+          <w:sz w:val="22"/>
+        </w:rPr>
+      </w:pPr>
+      <w:r>
+        <w:rPr>
+          <w:rFonts w:ascii="Tahoma" w:eastAsia="微软雅黑" w:hAnsi="Tahoma" w:hint="eastAsia"/>
+          <w:kern w:val="0"/>
+          <w:sz w:val="22"/>
+        </w:rPr>
+        <w:t>》</w:t>
+      </w:r>
+      <w:r>
+        <w:rPr>
+          <w:rFonts w:ascii="Tahoma" w:eastAsia="微软雅黑" w:hAnsi="Tahoma" w:hint="eastAsia"/>
+          <w:kern w:val="0"/>
+          <w:sz w:val="22"/>
+        </w:rPr>
+        <w:t>以动画序列小房间为例</w:t>
+      </w:r>
+    </w:p>
+    <w:p>
+      <w:pPr>
+        <w:snapToGrid w:val="0"/>
+        <w:rPr>
+          <w:rFonts w:ascii="Tahoma" w:eastAsia="微软雅黑" w:hAnsi="Tahoma"/>
+          <w:kern w:val="0"/>
+          <w:sz w:val="22"/>
+        </w:rPr>
+      </w:pPr>
+      <w:r>
+        <w:rPr>
+          <w:rFonts w:ascii="Tahoma" w:eastAsia="微软雅黑" w:hAnsi="Tahoma" w:hint="eastAsia"/>
+          <w:kern w:val="0"/>
+          <w:sz w:val="22"/>
+        </w:rPr>
+        <w:t>这个房间内的</w:t>
+      </w:r>
+      <w:r>
+        <w:rPr>
+          <w:rFonts w:ascii="Tahoma" w:eastAsia="微软雅黑" w:hAnsi="Tahoma" w:hint="eastAsia"/>
+          <w:kern w:val="0"/>
+          <w:sz w:val="22"/>
+        </w:rPr>
+        <w:t>@</w:t>
+      </w:r>
+      <w:r>
+        <w:rPr>
+          <w:rFonts w:ascii="Tahoma" w:eastAsia="微软雅黑" w:hAnsi="Tahoma" w:hint="eastAsia"/>
+          <w:kern w:val="0"/>
+          <w:sz w:val="22"/>
+        </w:rPr>
+        <w:t>符号都很大，高宽为：</w:t>
+      </w:r>
+      <w:r>
+        <w:rPr>
+          <w:rFonts w:ascii="Tahoma" w:eastAsia="微软雅黑" w:hAnsi="Tahoma" w:hint="eastAsia"/>
+          <w:kern w:val="0"/>
+          <w:sz w:val="22"/>
+        </w:rPr>
+        <w:t>144x144</w:t>
+      </w:r>
+      <w:r>
+        <w:rPr>
+          <w:rFonts w:ascii="Tahoma" w:eastAsia="微软雅黑" w:hAnsi="Tahoma" w:hint="eastAsia"/>
+          <w:kern w:val="0"/>
+          <w:sz w:val="22"/>
+        </w:rPr>
+        <w:t>。</w:t>
+      </w:r>
+    </w:p>
+    <w:p>
+      <w:pPr>
+        <w:snapToGrid w:val="0"/>
+        <w:rPr>
+          <w:rFonts w:ascii="Tahoma" w:eastAsia="微软雅黑" w:hAnsi="Tahoma"/>
+          <w:kern w:val="0"/>
+          <w:sz w:val="22"/>
+        </w:rPr>
+      </w:pPr>
+      <w:r>
+        <w:rPr>
+          <w:rFonts w:ascii="Tahoma" w:eastAsia="微软雅黑" w:hAnsi="Tahoma" w:hint="eastAsia"/>
+          <w:kern w:val="0"/>
+          <w:sz w:val="22"/>
+        </w:rPr>
+        <w:t>点击</w:t>
+      </w:r>
+      <w:r>
+        <w:rPr>
+          <w:rFonts w:ascii="Tahoma" w:eastAsia="微软雅黑" w:hAnsi="Tahoma" w:hint="eastAsia"/>
+          <w:kern w:val="0"/>
+          <w:sz w:val="22"/>
+        </w:rPr>
+        <w:t>@</w:t>
+      </w:r>
+      <w:r>
+        <w:rPr>
+          <w:rFonts w:ascii="Tahoma" w:eastAsia="微软雅黑" w:hAnsi="Tahoma" w:hint="eastAsia"/>
+          <w:kern w:val="0"/>
+          <w:sz w:val="22"/>
+        </w:rPr>
+        <w:t>符号时，寻路经常会寻路到</w:t>
+      </w:r>
+      <w:r>
+        <w:rPr>
+          <w:rFonts w:ascii="Tahoma" w:eastAsia="微软雅黑" w:hAnsi="Tahoma" w:hint="eastAsia"/>
+          <w:kern w:val="0"/>
+          <w:sz w:val="22"/>
+        </w:rPr>
+        <w:t>@</w:t>
+      </w:r>
+      <w:r>
+        <w:rPr>
+          <w:rFonts w:ascii="Tahoma" w:eastAsia="微软雅黑" w:hAnsi="Tahoma" w:hint="eastAsia"/>
+          <w:kern w:val="0"/>
+          <w:sz w:val="22"/>
+        </w:rPr>
+        <w:t>符号的上方位置。</w:t>
+      </w:r>
+    </w:p>
+    <w:p>
+      <w:pPr>
+        <w:snapToGrid w:val="0"/>
+        <w:jc w:val="center"/>
+        <w:rPr>
+          <w:rFonts w:hint="eastAsia"/>
+        </w:rPr>
+      </w:pPr>
+      <w:r>
+        <w:rPr>
+          <w:noProof/>
+        </w:rPr>
+        <w:drawing>
+          <wp:inline distT="0" distB="0" distL="0" distR="0" wp14:anchorId="788A9329" wp14:editId="01A308EF">
+            <wp:extent cx="1939980" cy="1332120"/>
+            <wp:effectExtent l="0" t="0" r="3175" b="1905"/>
+            <wp:docPr id="1570464738" name="图片 3"/>
+            <wp:cNvGraphicFramePr>
+              <a:graphicFrameLocks xmlns:a="http://schemas.openxmlformats.org/drawingml/2006/main" noChangeAspect="1"/>
+            </wp:cNvGraphicFramePr>
+            <a:graphic xmlns:a="http://schemas.openxmlformats.org/drawingml/2006/main">
+              <a:graphicData uri="http://schemas.openxmlformats.org/drawingml/2006/picture">
+                <pic:pic xmlns:pic="http://schemas.openxmlformats.org/drawingml/2006/picture">
+                  <pic:nvPicPr>
+                    <pic:cNvPr id="0" name="Picture 7"/>
+                    <pic:cNvPicPr>
+                      <a:picLocks noChangeAspect="1" noChangeArrowheads="1"/>
+                    </pic:cNvPicPr>
+                  </pic:nvPicPr>
+                  <pic:blipFill>
+                    <a:blip r:embed="rId28">
+                      <a:extLst>
+                        <a:ext uri="{28A0092B-C50C-407E-A947-70E740481C1C}">
+                          <a14:useLocalDpi xmlns:a14="http://schemas.microsoft.com/office/drawing/2010/main" val="0"/>
+                        </a:ext>
+                      </a:extLst>
+                    </a:blip>
+                    <a:srcRect/>
+                    <a:stretch>
+                      <a:fillRect/>
+                    </a:stretch>
+                  </pic:blipFill>
+                  <pic:spPr bwMode="auto">
+                    <a:xfrm>
+                      <a:off x="0" y="0"/>
+                      <a:ext cx="1954428" cy="1342041"/>
+                    </a:xfrm>
+                    <a:prstGeom prst="rect">
+                      <a:avLst/>
+                    </a:prstGeom>
+                    <a:noFill/>
+                    <a:ln>
+                      <a:noFill/>
+                    </a:ln>
+                  </pic:spPr>
+                </pic:pic>
+              </a:graphicData>
+            </a:graphic>
+          </wp:inline>
+        </w:drawing>
+      </w:r>
+      <w:r>
+        <w:rPr>
+          <w:rFonts w:hint="eastAsia"/>
+        </w:rPr>
+        <w:t xml:space="preserve"> </w:t>
+      </w:r>
+      <w:r>
+        <w:rPr>
+          <w:noProof/>
+        </w:rPr>
+        <w:drawing>
+          <wp:inline distT="0" distB="0" distL="0" distR="0" wp14:anchorId="540E0BAD" wp14:editId="72DD3D4E">
+            <wp:extent cx="1691640" cy="1333275"/>
+            <wp:effectExtent l="0" t="0" r="3810" b="635"/>
+            <wp:docPr id="34252441" name="图片 4"/>
+            <wp:cNvGraphicFramePr>
+              <a:graphicFrameLocks xmlns:a="http://schemas.openxmlformats.org/drawingml/2006/main" noChangeAspect="1"/>
+            </wp:cNvGraphicFramePr>
+            <a:graphic xmlns:a="http://schemas.openxmlformats.org/drawingml/2006/main">
+              <a:graphicData uri="http://schemas.openxmlformats.org/drawingml/2006/picture">
+                <pic:pic xmlns:pic="http://schemas.openxmlformats.org/drawingml/2006/picture">
+                  <pic:nvPicPr>
+                    <pic:cNvPr id="0" name="Picture 9"/>
+                    <pic:cNvPicPr>
+                      <a:picLocks noChangeAspect="1" noChangeArrowheads="1"/>
+                    </pic:cNvPicPr>
+                  </pic:nvPicPr>
+                  <pic:blipFill>
+                    <a:blip r:embed="rId29">
+                      <a:extLst>
+                        <a:ext uri="{28A0092B-C50C-407E-A947-70E740481C1C}">
+                          <a14:useLocalDpi xmlns:a14="http://schemas.microsoft.com/office/drawing/2010/main" val="0"/>
+                        </a:ext>
+                      </a:extLst>
+                    </a:blip>
+                    <a:srcRect/>
+                    <a:stretch>
+                      <a:fillRect/>
+                    </a:stretch>
+                  </pic:blipFill>
+                  <pic:spPr bwMode="auto">
+                    <a:xfrm>
+                      <a:off x="0" y="0"/>
+                      <a:ext cx="1704044" cy="1343051"/>
+                    </a:xfrm>
+                    <a:prstGeom prst="rect">
+                      <a:avLst/>
+                    </a:prstGeom>
+                    <a:noFill/>
+                    <a:ln>
+                      <a:noFill/>
+                    </a:ln>
+                  </pic:spPr>
+                </pic:pic>
+              </a:graphicData>
+            </a:graphic>
+          </wp:inline>
+        </w:drawing>
+      </w:r>
+    </w:p>
+    <w:p>
+      <w:pPr>
+        <w:snapToGrid w:val="0"/>
+        <w:rPr>
+          <w:rFonts w:ascii="Tahoma" w:eastAsia="微软雅黑" w:hAnsi="Tahoma"/>
+          <w:kern w:val="0"/>
+          <w:sz w:val="22"/>
+        </w:rPr>
+      </w:pPr>
+      <w:r>
+        <w:rPr>
+          <w:rFonts w:ascii="Tahoma" w:eastAsia="微软雅黑" w:hAnsi="Tahoma" w:hint="eastAsia"/>
+          <w:kern w:val="0"/>
+          <w:sz w:val="22"/>
+        </w:rPr>
+        <w:lastRenderedPageBreak/>
+        <w:t>同样的，</w:t>
+      </w:r>
+      <w:r>
+        <w:rPr>
+          <w:rFonts w:ascii="Tahoma" w:eastAsia="微软雅黑" w:hAnsi="Tahoma" w:hint="eastAsia"/>
+          <w:kern w:val="0"/>
+          <w:sz w:val="22"/>
+        </w:rPr>
+        <w:t>使用下面的寻路注释，开启寻路设置，并开启像素判定。</w:t>
+      </w:r>
+    </w:p>
+    <w:p>
+      <w:pPr>
+        <w:snapToGrid w:val="0"/>
+        <w:rPr>
+          <w:rFonts w:ascii="Tahoma" w:eastAsia="微软雅黑" w:hAnsi="Tahoma"/>
+          <w:kern w:val="0"/>
+          <w:sz w:val="22"/>
+        </w:rPr>
+      </w:pPr>
+      <w:r>
+        <w:rPr>
+          <w:rFonts w:ascii="Tahoma" w:eastAsia="微软雅黑" w:hAnsi="Tahoma" w:hint="eastAsia"/>
+          <w:kern w:val="0"/>
+          <w:sz w:val="22"/>
+        </w:rPr>
+        <w:t>鼠标点击到行走图时，偏转寻路到这个事件的脚下位置，</w:t>
+      </w:r>
+    </w:p>
+    <w:p>
+      <w:pPr>
+        <w:snapToGrid w:val="0"/>
+        <w:rPr>
+          <w:rFonts w:ascii="Tahoma" w:eastAsia="微软雅黑" w:hAnsi="Tahoma"/>
+          <w:kern w:val="0"/>
+          <w:sz w:val="22"/>
+        </w:rPr>
+      </w:pPr>
+      <w:r>
+        <w:rPr>
+          <w:rFonts w:ascii="Tahoma" w:eastAsia="微软雅黑" w:hAnsi="Tahoma" w:hint="eastAsia"/>
+          <w:kern w:val="0"/>
+          <w:sz w:val="22"/>
+        </w:rPr>
+        <w:t>这个就能触发</w:t>
+      </w:r>
+      <w:r>
+        <w:rPr>
+          <w:rFonts w:ascii="Tahoma" w:eastAsia="微软雅黑" w:hAnsi="Tahoma" w:hint="eastAsia"/>
+          <w:kern w:val="0"/>
+          <w:sz w:val="22"/>
+        </w:rPr>
+        <w:t>@</w:t>
+      </w:r>
+      <w:r>
+        <w:rPr>
+          <w:rFonts w:ascii="Tahoma" w:eastAsia="微软雅黑" w:hAnsi="Tahoma" w:hint="eastAsia"/>
+          <w:kern w:val="0"/>
+          <w:sz w:val="22"/>
+        </w:rPr>
+        <w:t>符号的对话了。</w:t>
+      </w:r>
+    </w:p>
+    <w:p>
+      <w:pPr>
+        <w:snapToGrid w:val="0"/>
+        <w:jc w:val="center"/>
+        <w:rPr>
+          <w:rFonts w:hint="eastAsia"/>
+        </w:rPr>
+      </w:pPr>
+      <w:r>
+        <w:rPr>
+          <w:noProof/>
+        </w:rPr>
+        <w:drawing>
+          <wp:inline distT="0" distB="0" distL="0" distR="0" wp14:anchorId="278BE2A6" wp14:editId="257D0C44">
+            <wp:extent cx="3238500" cy="700573"/>
+            <wp:effectExtent l="0" t="0" r="0" b="4445"/>
+            <wp:docPr id="236510085" name="图片 10"/>
+            <wp:cNvGraphicFramePr>
+              <a:graphicFrameLocks xmlns:a="http://schemas.openxmlformats.org/drawingml/2006/main" noChangeAspect="1"/>
+            </wp:cNvGraphicFramePr>
+            <a:graphic xmlns:a="http://schemas.openxmlformats.org/drawingml/2006/main">
+              <a:graphicData uri="http://schemas.openxmlformats.org/drawingml/2006/picture">
+                <pic:pic xmlns:pic="http://schemas.openxmlformats.org/drawingml/2006/picture">
+                  <pic:nvPicPr>
+                    <pic:cNvPr id="0" name="Picture 21"/>
+                    <pic:cNvPicPr>
+                      <a:picLocks noChangeAspect="1" noChangeArrowheads="1"/>
+                    </pic:cNvPicPr>
+                  </pic:nvPicPr>
+                  <pic:blipFill>
+                    <a:blip r:embed="rId26">
+                      <a:extLst>
+                        <a:ext uri="{28A0092B-C50C-407E-A947-70E740481C1C}">
+                          <a14:useLocalDpi xmlns:a14="http://schemas.microsoft.com/office/drawing/2010/main" val="0"/>
+                        </a:ext>
+                      </a:extLst>
+                    </a:blip>
+                    <a:srcRect/>
+                    <a:stretch>
+                      <a:fillRect/>
+                    </a:stretch>
+                  </pic:blipFill>
+                  <pic:spPr bwMode="auto">
+                    <a:xfrm>
+                      <a:off x="0" y="0"/>
+                      <a:ext cx="3254332" cy="703998"/>
+                    </a:xfrm>
+                    <a:prstGeom prst="rect">
+                      <a:avLst/>
+                    </a:prstGeom>
+                    <a:noFill/>
+                    <a:ln>
+                      <a:noFill/>
+                    </a:ln>
+                  </pic:spPr>
+                </pic:pic>
+              </a:graphicData>
+            </a:graphic>
+          </wp:inline>
+        </w:drawing>
+      </w:r>
+    </w:p>
+    <w:p>
+      <w:pPr>
+        <w:jc w:val="center"/>
+        <w:rPr>
+          <w:rFonts w:ascii="Tahoma" w:eastAsia="微软雅黑" w:hAnsi="Tahoma"/>
+          <w:kern w:val="0"/>
+          <w:sz w:val="22"/>
+        </w:rPr>
+      </w:pPr>
+      <w:r>
+        <w:rPr>
+          <w:noProof/>
+        </w:rPr>
+        <w:drawing>
+          <wp:inline distT="0" distB="0" distL="0" distR="0" wp14:anchorId="18DDCD1D" wp14:editId="342856C1">
+            <wp:extent cx="2506980" cy="1956784"/>
+            <wp:effectExtent l="0" t="0" r="7620" b="5715"/>
+            <wp:docPr id="470259266" name="图片 5"/>
+            <wp:cNvGraphicFramePr>
+              <a:graphicFrameLocks xmlns:a="http://schemas.openxmlformats.org/drawingml/2006/main" noChangeAspect="1"/>
+            </wp:cNvGraphicFramePr>
+            <a:graphic xmlns:a="http://schemas.openxmlformats.org/drawingml/2006/main">
+              <a:graphicData uri="http://schemas.openxmlformats.org/drawingml/2006/picture">
+                <pic:pic xmlns:pic="http://schemas.openxmlformats.org/drawingml/2006/picture">
+                  <pic:nvPicPr>
+                    <pic:cNvPr id="0" name="Picture 11"/>
+                    <pic:cNvPicPr>
+                      <a:picLocks noChangeAspect="1" noChangeArrowheads="1"/>
+                    </pic:cNvPicPr>
+                  </pic:nvPicPr>
+                  <pic:blipFill>
+                    <a:blip r:embed="rId30">
+                      <a:extLst>
+                        <a:ext uri="{28A0092B-C50C-407E-A947-70E740481C1C}">
+                          <a14:useLocalDpi xmlns:a14="http://schemas.microsoft.com/office/drawing/2010/main" val="0"/>
+                        </a:ext>
+                      </a:extLst>
+                    </a:blip>
+                    <a:srcRect/>
+                    <a:stretch>
+                      <a:fillRect/>
+                    </a:stretch>
+                  </pic:blipFill>
+                  <pic:spPr bwMode="auto">
+                    <a:xfrm>
+                      <a:off x="0" y="0"/>
+                      <a:ext cx="2516311" cy="1964067"/>
+                    </a:xfrm>
+                    <a:prstGeom prst="rect">
+                      <a:avLst/>
+                    </a:prstGeom>
+                    <a:noFill/>
+                    <a:ln>
+                      <a:noFill/>
+                    </a:ln>
+                  </pic:spPr>
+                </pic:pic>
+              </a:graphicData>
+            </a:graphic>
+          </wp:inline>
+        </w:drawing>
+      </w:r>
+    </w:p>
+    <w:tbl>
+      <w:tblPr>
+        <w:tblStyle w:val="af"/>
+        <w:tblW w:w="0" w:type="auto"/>
+        <w:shd w:val="clear" w:color="auto" w:fill="DEEAF6" w:themeFill="accent1" w:themeFillTint="33"/>
+        <w:tblLook w:val="04A0" w:firstRow="1" w:lastRow="0" w:firstColumn="1" w:lastColumn="0" w:noHBand="0" w:noVBand="1"/>
+      </w:tblPr>
+      <w:tblGrid>
+        <w:gridCol w:w="8522"/>
+      </w:tblGrid>
+      <w:tr>
+        <w:tc>
+          <w:tcPr>
+            <w:tcW w:w="8522" w:type="dxa"/>
+            <w:shd w:val="clear" w:color="auto" w:fill="DEEAF6" w:themeFill="accent1" w:themeFillTint="33"/>
+          </w:tcPr>
+          <w:p>
+            <w:pPr>
+              <w:snapToGrid w:val="0"/>
+              <w:rPr>
+                <w:rFonts w:ascii="Tahoma" w:eastAsia="微软雅黑" w:hAnsi="Tahoma"/>
+                <w:kern w:val="0"/>
+                <w:sz w:val="22"/>
+              </w:rPr>
+            </w:pPr>
+            <w:r>
+              <w:rPr>
+                <w:rFonts w:ascii="Tahoma" w:eastAsia="微软雅黑" w:hAnsi="Tahoma" w:hint="eastAsia"/>
+                <w:kern w:val="0"/>
+                <w:sz w:val="22"/>
+              </w:rPr>
+              <w:t>此处添加了“使用像素判定”的注释。</w:t>
+            </w:r>
+          </w:p>
+          <w:p>
+            <w:pPr>
+              <w:snapToGrid w:val="0"/>
+              <w:rPr>
+                <w:rFonts w:ascii="Tahoma" w:eastAsia="微软雅黑" w:hAnsi="Tahoma"/>
+                <w:kern w:val="0"/>
+                <w:sz w:val="22"/>
+              </w:rPr>
+            </w:pPr>
+            <w:r>
+              <w:rPr>
+                <w:rFonts w:ascii="Tahoma" w:eastAsia="微软雅黑" w:hAnsi="Tahoma" w:hint="eastAsia"/>
+                <w:kern w:val="0"/>
+                <w:sz w:val="22"/>
+              </w:rPr>
+              <w:t>这样可以实现点击行走图的</w:t>
+            </w:r>
+            <w:r>
+              <w:rPr>
+                <w:rFonts w:ascii="Tahoma" w:eastAsia="微软雅黑" w:hAnsi="Tahoma" w:hint="eastAsia"/>
+                <w:kern w:val="0"/>
+                <w:sz w:val="22"/>
+              </w:rPr>
+              <w:t xml:space="preserve"> </w:t>
+            </w:r>
+            <w:r>
+              <w:rPr>
+                <w:rFonts w:ascii="Tahoma" w:eastAsia="微软雅黑" w:hAnsi="Tahoma" w:hint="eastAsia"/>
+                <w:kern w:val="0"/>
+                <w:sz w:val="22"/>
+              </w:rPr>
+              <w:t>实心像素</w:t>
+            </w:r>
+            <w:r>
+              <w:rPr>
+                <w:rFonts w:ascii="Tahoma" w:eastAsia="微软雅黑" w:hAnsi="Tahoma" w:hint="eastAsia"/>
+                <w:kern w:val="0"/>
+                <w:sz w:val="22"/>
+              </w:rPr>
+              <w:t xml:space="preserve"> </w:t>
+            </w:r>
+            <w:r>
+              <w:rPr>
+                <w:rFonts w:ascii="Tahoma" w:eastAsia="微软雅黑" w:hAnsi="Tahoma" w:hint="eastAsia"/>
+                <w:kern w:val="0"/>
+                <w:sz w:val="22"/>
+              </w:rPr>
+              <w:t>而偏转寻路，点击空心透明的像素则不偏转。</w:t>
+            </w:r>
+          </w:p>
+          <w:p>
+            <w:pPr>
+              <w:snapToGrid w:val="0"/>
+              <w:rPr>
+                <w:rFonts w:ascii="Tahoma" w:eastAsia="微软雅黑" w:hAnsi="Tahoma"/>
+                <w:kern w:val="0"/>
+                <w:sz w:val="22"/>
+              </w:rPr>
+            </w:pPr>
+            <w:r>
+              <w:rPr>
+                <w:rFonts w:ascii="Tahoma" w:eastAsia="微软雅黑" w:hAnsi="Tahoma" w:hint="eastAsia"/>
+                <w:kern w:val="0"/>
+                <w:sz w:val="22"/>
+              </w:rPr>
+              <w:t>可以去看看文档“</w:t>
+            </w:r>
+            <w:r>
+              <w:rPr>
+                <w:rFonts w:ascii="Tahoma" w:eastAsia="微软雅黑" w:hAnsi="Tahoma" w:hint="eastAsia"/>
+                <w:color w:val="0070C0"/>
+                <w:kern w:val="0"/>
+                <w:sz w:val="22"/>
+              </w:rPr>
+              <w:t>7.</w:t>
+            </w:r>
+            <w:r>
+              <w:rPr>
+                <w:rFonts w:ascii="Tahoma" w:eastAsia="微软雅黑" w:hAnsi="Tahoma" w:hint="eastAsia"/>
+                <w:color w:val="0070C0"/>
+                <w:kern w:val="0"/>
+                <w:sz w:val="22"/>
+              </w:rPr>
+              <w:t>行走图</w:t>
+            </w:r>
+            <w:r>
+              <w:rPr>
+                <w:rFonts w:ascii="Tahoma" w:eastAsia="微软雅黑" w:hAnsi="Tahoma" w:hint="eastAsia"/>
+                <w:color w:val="0070C0"/>
+                <w:kern w:val="0"/>
+                <w:sz w:val="22"/>
+              </w:rPr>
+              <w:t xml:space="preserve"> &gt; </w:t>
+            </w:r>
+            <w:r>
+              <w:rPr>
+                <w:rFonts w:ascii="Tahoma" w:eastAsia="微软雅黑" w:hAnsi="Tahoma" w:hint="eastAsia"/>
+                <w:color w:val="0070C0"/>
+                <w:kern w:val="0"/>
+                <w:sz w:val="22"/>
+              </w:rPr>
+              <w:t>关于行走图与鼠标控制核心</w:t>
+            </w:r>
+            <w:r>
+              <w:rPr>
+                <w:rFonts w:ascii="Tahoma" w:eastAsia="微软雅黑" w:hAnsi="Tahoma" w:hint="eastAsia"/>
+                <w:color w:val="0070C0"/>
+                <w:kern w:val="0"/>
+                <w:sz w:val="22"/>
+              </w:rPr>
+              <w:t>.docx</w:t>
+            </w:r>
+            <w:r>
+              <w:rPr>
+                <w:rFonts w:ascii="Tahoma" w:eastAsia="微软雅黑" w:hAnsi="Tahoma" w:hint="eastAsia"/>
+                <w:kern w:val="0"/>
+                <w:sz w:val="22"/>
+              </w:rPr>
+              <w:t>”。</w:t>
+            </w:r>
+          </w:p>
+        </w:tc>
+      </w:tr>
+    </w:tbl>
+    <w:p>
+      <w:pPr>
+        <w:snapToGrid w:val="0"/>
+        <w:rPr>
+          <w:rFonts w:ascii="Tahoma" w:eastAsia="微软雅黑" w:hAnsi="Tahoma"/>
+          <w:kern w:val="0"/>
+          <w:sz w:val="22"/>
+        </w:rPr>
+      </w:pPr>
+    </w:p>
+    <w:p>
+      <w:pPr>
+        <w:pStyle w:val="4"/>
+        <w:snapToGrid w:val="0"/>
+        <w:spacing w:before="120" w:after="120" w:line="240" w:lineRule="auto"/>
+        <w:rPr>
+          <w:rFonts w:ascii="微软雅黑" w:eastAsia="微软雅黑" w:hAnsi="微软雅黑" w:hint="eastAsia"/>
+          <w:sz w:val="22"/>
+          <w:szCs w:val="22"/>
+        </w:rPr>
+      </w:pPr>
+      <w:r>
+        <w:rPr>
+          <w:rFonts w:ascii="微软雅黑" w:eastAsia="微软雅黑" w:hAnsi="微软雅黑" w:hint="eastAsia"/>
+          <w:sz w:val="22"/>
+          <w:szCs w:val="22"/>
+        </w:rPr>
+        <w:t>3</w:t>
+      </w:r>
+      <w:r>
+        <w:rPr>
+          <w:rFonts w:ascii="微软雅黑" w:eastAsia="微软雅黑" w:hAnsi="微软雅黑"/>
+          <w:sz w:val="22"/>
+          <w:szCs w:val="22"/>
+        </w:rPr>
+        <w:t xml:space="preserve">) </w:t>
+      </w:r>
+      <w:r>
+        <w:rPr>
+          <w:rFonts w:ascii="微软雅黑" w:eastAsia="微软雅黑" w:hAnsi="微软雅黑" w:hint="eastAsia"/>
+          <w:sz w:val="22"/>
+          <w:szCs w:val="22"/>
+        </w:rPr>
+        <w:t>寻路偏移</w:t>
+      </w:r>
+    </w:p>
+    <w:p>
+      <w:pPr>
+        <w:widowControl/>
+        <w:jc w:val="left"/>
+        <w:rPr>
+          <w:rFonts w:ascii="Tahoma" w:eastAsia="微软雅黑" w:hAnsi="Tahoma"/>
+          <w:kern w:val="0"/>
+          <w:sz w:val="22"/>
+        </w:rPr>
+      </w:pPr>
+      <w:r>
+        <w:rPr>
+          <w:rFonts w:ascii="Tahoma" w:eastAsia="微软雅黑" w:hAnsi="Tahoma" w:hint="eastAsia"/>
+          <w:kern w:val="0"/>
+          <w:sz w:val="22"/>
+        </w:rPr>
+        <w:t>该插件还有个注释设置，偏移到相对图块位置。</w:t>
+      </w:r>
+    </w:p>
+    <w:tbl>
+      <w:tblPr>
+        <w:tblStyle w:val="af"/>
+        <w:tblW w:w="0" w:type="auto"/>
+        <w:tblLook w:val="04A0" w:firstRow="1" w:lastRow="0" w:firstColumn="1" w:lastColumn="0" w:noHBand="0" w:noVBand="1"/>
+      </w:tblPr>
+      <w:tblGrid>
+        <w:gridCol w:w="8522"/>
+      </w:tblGrid>
+      <w:tr>
+        <w:tc>
+          <w:tcPr>
+            <w:tcW w:w="8522" w:type="dxa"/>
+          </w:tcPr>
+          <w:p>
+            <w:pPr>
+              <w:widowControl/>
+              <w:jc w:val="left"/>
+              <w:rPr>
+                <w:rFonts w:ascii="Tahoma" w:eastAsia="微软雅黑" w:hAnsi="Tahoma"/>
+                <w:kern w:val="0"/>
+                <w:sz w:val="22"/>
+              </w:rPr>
+            </w:pPr>
+            <w:r>
+              <w:rPr>
+                <w:rFonts w:ascii="Tahoma" w:eastAsia="微软雅黑" w:hAnsi="Tahoma"/>
+                <w:kern w:val="0"/>
+                <w:sz w:val="22"/>
+              </w:rPr>
+              <w:t>=&gt;</w:t>
+            </w:r>
+            <w:r>
+              <w:rPr>
+                <w:rFonts w:ascii="Tahoma" w:eastAsia="微软雅黑" w:hAnsi="Tahoma"/>
+                <w:kern w:val="0"/>
+                <w:sz w:val="22"/>
+              </w:rPr>
+              <w:t>允许鼠标点击行走图寻路</w:t>
+            </w:r>
+            <w:r>
+              <w:rPr>
+                <w:rFonts w:ascii="Tahoma" w:eastAsia="微软雅黑" w:hAnsi="Tahoma"/>
+                <w:kern w:val="0"/>
+                <w:sz w:val="22"/>
+              </w:rPr>
+              <w:t xml:space="preserve"> : </w:t>
+            </w:r>
+            <w:r>
+              <w:rPr>
+                <w:rFonts w:ascii="Tahoma" w:eastAsia="微软雅黑" w:hAnsi="Tahoma"/>
+                <w:kern w:val="0"/>
+                <w:sz w:val="22"/>
+              </w:rPr>
+              <w:t>寻路偏移</w:t>
+            </w:r>
+            <w:r>
+              <w:rPr>
+                <w:rFonts w:ascii="Tahoma" w:eastAsia="微软雅黑" w:hAnsi="Tahoma"/>
+                <w:kern w:val="0"/>
+                <w:sz w:val="22"/>
+              </w:rPr>
+              <w:t xml:space="preserve"> : </w:t>
+            </w:r>
+            <w:r>
+              <w:rPr>
+                <w:rFonts w:ascii="Tahoma" w:eastAsia="微软雅黑" w:hAnsi="Tahoma"/>
+                <w:kern w:val="0"/>
+                <w:sz w:val="22"/>
+              </w:rPr>
+              <w:t>相对图块位置</w:t>
+            </w:r>
+            <w:r>
+              <w:rPr>
+                <w:rFonts w:ascii="Tahoma" w:eastAsia="微软雅黑" w:hAnsi="Tahoma"/>
+                <w:kern w:val="0"/>
+                <w:sz w:val="22"/>
+              </w:rPr>
+              <w:t>[-3,0]</w:t>
+            </w:r>
+          </w:p>
+        </w:tc>
+      </w:tr>
+    </w:tbl>
+    <w:p>
+      <w:pPr>
+        <w:widowControl/>
+        <w:jc w:val="left"/>
+        <w:rPr>
+          <w:rFonts w:ascii="Tahoma" w:eastAsia="微软雅黑" w:hAnsi="Tahoma"/>
+          <w:kern w:val="0"/>
+          <w:sz w:val="22"/>
+        </w:rPr>
+      </w:pPr>
+      <w:r>
+        <w:rPr>
+          <w:rFonts w:ascii="Tahoma" w:eastAsia="微软雅黑" w:hAnsi="Tahoma" w:hint="eastAsia"/>
+          <w:kern w:val="0"/>
+          <w:sz w:val="22"/>
+        </w:rPr>
+        <w:t>设置后，能偏转</w:t>
+      </w:r>
+      <w:r>
+        <w:rPr>
+          <w:rFonts w:ascii="Tahoma" w:eastAsia="微软雅黑" w:hAnsi="Tahoma" w:hint="eastAsia"/>
+          <w:kern w:val="0"/>
+          <w:sz w:val="22"/>
+        </w:rPr>
+        <w:t>寻路的</w:t>
+      </w:r>
+      <w:r>
+        <w:rPr>
+          <w:rFonts w:ascii="Tahoma" w:eastAsia="微软雅黑" w:hAnsi="Tahoma" w:hint="eastAsia"/>
+          <w:kern w:val="0"/>
+          <w:sz w:val="22"/>
+        </w:rPr>
+        <w:t>目的地。</w:t>
+      </w:r>
+    </w:p>
+    <w:p>
+      <w:pPr>
+        <w:snapToGrid w:val="0"/>
+        <w:jc w:val="center"/>
+        <w:rPr>
+          <w:rFonts w:ascii="Tahoma" w:eastAsia="微软雅黑" w:hAnsi="Tahoma"/>
+          <w:kern w:val="0"/>
+          <w:sz w:val="22"/>
+        </w:rPr>
+      </w:pPr>
+      <w:r>
+        <w:rPr>
+          <w:noProof/>
+        </w:rPr>
+        <w:drawing>
+          <wp:inline distT="0" distB="0" distL="0" distR="0" wp14:anchorId="0C890F59" wp14:editId="74119324">
+            <wp:extent cx="2491740" cy="2199255"/>
+            <wp:effectExtent l="0" t="0" r="3810" b="0"/>
+            <wp:docPr id="451984353" name="图片 6"/>
+            <wp:cNvGraphicFramePr>
+              <a:graphicFrameLocks xmlns:a="http://schemas.openxmlformats.org/drawingml/2006/main" noChangeAspect="1"/>
+            </wp:cNvGraphicFramePr>
+            <a:graphic xmlns:a="http://schemas.openxmlformats.org/drawingml/2006/main">
+              <a:graphicData uri="http://schemas.openxmlformats.org/drawingml/2006/picture">
+                <pic:pic xmlns:pic="http://schemas.openxmlformats.org/drawingml/2006/picture">
+                  <pic:nvPicPr>
+                    <pic:cNvPr id="0" name="Picture 13"/>
+                    <pic:cNvPicPr>
+                      <a:picLocks noChangeAspect="1" noChangeArrowheads="1"/>
+                    </pic:cNvPicPr>
+                  </pic:nvPicPr>
+                  <pic:blipFill>
+                    <a:blip r:embed="rId31">
+                      <a:extLst>
+                        <a:ext uri="{28A0092B-C50C-407E-A947-70E740481C1C}">
+                          <a14:useLocalDpi xmlns:a14="http://schemas.microsoft.com/office/drawing/2010/main" val="0"/>
+                        </a:ext>
+                      </a:extLst>
+                    </a:blip>
+                    <a:srcRect/>
+                    <a:stretch>
+                      <a:fillRect/>
+                    </a:stretch>
+                  </pic:blipFill>
+                  <pic:spPr bwMode="auto">
+                    <a:xfrm>
+                      <a:off x="0" y="0"/>
+                      <a:ext cx="2495240" cy="2202344"/>
+                    </a:xfrm>
+                    <a:prstGeom prst="rect">
+                      <a:avLst/>
+                    </a:prstGeom>
+                    <a:noFill/>
+                    <a:ln>
+                      <a:noFill/>
+                    </a:ln>
+                  </pic:spPr>
+                </pic:pic>
+              </a:graphicData>
+            </a:graphic>
+          </wp:inline>
+        </w:drawing>
+      </w:r>
+    </w:p>
+    <w:p>
+      <w:pPr>
+        <w:widowControl/>
+        <w:jc w:val="left"/>
+        <w:rPr>
+          <w:rFonts w:ascii="Tahoma" w:eastAsia="微软雅黑" w:hAnsi="Tahoma"/>
+          <w:kern w:val="0"/>
+          <w:sz w:val="22"/>
+        </w:rPr>
+      </w:pPr>
+    </w:p>
+    <w:p>
+      <w:pPr>
+        <w:widowControl/>
+        <w:jc w:val="left"/>
+        <w:rPr>
+          <w:rFonts w:ascii="Tahoma" w:eastAsia="微软雅黑" w:hAnsi="Tahoma"/>
+          <w:kern w:val="0"/>
+          <w:sz w:val="22"/>
+        </w:rPr>
+      </w:pPr>
+      <w:r>
+        <w:rPr>
+          <w:rFonts w:ascii="Tahoma" w:eastAsia="微软雅黑" w:hAnsi="Tahoma"/>
+          <w:kern w:val="0"/>
+          <w:sz w:val="22"/>
+        </w:rPr>
+        <w:br w:type="page"/>
+      </w:r>
+    </w:p>
+    <w:p>
+      <w:pPr>
+        <w:pStyle w:val="2"/>
+        <w:rPr>
+          <w:rFonts w:hint="eastAsia"/>
+        </w:rPr>
+      </w:pPr>
+      <w:r>
+        <w:rPr>
+          <w:rFonts w:hint="eastAsia"/>
+        </w:rPr>
+        <w:lastRenderedPageBreak/>
+        <w:t>从零开始设计</w:t>
+      </w:r>
+      <w:r>
+        <w:rPr>
+          <w:rFonts w:hint="eastAsia"/>
+        </w:rPr>
+        <w:t>（DIY）</w:t>
+      </w:r>
+    </w:p>
+    <w:p>
+      <w:pPr>
+        <w:pStyle w:val="3"/>
+        <w:rPr>
+          <w:rFonts w:hint="eastAsia"/>
+        </w:rPr>
+      </w:pPr>
+      <w:r>
+        <w:rPr>
+          <w:rFonts w:hint="eastAsia"/>
+        </w:rPr>
+        <w:t>设计</w:t>
+      </w:r>
+      <w:r>
+        <w:rPr>
+          <w:rFonts w:hint="eastAsia"/>
+        </w:rPr>
+        <w:t>允许操作移动</w:t>
+      </w:r>
+      <w:r>
+        <w:rPr>
+          <w:rFonts w:hint="eastAsia"/>
+        </w:rPr>
+        <w:t>的事件</w:t>
+      </w:r>
+    </w:p>
+    <w:p>
+      <w:pPr>
+        <w:pStyle w:val="4"/>
+        <w:snapToGrid w:val="0"/>
+        <w:spacing w:before="120" w:after="120" w:line="240" w:lineRule="auto"/>
+        <w:rPr>
+          <w:rFonts w:ascii="微软雅黑" w:eastAsia="微软雅黑" w:hAnsi="微软雅黑" w:hint="eastAsia"/>
+          <w:sz w:val="22"/>
+          <w:szCs w:val="22"/>
+        </w:rPr>
+      </w:pPr>
+      <w:r>
+        <w:rPr>
+          <w:rFonts w:ascii="微软雅黑" w:eastAsia="微软雅黑" w:hAnsi="微软雅黑"/>
+          <w:sz w:val="22"/>
+          <w:szCs w:val="22"/>
+        </w:rPr>
+        <w:t>1</w:t>
+      </w:r>
+      <w:r>
+        <w:rPr>
+          <w:rFonts w:ascii="微软雅黑" w:eastAsia="微软雅黑" w:hAnsi="微软雅黑"/>
+          <w:sz w:val="22"/>
+          <w:szCs w:val="22"/>
+        </w:rPr>
+        <w:t>.</w:t>
+      </w:r>
+      <w:r>
+        <w:rPr>
+          <w:rFonts w:ascii="微软雅黑" w:eastAsia="微软雅黑" w:hAnsi="微软雅黑"/>
+          <w:sz w:val="22"/>
+          <w:szCs w:val="22"/>
+        </w:rPr>
+        <w:t xml:space="preserve"> </w:t>
+      </w:r>
+      <w:r>
+        <w:rPr>
+          <w:rFonts w:ascii="微软雅黑" w:eastAsia="微软雅黑" w:hAnsi="微软雅黑" w:hint="eastAsia"/>
+          <w:sz w:val="22"/>
+          <w:szCs w:val="22"/>
+        </w:rPr>
+        <w:t>设置一个目标</w:t>
+      </w:r>
+    </w:p>
+    <w:p>
+      <w:pPr>
+        <w:widowControl/>
+        <w:adjustRightInd w:val="0"/>
+        <w:snapToGrid w:val="0"/>
+        <w:jc w:val="left"/>
+        <w:rPr>
+          <w:rFonts w:ascii="Tahoma" w:eastAsia="微软雅黑" w:hAnsi="Tahoma"/>
+          <w:kern w:val="0"/>
+          <w:sz w:val="22"/>
+        </w:rPr>
+      </w:pPr>
+      <w:r>
+        <w:rPr>
+          <w:rFonts w:ascii="Tahoma" w:eastAsia="微软雅黑" w:hAnsi="Tahoma" w:hint="eastAsia"/>
+          <w:kern w:val="0"/>
+          <w:sz w:val="22"/>
+        </w:rPr>
+        <w:t>2</w:t>
+      </w:r>
+      <w:r>
+        <w:rPr>
+          <w:rFonts w:ascii="Tahoma" w:eastAsia="微软雅黑" w:hAnsi="Tahoma"/>
+          <w:kern w:val="0"/>
+          <w:sz w:val="22"/>
+        </w:rPr>
+        <w:t>023</w:t>
+      </w:r>
+      <w:r>
+        <w:rPr>
+          <w:rFonts w:ascii="Tahoma" w:eastAsia="微软雅黑" w:hAnsi="Tahoma" w:hint="eastAsia"/>
+          <w:kern w:val="0"/>
+          <w:sz w:val="22"/>
+        </w:rPr>
+        <w:t>年</w:t>
+      </w:r>
+      <w:r>
+        <w:rPr>
+          <w:rFonts w:ascii="Tahoma" w:eastAsia="微软雅黑" w:hAnsi="Tahoma" w:hint="eastAsia"/>
+          <w:kern w:val="0"/>
+          <w:sz w:val="22"/>
+        </w:rPr>
+        <w:t>1</w:t>
+      </w:r>
+      <w:r>
+        <w:rPr>
+          <w:rFonts w:ascii="Tahoma" w:eastAsia="微软雅黑" w:hAnsi="Tahoma"/>
+          <w:kern w:val="0"/>
+          <w:sz w:val="22"/>
+        </w:rPr>
+        <w:t>1</w:t>
+      </w:r>
+      <w:r>
+        <w:rPr>
+          <w:rFonts w:ascii="Tahoma" w:eastAsia="微软雅黑" w:hAnsi="Tahoma" w:hint="eastAsia"/>
+          <w:kern w:val="0"/>
+          <w:sz w:val="22"/>
+        </w:rPr>
+        <w:t>月</w:t>
+      </w:r>
+      <w:r>
+        <w:rPr>
+          <w:rFonts w:ascii="Tahoma" w:eastAsia="微软雅黑" w:hAnsi="Tahoma" w:hint="eastAsia"/>
+          <w:kern w:val="0"/>
+          <w:sz w:val="22"/>
+        </w:rPr>
+        <w:t>1</w:t>
+      </w:r>
+      <w:r>
+        <w:rPr>
+          <w:rFonts w:ascii="Tahoma" w:eastAsia="微软雅黑" w:hAnsi="Tahoma"/>
+          <w:kern w:val="0"/>
+          <w:sz w:val="22"/>
+        </w:rPr>
+        <w:t>4</w:t>
+      </w:r>
+      <w:r>
+        <w:rPr>
+          <w:rFonts w:ascii="Tahoma" w:eastAsia="微软雅黑" w:hAnsi="Tahoma" w:hint="eastAsia"/>
+          <w:kern w:val="0"/>
+          <w:sz w:val="22"/>
+        </w:rPr>
+        <w:t>日，</w:t>
+      </w:r>
+      <w:r>
+        <w:rPr>
+          <w:rFonts w:ascii="Tahoma" w:eastAsia="微软雅黑" w:hAnsi="Tahoma" w:hint="eastAsia"/>
+          <w:kern w:val="0"/>
+          <w:sz w:val="22"/>
+        </w:rPr>
+        <w:t>作者我在</w:t>
+      </w:r>
+      <w:r>
+        <w:rPr>
+          <w:rFonts w:ascii="Tahoma" w:eastAsia="微软雅黑" w:hAnsi="Tahoma" w:hint="eastAsia"/>
+          <w:kern w:val="0"/>
+          <w:sz w:val="22"/>
+        </w:rPr>
+        <w:t>看番剧《街角魔族》第二季第四集的时候，感觉</w:t>
+      </w:r>
+      <w:r>
+        <w:rPr>
+          <w:rFonts w:ascii="Tahoma" w:eastAsia="微软雅黑" w:hAnsi="Tahoma" w:hint="eastAsia"/>
+          <w:kern w:val="0"/>
+          <w:sz w:val="22"/>
+        </w:rPr>
+        <w:t xml:space="preserve"> </w:t>
+      </w:r>
+      <w:r>
+        <w:rPr>
+          <w:rFonts w:ascii="Tahoma" w:eastAsia="微软雅黑" w:hAnsi="Tahoma"/>
+          <w:kern w:val="0"/>
+          <w:sz w:val="22"/>
+        </w:rPr>
+        <w:t>”</w:t>
+      </w:r>
+      <w:r>
+        <w:rPr>
+          <w:rFonts w:ascii="Tahoma" w:eastAsia="微软雅黑" w:hAnsi="Tahoma" w:hint="eastAsia"/>
+          <w:kern w:val="0"/>
+          <w:sz w:val="22"/>
+        </w:rPr>
+        <w:t>灵魂可附身人偶</w:t>
+      </w:r>
+      <w:r>
+        <w:rPr>
+          <w:rFonts w:ascii="Tahoma" w:eastAsia="微软雅黑" w:hAnsi="Tahoma" w:hint="eastAsia"/>
+          <w:kern w:val="0"/>
+          <w:sz w:val="22"/>
+        </w:rPr>
+        <w:t>，</w:t>
+      </w:r>
+      <w:r>
+        <w:rPr>
+          <w:rFonts w:ascii="Tahoma" w:eastAsia="微软雅黑" w:hAnsi="Tahoma" w:hint="eastAsia"/>
+          <w:kern w:val="0"/>
+          <w:sz w:val="22"/>
+        </w:rPr>
+        <w:t>且人偶有多个备用</w:t>
+      </w:r>
+      <w:r>
+        <w:rPr>
+          <w:rFonts w:ascii="Tahoma" w:eastAsia="微软雅黑" w:hAnsi="Tahoma"/>
+          <w:kern w:val="0"/>
+          <w:sz w:val="22"/>
+        </w:rPr>
+        <w:t xml:space="preserve">” </w:t>
+      </w:r>
+      <w:r>
+        <w:rPr>
+          <w:rFonts w:ascii="Tahoma" w:eastAsia="微软雅黑" w:hAnsi="Tahoma" w:hint="eastAsia"/>
+          <w:kern w:val="0"/>
+          <w:sz w:val="22"/>
+        </w:rPr>
+        <w:t>的这个设定非常有意思</w:t>
+      </w:r>
+      <w:r>
+        <w:rPr>
+          <w:rFonts w:ascii="Tahoma" w:eastAsia="微软雅黑" w:hAnsi="Tahoma" w:hint="eastAsia"/>
+          <w:kern w:val="0"/>
+          <w:sz w:val="22"/>
+        </w:rPr>
+        <w:t>。</w:t>
+      </w:r>
+    </w:p>
+    <w:p>
+      <w:pPr>
+        <w:widowControl/>
+        <w:adjustRightInd w:val="0"/>
+        <w:snapToGrid w:val="0"/>
+        <w:jc w:val="left"/>
+        <w:rPr>
+          <w:rFonts w:ascii="Tahoma" w:eastAsia="微软雅黑" w:hAnsi="Tahoma"/>
+          <w:kern w:val="0"/>
+          <w:sz w:val="22"/>
+        </w:rPr>
+      </w:pPr>
+      <w:r>
+        <w:rPr>
+          <w:rFonts w:ascii="Tahoma" w:eastAsia="微软雅黑" w:hAnsi="Tahoma" w:hint="eastAsia"/>
+          <w:kern w:val="0"/>
+          <w:sz w:val="22"/>
+        </w:rPr>
+        <w:t>正好最近在写</w:t>
+      </w:r>
+      <w:r>
+        <w:rPr>
+          <w:rFonts w:ascii="Tahoma" w:eastAsia="微软雅黑" w:hAnsi="Tahoma" w:hint="eastAsia"/>
+          <w:kern w:val="0"/>
+          <w:sz w:val="22"/>
+        </w:rPr>
+        <w:t xml:space="preserve"> </w:t>
+      </w:r>
+      <w:r>
+        <w:rPr>
+          <w:rFonts w:ascii="Tahoma" w:eastAsia="微软雅黑" w:hAnsi="Tahoma" w:hint="eastAsia"/>
+          <w:kern w:val="0"/>
+          <w:sz w:val="22"/>
+        </w:rPr>
+        <w:t>允许操作移动</w:t>
+      </w:r>
+      <w:r>
+        <w:rPr>
+          <w:rFonts w:ascii="Tahoma" w:eastAsia="微软雅黑" w:hAnsi="Tahoma" w:hint="eastAsia"/>
+          <w:kern w:val="0"/>
+          <w:sz w:val="22"/>
+        </w:rPr>
+        <w:t xml:space="preserve"> </w:t>
+      </w:r>
+      <w:r>
+        <w:rPr>
+          <w:rFonts w:ascii="Tahoma" w:eastAsia="微软雅黑" w:hAnsi="Tahoma" w:hint="eastAsia"/>
+          <w:kern w:val="0"/>
+          <w:sz w:val="22"/>
+        </w:rPr>
+        <w:t>插件，那么操作事件作为人偶来移动，也是一件有意思的玩法。于是作者我就开坑了。</w:t>
+      </w:r>
+    </w:p>
+    <w:p>
+      <w:pPr>
+        <w:widowControl/>
+        <w:adjustRightInd w:val="0"/>
+        <w:snapToGrid w:val="0"/>
+        <w:jc w:val="center"/>
+        <w:rPr>
+          <w:rFonts w:ascii="宋体" w:eastAsia="宋体" w:hAnsi="宋体" w:cs="宋体" w:hint="eastAsia"/>
+          <w:kern w:val="0"/>
+          <w:sz w:val="24"/>
+          <w:szCs w:val="24"/>
+        </w:rPr>
+      </w:pPr>
+      <w:r>
+        <w:rPr>
+          <w:noProof/>
+        </w:rPr>
+        <w:drawing>
+          <wp:inline distT="0" distB="0" distL="0" distR="0" wp14:anchorId="23681FB3" wp14:editId="5F38CC43">
+            <wp:extent cx="4762500" cy="2887980"/>
+            <wp:effectExtent l="0" t="0" r="0" b="7620"/>
+            <wp:docPr id="2068270475" name="图片 11"/>
+            <wp:cNvGraphicFramePr>
+              <a:graphicFrameLocks xmlns:a="http://schemas.openxmlformats.org/drawingml/2006/main" noChangeAspect="1"/>
+            </wp:cNvGraphicFramePr>
+            <a:graphic xmlns:a="http://schemas.openxmlformats.org/drawingml/2006/main">
+              <a:graphicData uri="http://schemas.openxmlformats.org/drawingml/2006/picture">
+                <pic:pic xmlns:pic="http://schemas.openxmlformats.org/drawingml/2006/picture">
+                  <pic:nvPicPr>
+                    <pic:cNvPr id="0" name="Picture 23"/>
+                    <pic:cNvPicPr>
+                      <a:picLocks noChangeAspect="1" noChangeArrowheads="1"/>
+                    </pic:cNvPicPr>
+                  </pic:nvPicPr>
+                  <pic:blipFill>
+                    <a:blip r:embed="rId32">
+                      <a:extLst>
+                        <a:ext uri="{28A0092B-C50C-407E-A947-70E740481C1C}">
+                          <a14:useLocalDpi xmlns:a14="http://schemas.microsoft.com/office/drawing/2010/main" val="0"/>
+                        </a:ext>
+                      </a:extLst>
+                    </a:blip>
+                    <a:srcRect/>
+                    <a:stretch>
+                      <a:fillRect/>
+                    </a:stretch>
+                  </pic:blipFill>
+                  <pic:spPr bwMode="auto">
+                    <a:xfrm>
+                      <a:off x="0" y="0"/>
+                      <a:ext cx="4762500" cy="2887980"/>
+                    </a:xfrm>
+                    <a:prstGeom prst="rect">
+                      <a:avLst/>
+                    </a:prstGeom>
+                    <a:noFill/>
+                    <a:ln>
+                      <a:noFill/>
+                    </a:ln>
+                  </pic:spPr>
+                </pic:pic>
+              </a:graphicData>
+            </a:graphic>
+          </wp:inline>
+        </w:drawing>
+      </w:r>
+    </w:p>
+    <w:p>
+      <w:pPr>
+        <w:widowControl/>
+        <w:adjustRightInd w:val="0"/>
+        <w:snapToGrid w:val="0"/>
+        <w:jc w:val="center"/>
+        <w:rPr>
+          <w:rFonts w:ascii="宋体" w:eastAsia="宋体" w:hAnsi="宋体" w:cs="宋体" w:hint="eastAsia"/>
+          <w:kern w:val="0"/>
+          <w:sz w:val="24"/>
+          <w:szCs w:val="24"/>
+        </w:rPr>
+      </w:pPr>
+      <w:r>
+        <w:rPr>
+          <w:noProof/>
+        </w:rPr>
+        <w:drawing>
+          <wp:inline distT="0" distB="0" distL="0" distR="0" wp14:anchorId="1A4C1C07" wp14:editId="55E7C6B1">
+            <wp:extent cx="3154680" cy="424789"/>
+            <wp:effectExtent l="0" t="0" r="0" b="0"/>
+            <wp:docPr id="942519725" name="图片 12"/>
+            <wp:cNvGraphicFramePr>
+              <a:graphicFrameLocks xmlns:a="http://schemas.openxmlformats.org/drawingml/2006/main" noChangeAspect="1"/>
+            </wp:cNvGraphicFramePr>
+            <a:graphic xmlns:a="http://schemas.openxmlformats.org/drawingml/2006/main">
+              <a:graphicData uri="http://schemas.openxmlformats.org/drawingml/2006/picture">
+                <pic:pic xmlns:pic="http://schemas.openxmlformats.org/drawingml/2006/picture">
+                  <pic:nvPicPr>
+                    <pic:cNvPr id="0" name="Picture 25"/>
+                    <pic:cNvPicPr>
+                      <a:picLocks noChangeAspect="1" noChangeArrowheads="1"/>
+                    </pic:cNvPicPr>
+                  </pic:nvPicPr>
+                  <pic:blipFill>
+                    <a:blip r:embed="rId33">
+                      <a:extLst>
+                        <a:ext uri="{28A0092B-C50C-407E-A947-70E740481C1C}">
+                          <a14:useLocalDpi xmlns:a14="http://schemas.microsoft.com/office/drawing/2010/main" val="0"/>
+                        </a:ext>
+                      </a:extLst>
+                    </a:blip>
+                    <a:srcRect/>
+                    <a:stretch>
+                      <a:fillRect/>
+                    </a:stretch>
+                  </pic:blipFill>
+                  <pic:spPr bwMode="auto">
+                    <a:xfrm>
+                      <a:off x="0" y="0"/>
+                      <a:ext cx="3184719" cy="428834"/>
                     </a:xfrm>
                     <a:prstGeom prst="rect">
                       <a:avLst/>
@@ -12064,16 +14048,7 @@
           <w:kern w:val="0"/>
           <w:sz w:val="22"/>
         </w:rPr>
-        <w:t>地图镜头插件</w:t>
-      </w:r>
-      <w:proofErr w:type="gramStart"/>
-      <w:r>
-        <w:rPr>
-          <w:rFonts w:ascii="Tahoma" w:eastAsia="微软雅黑" w:hAnsi="Tahoma" w:hint="eastAsia"/>
-          <w:kern w:val="0"/>
-          <w:sz w:val="22"/>
-        </w:rPr>
-        <w:t>始终</w:t>
+        <w:t>地图镜头插件始终</w:t>
       </w:r>
       <w:r>
         <w:rPr>
@@ -12083,7 +14058,6 @@
         </w:rPr>
         <w:t>看</w:t>
       </w:r>
-      <w:proofErr w:type="gramEnd"/>
       <w:r>
         <w:rPr>
           <w:rFonts w:ascii="Tahoma" w:eastAsia="微软雅黑" w:hAnsi="Tahoma" w:hint="eastAsia"/>
@@ -12142,7 +14116,6 @@
           <w:sz w:val="22"/>
           <w:szCs w:val="22"/>
         </w:rPr>
-        <w:lastRenderedPageBreak/>
         <w:t>3.</w:t>
       </w:r>
       <w:r>
@@ -12196,17 +14169,13 @@
       </w:pPr>
       <w:r>
         <w:rPr>
-          <w:rFonts w:ascii="宋体" w:eastAsia="宋体" w:hAnsi="宋体" w:cs="宋体"/>
           <w:noProof/>
-          <w:kern w:val="0"/>
-          <w:sz w:val="24"/>
-          <w:szCs w:val="24"/>
         </w:rPr>
         <w:drawing>
-          <wp:inline distT="0" distB="0" distL="0" distR="0" wp14:anchorId="74D145E7" wp14:editId="23AE44A6">
-            <wp:extent cx="2926080" cy="2141894"/>
-            <wp:effectExtent l="0" t="0" r="7620" b="0"/>
-            <wp:docPr id="1577842207" name="图片 2"/>
+          <wp:inline distT="0" distB="0" distL="0" distR="0" wp14:anchorId="73C43CD8" wp14:editId="2E4C976C">
+            <wp:extent cx="3170303" cy="2324100"/>
+            <wp:effectExtent l="0" t="0" r="0" b="0"/>
+            <wp:docPr id="149589724" name="图片 13"/>
             <wp:cNvGraphicFramePr>
               <a:graphicFrameLocks xmlns:a="http://schemas.openxmlformats.org/drawingml/2006/main" noChangeAspect="1"/>
             </wp:cNvGraphicFramePr>
@@ -12214,13 +14183,13 @@
               <a:graphicData uri="http://schemas.openxmlformats.org/drawingml/2006/picture">
                 <pic:pic xmlns:pic="http://schemas.openxmlformats.org/drawingml/2006/picture">
                   <pic:nvPicPr>
-                    <pic:cNvPr id="0" name="Picture 7"/>
+                    <pic:cNvPr id="0" name="Picture 27"/>
                     <pic:cNvPicPr>
                       <a:picLocks noChangeAspect="1" noChangeArrowheads="1"/>
                     </pic:cNvPicPr>
                   </pic:nvPicPr>
                   <pic:blipFill>
-                    <a:blip r:embed="rId25" cstate="print">
+                    <a:blip r:embed="rId34">
                       <a:extLst>
                         <a:ext uri="{28A0092B-C50C-407E-A947-70E740481C1C}">
                           <a14:useLocalDpi xmlns:a14="http://schemas.microsoft.com/office/drawing/2010/main" val="0"/>
@@ -12235,7 +14204,7 @@
                   <pic:spPr bwMode="auto">
                     <a:xfrm>
                       <a:off x="0" y="0"/>
-                      <a:ext cx="2938344" cy="2150871"/>
+                      <a:ext cx="3174251" cy="2326995"/>
                     </a:xfrm>
                     <a:prstGeom prst="rect">
                       <a:avLst/>
@@ -12307,25 +14276,7 @@
           <w:kern w:val="0"/>
           <w:sz w:val="22"/>
         </w:rPr>
-        <w:t>，然后</w:t>
-      </w:r>
-      <w:proofErr w:type="gramStart"/>
-      <w:r>
-        <w:rPr>
-          <w:rFonts w:ascii="Tahoma" w:eastAsia="微软雅黑" w:hAnsi="Tahoma" w:hint="eastAsia"/>
-          <w:kern w:val="0"/>
-          <w:sz w:val="22"/>
-        </w:rPr>
-        <w:t>给事件</w:t>
-      </w:r>
-      <w:proofErr w:type="gramEnd"/>
-      <w:r>
-        <w:rPr>
-          <w:rFonts w:ascii="Tahoma" w:eastAsia="微软雅黑" w:hAnsi="Tahoma" w:hint="eastAsia"/>
-          <w:kern w:val="0"/>
-          <w:sz w:val="22"/>
-        </w:rPr>
-        <w:t>绑定权限。</w:t>
+        <w:t>，然后给事件绑定权限。</w:t>
       </w:r>
     </w:p>
     <w:p>
@@ -12341,17 +14292,13 @@
       </w:pPr>
       <w:r>
         <w:rPr>
-          <w:rFonts w:ascii="宋体" w:eastAsia="宋体" w:hAnsi="宋体" w:cs="宋体"/>
           <w:noProof/>
-          <w:kern w:val="0"/>
-          <w:sz w:val="24"/>
-          <w:szCs w:val="24"/>
         </w:rPr>
         <w:drawing>
-          <wp:inline distT="0" distB="0" distL="0" distR="0" wp14:anchorId="194E0FC6" wp14:editId="65AA3B70">
-            <wp:extent cx="3818890" cy="2550831"/>
-            <wp:effectExtent l="0" t="0" r="0" b="1905"/>
-            <wp:docPr id="10" name="图片 10"/>
+          <wp:inline distT="0" distB="0" distL="0" distR="0" wp14:anchorId="22DCF688" wp14:editId="4E3D7CEE">
+            <wp:extent cx="3776055" cy="2522220"/>
+            <wp:effectExtent l="0" t="0" r="0" b="0"/>
+            <wp:docPr id="2052959077" name="图片 14"/>
             <wp:cNvGraphicFramePr>
               <a:graphicFrameLocks xmlns:a="http://schemas.openxmlformats.org/drawingml/2006/main" noChangeAspect="1"/>
             </wp:cNvGraphicFramePr>
@@ -12359,7 +14306,7 @@
               <a:graphicData uri="http://schemas.openxmlformats.org/drawingml/2006/picture">
                 <pic:pic xmlns:pic="http://schemas.openxmlformats.org/drawingml/2006/picture">
                   <pic:nvPicPr>
-                    <pic:cNvPr id="0" name="Picture 15"/>
+                    <pic:cNvPr id="0" name="Picture 29"/>
                     <pic:cNvPicPr>
                       <a:picLocks noChangeAspect="1" noChangeArrowheads="1"/>
                     </pic:cNvPicPr>
@@ -12380,7 +14327,7 @@
                   <pic:spPr bwMode="auto">
                     <a:xfrm>
                       <a:off x="0" y="0"/>
-                      <a:ext cx="3833289" cy="2560449"/>
+                      <a:ext cx="3793584" cy="2533928"/>
                     </a:xfrm>
                     <a:prstGeom prst="rect">
                       <a:avLst/>
@@ -12431,17 +14378,13 @@
       </w:pPr>
       <w:r>
         <w:rPr>
-          <w:rFonts w:ascii="宋体" w:eastAsia="宋体" w:hAnsi="宋体" w:cs="宋体"/>
           <w:noProof/>
-          <w:kern w:val="0"/>
-          <w:sz w:val="24"/>
-          <w:szCs w:val="24"/>
         </w:rPr>
         <w:drawing>
-          <wp:inline distT="0" distB="0" distL="0" distR="0" wp14:anchorId="4FB4B85B" wp14:editId="5ED37F40">
-            <wp:extent cx="2731387" cy="2072640"/>
-            <wp:effectExtent l="0" t="0" r="0" b="3810"/>
-            <wp:docPr id="1753931786" name="图片 3"/>
+          <wp:inline distT="0" distB="0" distL="0" distR="0" wp14:anchorId="6FD047E6" wp14:editId="0BC2E533">
+            <wp:extent cx="2438400" cy="1855096"/>
+            <wp:effectExtent l="0" t="0" r="0" b="0"/>
+            <wp:docPr id="1322466274" name="图片 15"/>
             <wp:cNvGraphicFramePr>
               <a:graphicFrameLocks xmlns:a="http://schemas.openxmlformats.org/drawingml/2006/main" noChangeAspect="1"/>
             </wp:cNvGraphicFramePr>
@@ -12449,13 +14392,13 @@
               <a:graphicData uri="http://schemas.openxmlformats.org/drawingml/2006/picture">
                 <pic:pic xmlns:pic="http://schemas.openxmlformats.org/drawingml/2006/picture">
                   <pic:nvPicPr>
-                    <pic:cNvPr id="0" name="Picture 9"/>
+                    <pic:cNvPr id="0" name="Picture 31"/>
                     <pic:cNvPicPr>
                       <a:picLocks noChangeAspect="1" noChangeArrowheads="1"/>
                     </pic:cNvPicPr>
                   </pic:nvPicPr>
                   <pic:blipFill>
-                    <a:blip r:embed="rId26">
+                    <a:blip r:embed="rId35">
                       <a:extLst>
                         <a:ext uri="{28A0092B-C50C-407E-A947-70E740481C1C}">
                           <a14:useLocalDpi xmlns:a14="http://schemas.microsoft.com/office/drawing/2010/main" val="0"/>
@@ -12470,7 +14413,7 @@
                   <pic:spPr bwMode="auto">
                     <a:xfrm>
                       <a:off x="0" y="0"/>
-                      <a:ext cx="2734868" cy="2075282"/>
+                      <a:ext cx="2444084" cy="1859421"/>
                     </a:xfrm>
                     <a:prstGeom prst="rect">
                       <a:avLst/>
@@ -12497,14 +14440,6 @@
           <w:sz w:val="22"/>
         </w:rPr>
       </w:pPr>
-      <w:r>
-        <w:rPr>
-          <w:rFonts w:ascii="Tahoma" w:eastAsia="微软雅黑" w:hAnsi="Tahoma"/>
-          <w:kern w:val="0"/>
-          <w:sz w:val="22"/>
-        </w:rPr>
-        <w:br w:type="page"/>
-      </w:r>
     </w:p>
     <w:p>
       <w:pPr>
@@ -12662,17 +14597,13 @@
       </w:pPr>
       <w:r>
         <w:rPr>
-          <w:rFonts w:ascii="宋体" w:eastAsia="宋体" w:hAnsi="宋体" w:cs="宋体"/>
           <w:noProof/>
-          <w:kern w:val="0"/>
-          <w:sz w:val="24"/>
-          <w:szCs w:val="24"/>
         </w:rPr>
         <w:drawing>
-          <wp:inline distT="0" distB="0" distL="0" distR="0" wp14:anchorId="62007582" wp14:editId="1CB70099">
-            <wp:extent cx="3063240" cy="1248670"/>
-            <wp:effectExtent l="0" t="0" r="3810" b="8890"/>
-            <wp:docPr id="1626570408" name="图片 4"/>
+          <wp:inline distT="0" distB="0" distL="0" distR="0" wp14:anchorId="57D5B7B0" wp14:editId="47A088D4">
+            <wp:extent cx="3794760" cy="1546860"/>
+            <wp:effectExtent l="0" t="0" r="0" b="0"/>
+            <wp:docPr id="1182716110" name="图片 16"/>
             <wp:cNvGraphicFramePr>
               <a:graphicFrameLocks xmlns:a="http://schemas.openxmlformats.org/drawingml/2006/main" noChangeAspect="1"/>
             </wp:cNvGraphicFramePr>
@@ -12680,13 +14611,13 @@
               <a:graphicData uri="http://schemas.openxmlformats.org/drawingml/2006/picture">
                 <pic:pic xmlns:pic="http://schemas.openxmlformats.org/drawingml/2006/picture">
                   <pic:nvPicPr>
-                    <pic:cNvPr id="0" name="Picture 11"/>
+                    <pic:cNvPr id="0" name="Picture 33"/>
                     <pic:cNvPicPr>
                       <a:picLocks noChangeAspect="1" noChangeArrowheads="1"/>
                     </pic:cNvPicPr>
                   </pic:nvPicPr>
                   <pic:blipFill>
-                    <a:blip r:embed="rId27">
+                    <a:blip r:embed="rId36">
                       <a:extLst>
                         <a:ext uri="{28A0092B-C50C-407E-A947-70E740481C1C}">
                           <a14:useLocalDpi xmlns:a14="http://schemas.microsoft.com/office/drawing/2010/main" val="0"/>
@@ -12701,7 +14632,7 @@
                   <pic:spPr bwMode="auto">
                     <a:xfrm>
                       <a:off x="0" y="0"/>
-                      <a:ext cx="3069607" cy="1251266"/>
+                      <a:ext cx="3794760" cy="1546860"/>
                     </a:xfrm>
                     <a:prstGeom prst="rect">
                       <a:avLst/>
@@ -12752,18 +14683,8 @@
                 <w:kern w:val="0"/>
                 <w:sz w:val="22"/>
               </w:rPr>
-              <w:t>你也可以</w:t>
-            </w:r>
-            <w:proofErr w:type="gramStart"/>
-            <w:r>
-              <w:rPr>
-                <w:rFonts w:ascii="Tahoma" w:eastAsia="微软雅黑" w:hAnsi="Tahoma" w:hint="eastAsia"/>
-                <w:kern w:val="0"/>
-                <w:sz w:val="22"/>
-              </w:rPr>
-              <w:t>给事件加</w:t>
-            </w:r>
-            <w:proofErr w:type="gramEnd"/>
+              <w:t>你也可以给事件加</w:t>
+            </w:r>
             <w:r>
               <w:rPr>
                 <w:rFonts w:ascii="Tahoma" w:eastAsia="微软雅黑" w:hAnsi="Tahoma" w:hint="eastAsia"/>
@@ -12969,17 +14890,13 @@
       </w:pPr>
       <w:r>
         <w:rPr>
-          <w:rFonts w:ascii="宋体" w:eastAsia="宋体" w:hAnsi="宋体" w:cs="宋体"/>
           <w:noProof/>
-          <w:kern w:val="0"/>
-          <w:sz w:val="24"/>
-          <w:szCs w:val="24"/>
         </w:rPr>
         <w:drawing>
-          <wp:inline distT="0" distB="0" distL="0" distR="0" wp14:anchorId="4CFEDE00" wp14:editId="07F8E097">
-            <wp:extent cx="4495800" cy="651565"/>
+          <wp:inline distT="0" distB="0" distL="0" distR="0" wp14:anchorId="1CB8C6A7" wp14:editId="1D9185C7">
+            <wp:extent cx="4732020" cy="685800"/>
             <wp:effectExtent l="0" t="0" r="0" b="0"/>
-            <wp:docPr id="1554379214" name="图片 5"/>
+            <wp:docPr id="1872327466" name="图片 17"/>
             <wp:cNvGraphicFramePr>
               <a:graphicFrameLocks xmlns:a="http://schemas.openxmlformats.org/drawingml/2006/main" noChangeAspect="1"/>
             </wp:cNvGraphicFramePr>
@@ -12987,13 +14904,13 @@
               <a:graphicData uri="http://schemas.openxmlformats.org/drawingml/2006/picture">
                 <pic:pic xmlns:pic="http://schemas.openxmlformats.org/drawingml/2006/picture">
                   <pic:nvPicPr>
-                    <pic:cNvPr id="0" name="Picture 13"/>
+                    <pic:cNvPr id="0" name="Picture 35"/>
                     <pic:cNvPicPr>
                       <a:picLocks noChangeAspect="1" noChangeArrowheads="1"/>
                     </pic:cNvPicPr>
                   </pic:nvPicPr>
                   <pic:blipFill>
-                    <a:blip r:embed="rId28">
+                    <a:blip r:embed="rId37">
                       <a:extLst>
                         <a:ext uri="{28A0092B-C50C-407E-A947-70E740481C1C}">
                           <a14:useLocalDpi xmlns:a14="http://schemas.microsoft.com/office/drawing/2010/main" val="0"/>
@@ -13008,7 +14925,7 @@
                   <pic:spPr bwMode="auto">
                     <a:xfrm>
                       <a:off x="0" y="0"/>
-                      <a:ext cx="4503715" cy="652712"/>
+                      <a:ext cx="4732020" cy="685800"/>
                     </a:xfrm>
                     <a:prstGeom prst="rect">
                       <a:avLst/>
@@ -13039,7 +14956,7 @@
       </w:pPr>
     </w:p>
     <w:sectPr>
-      <w:headerReference w:type="default" r:id="rId29"/>
+      <w:headerReference w:type="default" r:id="rId38"/>
       <w:pgSz w:w="11906" w:h="16838"/>
       <w:pgMar w:top="1440" w:right="1800" w:bottom="1440" w:left="1800" w:header="851" w:footer="992" w:gutter="0"/>
       <w:cols w:space="425"/>
@@ -13787,6 +15704,7 @@
   <w:style w:type="character" w:default="1" w:styleId="a0">
     <w:name w:val="Default Paragraph Font"/>
     <w:uiPriority w:val="1"/>
+    <w:semiHidden/>
     <w:unhideWhenUsed/>
   </w:style>
   <w:style w:type="table" w:default="1" w:styleId="a1">
